--- a/reports/prompt_ablation_results.docx
+++ b/reports/prompt_ablation_results.docx
@@ -4569,7 +4569,7 @@
       <w:r>
         <w:drawing>
           <wp:inline xmlns:a="http://schemas.openxmlformats.org/drawingml/2006/main" xmlns:pic="http://schemas.openxmlformats.org/drawingml/2006/picture">
-            <wp:extent cx="8229600" cy="7378872"/>
+            <wp:extent cx="8229600" cy="7580325"/>
             <wp:docPr id="1" name="Picture 1"/>
             <wp:cNvGraphicFramePr>
               <a:graphicFrameLocks noChangeAspect="1"/>
@@ -4590,7 +4590,7 @@
                   <pic:spPr>
                     <a:xfrm>
                       <a:off x="0" y="0"/>
-                      <a:ext cx="8229600" cy="7378872"/>
+                      <a:ext cx="8229600" cy="7580325"/>
                     </a:xfrm>
                     <a:prstGeom prst="rect"/>
                   </pic:spPr>
@@ -4610,7 +4610,7 @@
           <w:i/>
           <w:sz w:val="18"/>
         </w:rPr>
-        <w:t>Figure 1. Exact accuracy, macro-F1, and QWK by rating domain with 95% participant-clustered bootstrap intervals. Lines connect configurations evaluated on the same canonical test messages.</w:t>
+        <w:t>Figure 1. Exact accuracy, macro-F1, and QWK by rating domain. Lines connect configurations evaluated on the same canonical test messages; 95% intervals are given in Tables 1–3.</w:t>
       </w:r>
     </w:p>
     <w:p>
@@ -8423,7 +8423,7 @@
       <w:r>
         <w:drawing>
           <wp:inline xmlns:a="http://schemas.openxmlformats.org/drawingml/2006/main" xmlns:pic="http://schemas.openxmlformats.org/drawingml/2006/picture">
-            <wp:extent cx="8229600" cy="4934221"/>
+            <wp:extent cx="8229600" cy="5160174"/>
             <wp:docPr id="2" name="Picture 2"/>
             <wp:cNvGraphicFramePr>
               <a:graphicFrameLocks noChangeAspect="1"/>
@@ -8444,7 +8444,7 @@
                   <pic:spPr>
                     <a:xfrm>
                       <a:off x="0" y="0"/>
-                      <a:ext cx="8229600" cy="4934221"/>
+                      <a:ext cx="8229600" cy="5160174"/>
                     </a:xfrm>
                     <a:prstGeom prst="rect"/>
                   </pic:spPr>
@@ -8464,7 +8464,7 @@
           <w:i/>
           <w:sz w:val="18"/>
         </w:rPr>
-        <w:t>Figure 2. Directional accuracy and directional macro-F1 by rating domain with 95% intervals. Direction is low (1–2), neutral (3), or high (4–5).</w:t>
+        <w:t>Figure 2. Directional accuracy and directional macro-F1 by rating domain. Direction is low (1–2), neutral (3), or high (4–5).</w:t>
       </w:r>
     </w:p>
     <w:p>
@@ -18487,7 +18487,7 @@
       <w:r>
         <w:drawing>
           <wp:inline xmlns:a="http://schemas.openxmlformats.org/drawingml/2006/main" xmlns:pic="http://schemas.openxmlformats.org/drawingml/2006/picture">
-            <wp:extent cx="8229600" cy="4517966"/>
+            <wp:extent cx="8229600" cy="4707783"/>
             <wp:docPr id="3" name="Picture 3"/>
             <wp:cNvGraphicFramePr>
               <a:graphicFrameLocks noChangeAspect="1"/>
@@ -18508,7 +18508,7 @@
                   <pic:spPr>
                     <a:xfrm>
                       <a:off x="0" y="0"/>
-                      <a:ext cx="8229600" cy="4517966"/>
+                      <a:ext cx="8229600" cy="4707783"/>
                     </a:xfrm>
                     <a:prstGeom prst="rect"/>
                   </pic:spPr>
@@ -25298,7 +25298,7 @@
       <w:r>
         <w:drawing>
           <wp:inline xmlns:a="http://schemas.openxmlformats.org/drawingml/2006/main" xmlns:pic="http://schemas.openxmlformats.org/drawingml/2006/picture">
-            <wp:extent cx="7680960" cy="6886947"/>
+            <wp:extent cx="7680960" cy="6254278"/>
             <wp:docPr id="4" name="Picture 4"/>
             <wp:cNvGraphicFramePr>
               <a:graphicFrameLocks noChangeAspect="1"/>
@@ -25319,7 +25319,7 @@
                   <pic:spPr>
                     <a:xfrm>
                       <a:off x="0" y="0"/>
-                      <a:ext cx="7680960" cy="6886947"/>
+                      <a:ext cx="7680960" cy="6254278"/>
                     </a:xfrm>
                     <a:prstGeom prst="rect"/>
                   </pic:spPr>
@@ -25339,55 +25339,7 @@
           <w:i/>
           <w:sz w:val="18"/>
         </w:rPr>
-        <w:t>Figure 4. Observed versus predicted rating distributions on the 898 held-out messages, by model and domain.</w:t>
-      </w:r>
-    </w:p>
-    <w:p>
-      <w:r>
-        <w:drawing>
-          <wp:inline xmlns:a="http://schemas.openxmlformats.org/drawingml/2006/main" xmlns:pic="http://schemas.openxmlformats.org/drawingml/2006/picture">
-            <wp:extent cx="7680960" cy="6886947"/>
-            <wp:docPr id="5" name="Picture 5"/>
-            <wp:cNvGraphicFramePr>
-              <a:graphicFrameLocks noChangeAspect="1"/>
-            </wp:cNvGraphicFramePr>
-            <a:graphic>
-              <a:graphicData uri="http://schemas.openxmlformats.org/drawingml/2006/picture">
-                <pic:pic>
-                  <pic:nvPicPr>
-                    <pic:cNvPr id="0" name="prompt_ablation_signed_error_distributions_dt10.png"/>
-                    <pic:cNvPicPr/>
-                  </pic:nvPicPr>
-                  <pic:blipFill>
-                    <a:blip r:embed="rId13"/>
-                    <a:stretch>
-                      <a:fillRect/>
-                    </a:stretch>
-                  </pic:blipFill>
-                  <pic:spPr>
-                    <a:xfrm>
-                      <a:off x="0" y="0"/>
-                      <a:ext cx="7680960" cy="6886947"/>
-                    </a:xfrm>
-                    <a:prstGeom prst="rect"/>
-                  </pic:spPr>
-                </pic:pic>
-              </a:graphicData>
-            </a:graphic>
-          </wp:inline>
-        </w:drawing>
-      </w:r>
-    </w:p>
-    <w:p>
-      <w:pPr>
-        <w:jc w:val="center"/>
-      </w:pPr>
-      <w:r>
-        <w:rPr>
-          <w:i/>
-          <w:sz w:val="18"/>
-        </w:rPr>
-        <w:t>Figure 5. Distribution of predicted minus observed rating, by model and domain. Zero is an exact match.</w:t>
+        <w:t>Figure 4. Human versus predicted rating distributions on the 898 held-out messages, by prompt configuration and domain. Gray background bars are the human ratings; coloured bars are each model's predictions.</w:t>
       </w:r>
     </w:p>
     <w:sectPr>

--- a/reports/prompt_ablation_results.docx
+++ b/reports/prompt_ablation_results.docx
@@ -18353,8183 +18353,7 @@
         <w:pStyle w:val="Heading1"/>
       </w:pPr>
       <w:r>
-        <w:t>Table 5. Best configuration per model, domain, and metric, and which configurations are comparable to it</w:t>
-      </w:r>
-    </w:p>
-    <w:p>
-      <w:r>
-        <w:t>The configuration with the highest point estimate; configurations whose paired 95% interval against it includes zero (comparable); and those whose interval excludes zero (significantly worse). Differences are best minus other.</w:t>
-      </w:r>
-    </w:p>
-    <w:tbl>
-      <w:tblPr>
-        <w:tblStyle w:val="TableGrid"/>
-        <w:tblW w:type="auto" w:w="0"/>
-        <w:tblLook w:firstColumn="1" w:firstRow="1" w:lastColumn="0" w:lastRow="0" w:noHBand="0" w:noVBand="1" w:val="04A0"/>
-      </w:tblPr>
-      <w:tblGrid>
-        <w:gridCol w:w="2037"/>
-        <w:gridCol w:w="2037"/>
-        <w:gridCol w:w="2037"/>
-        <w:gridCol w:w="2037"/>
-        <w:gridCol w:w="2037"/>
-        <w:gridCol w:w="2037"/>
-        <w:gridCol w:w="2037"/>
-      </w:tblGrid>
-      <w:tr>
-        <w:tc>
-          <w:tcPr>
-            <w:tcW w:type="dxa" w:w="2037"/>
-            <w:shd w:fill="1F4E79"/>
-          </w:tcPr>
-          <w:p>
-            <w:r/>
-            <w:r>
-              <w:rPr>
-                <w:b/>
-                <w:color w:val="FFFFFF"/>
-                <w:sz w:val="15"/>
-              </w:rPr>
-              <w:t>Metric</w:t>
-            </w:r>
-          </w:p>
-        </w:tc>
-        <w:tc>
-          <w:tcPr>
-            <w:tcW w:type="dxa" w:w="2037"/>
-            <w:shd w:fill="1F4E79"/>
-          </w:tcPr>
-          <w:p>
-            <w:r/>
-            <w:r>
-              <w:rPr>
-                <w:b/>
-                <w:color w:val="FFFFFF"/>
-                <w:sz w:val="15"/>
-              </w:rPr>
-              <w:t>Domain</w:t>
-            </w:r>
-          </w:p>
-        </w:tc>
-        <w:tc>
-          <w:tcPr>
-            <w:tcW w:type="dxa" w:w="2037"/>
-            <w:shd w:fill="1F4E79"/>
-          </w:tcPr>
-          <w:p>
-            <w:r/>
-            <w:r>
-              <w:rPr>
-                <w:b/>
-                <w:color w:val="FFFFFF"/>
-                <w:sz w:val="15"/>
-              </w:rPr>
-              <w:t>Model</w:t>
-            </w:r>
-          </w:p>
-        </w:tc>
-        <w:tc>
-          <w:tcPr>
-            <w:tcW w:type="dxa" w:w="2037"/>
-            <w:shd w:fill="1F4E79"/>
-          </w:tcPr>
-          <w:p>
-            <w:r/>
-            <w:r>
-              <w:rPr>
-                <w:b/>
-                <w:color w:val="FFFFFF"/>
-                <w:sz w:val="15"/>
-              </w:rPr>
-              <w:t>Best configuration</w:t>
-            </w:r>
-          </w:p>
-        </w:tc>
-        <w:tc>
-          <w:tcPr>
-            <w:tcW w:type="dxa" w:w="2037"/>
-            <w:shd w:fill="1F4E79"/>
-          </w:tcPr>
-          <w:p>
-            <w:r/>
-            <w:r>
-              <w:rPr>
-                <w:b/>
-                <w:color w:val="FFFFFF"/>
-                <w:sz w:val="15"/>
-              </w:rPr>
-              <w:t>Estimate</w:t>
-            </w:r>
-          </w:p>
-        </w:tc>
-        <w:tc>
-          <w:tcPr>
-            <w:tcW w:type="dxa" w:w="2037"/>
-            <w:shd w:fill="1F4E79"/>
-          </w:tcPr>
-          <w:p>
-            <w:r/>
-            <w:r>
-              <w:rPr>
-                <w:b/>
-                <w:color w:val="FFFFFF"/>
-                <w:sz w:val="15"/>
-              </w:rPr>
-              <w:t>Comparable to best (Δ, 95% CI)</w:t>
-            </w:r>
-          </w:p>
-        </w:tc>
-        <w:tc>
-          <w:tcPr>
-            <w:tcW w:type="dxa" w:w="2037"/>
-            <w:shd w:fill="1F4E79"/>
-          </w:tcPr>
-          <w:p>
-            <w:r/>
-            <w:r>
-              <w:rPr>
-                <w:b/>
-                <w:color w:val="FFFFFF"/>
-                <w:sz w:val="15"/>
-              </w:rPr>
-              <w:t>Significantly worse than best (Δ, 95% CI)</w:t>
-            </w:r>
-          </w:p>
-        </w:tc>
-      </w:tr>
-      <w:tr>
-        <w:tc>
-          <w:tcPr>
-            <w:tcW w:type="dxa" w:w="2037"/>
-          </w:tcPr>
-          <w:p>
-            <w:r/>
-            <w:r>
-              <w:rPr>
-                <w:b w:val="0"/>
-                <w:sz w:val="15"/>
-              </w:rPr>
-              <w:t>Exact accuracy</w:t>
-            </w:r>
-          </w:p>
-        </w:tc>
-        <w:tc>
-          <w:tcPr>
-            <w:tcW w:type="dxa" w:w="2037"/>
-          </w:tcPr>
-          <w:p>
-            <w:r/>
-            <w:r>
-              <w:rPr>
-                <w:b w:val="0"/>
-                <w:sz w:val="15"/>
-              </w:rPr>
-              <w:t>Content</w:t>
-            </w:r>
-          </w:p>
-        </w:tc>
-        <w:tc>
-          <w:tcPr>
-            <w:tcW w:type="dxa" w:w="2037"/>
-          </w:tcPr>
-          <w:p>
-            <w:r/>
-            <w:r>
-              <w:rPr>
-                <w:b w:val="0"/>
-                <w:sz w:val="15"/>
-              </w:rPr>
-              <w:t>GPT-4o-mini</w:t>
-            </w:r>
-          </w:p>
-        </w:tc>
-        <w:tc>
-          <w:tcPr>
-            <w:tcW w:type="dxa" w:w="2037"/>
-          </w:tcPr>
-          <w:p>
-            <w:r/>
-            <w:r>
-              <w:rPr>
-                <w:b w:val="0"/>
-                <w:sz w:val="15"/>
-              </w:rPr>
-              <w:t>PP + history (no CBT/ACT)</w:t>
-            </w:r>
-          </w:p>
-        </w:tc>
-        <w:tc>
-          <w:tcPr>
-            <w:tcW w:type="dxa" w:w="2037"/>
-          </w:tcPr>
-          <w:p>
-            <w:r/>
-            <w:r>
-              <w:rPr>
-                <w:b w:val="0"/>
-                <w:sz w:val="15"/>
-              </w:rPr>
-              <w:t>0.344</w:t>
-            </w:r>
-          </w:p>
-        </w:tc>
-        <w:tc>
-          <w:tcPr>
-            <w:tcW w:type="dxa" w:w="2037"/>
-          </w:tcPr>
-          <w:p>
-            <w:r/>
-            <w:r>
-              <w:rPr>
-                <w:b w:val="0"/>
-                <w:sz w:val="15"/>
-              </w:rPr>
-              <w:t>PP + history + CBT/ACT (+0.001 [-0.018, +0.020]); History + ratings only (+0.003 [-0.017, +0.023]); History text only (+0.018 [-0.002, +0.039])</w:t>
-            </w:r>
-          </w:p>
-        </w:tc>
-        <w:tc>
-          <w:tcPr>
-            <w:tcW w:type="dxa" w:w="2037"/>
-          </w:tcPr>
-          <w:p>
-            <w:r/>
-            <w:r>
-              <w:rPr>
-                <w:b w:val="0"/>
-                <w:sz w:val="15"/>
-              </w:rPr>
-              <w:t>none</w:t>
-            </w:r>
-          </w:p>
-        </w:tc>
-      </w:tr>
-      <w:tr>
-        <w:tc>
-          <w:tcPr>
-            <w:tcW w:type="dxa" w:w="2037"/>
-          </w:tcPr>
-          <w:p>
-            <w:r/>
-            <w:r>
-              <w:rPr>
-                <w:b w:val="0"/>
-                <w:sz w:val="15"/>
-              </w:rPr>
-              <w:t>Exact accuracy</w:t>
-            </w:r>
-          </w:p>
-        </w:tc>
-        <w:tc>
-          <w:tcPr>
-            <w:tcW w:type="dxa" w:w="2037"/>
-          </w:tcPr>
-          <w:p>
-            <w:r/>
-            <w:r>
-              <w:rPr>
-                <w:b w:val="0"/>
-                <w:sz w:val="15"/>
-              </w:rPr>
-              <w:t>Content</w:t>
-            </w:r>
-          </w:p>
-        </w:tc>
-        <w:tc>
-          <w:tcPr>
-            <w:tcW w:type="dxa" w:w="2037"/>
-          </w:tcPr>
-          <w:p>
-            <w:r/>
-            <w:r>
-              <w:rPr>
-                <w:b w:val="0"/>
-                <w:sz w:val="15"/>
-              </w:rPr>
-              <w:t>GPT-5</w:t>
-            </w:r>
-          </w:p>
-        </w:tc>
-        <w:tc>
-          <w:tcPr>
-            <w:tcW w:type="dxa" w:w="2037"/>
-          </w:tcPr>
-          <w:p>
-            <w:r/>
-            <w:r>
-              <w:rPr>
-                <w:b w:val="0"/>
-                <w:sz w:val="15"/>
-              </w:rPr>
-              <w:t>PP + history + CBT/ACT</w:t>
-            </w:r>
-          </w:p>
-        </w:tc>
-        <w:tc>
-          <w:tcPr>
-            <w:tcW w:type="dxa" w:w="2037"/>
-          </w:tcPr>
-          <w:p>
-            <w:r/>
-            <w:r>
-              <w:rPr>
-                <w:b w:val="0"/>
-                <w:sz w:val="15"/>
-              </w:rPr>
-              <w:t>0.457</w:t>
-            </w:r>
-          </w:p>
-        </w:tc>
-        <w:tc>
-          <w:tcPr>
-            <w:tcW w:type="dxa" w:w="2037"/>
-          </w:tcPr>
-          <w:p>
-            <w:r/>
-            <w:r>
-              <w:rPr>
-                <w:b w:val="0"/>
-                <w:sz w:val="15"/>
-              </w:rPr>
-              <w:t>PP + history (no CBT/ACT) (+0.019 [-0.008, +0.046]); History + ratings only (+0.010 [-0.017, +0.037])</w:t>
-            </w:r>
-          </w:p>
-        </w:tc>
-        <w:tc>
-          <w:tcPr>
-            <w:tcW w:type="dxa" w:w="2037"/>
-          </w:tcPr>
-          <w:p>
-            <w:r/>
-            <w:r>
-              <w:rPr>
-                <w:b w:val="0"/>
-                <w:sz w:val="15"/>
-              </w:rPr>
-              <w:t>History text only (+0.125 [+0.085, +0.165])</w:t>
-            </w:r>
-          </w:p>
-        </w:tc>
-      </w:tr>
-      <w:tr>
-        <w:tc>
-          <w:tcPr>
-            <w:tcW w:type="dxa" w:w="2037"/>
-          </w:tcPr>
-          <w:p>
-            <w:r/>
-            <w:r>
-              <w:rPr>
-                <w:b w:val="0"/>
-                <w:sz w:val="15"/>
-              </w:rPr>
-              <w:t>Exact accuracy</w:t>
-            </w:r>
-          </w:p>
-        </w:tc>
-        <w:tc>
-          <w:tcPr>
-            <w:tcW w:type="dxa" w:w="2037"/>
-          </w:tcPr>
-          <w:p>
-            <w:r/>
-            <w:r>
-              <w:rPr>
-                <w:b w:val="0"/>
-                <w:sz w:val="15"/>
-              </w:rPr>
-              <w:t>Content</w:t>
-            </w:r>
-          </w:p>
-        </w:tc>
-        <w:tc>
-          <w:tcPr>
-            <w:tcW w:type="dxa" w:w="2037"/>
-          </w:tcPr>
-          <w:p>
-            <w:r/>
-            <w:r>
-              <w:rPr>
-                <w:b w:val="0"/>
-                <w:sz w:val="15"/>
-              </w:rPr>
-              <w:t>DeepSeek-R1</w:t>
-            </w:r>
-          </w:p>
-        </w:tc>
-        <w:tc>
-          <w:tcPr>
-            <w:tcW w:type="dxa" w:w="2037"/>
-          </w:tcPr>
-          <w:p>
-            <w:r/>
-            <w:r>
-              <w:rPr>
-                <w:b w:val="0"/>
-                <w:sz w:val="15"/>
-              </w:rPr>
-              <w:t>PP + history + CBT/ACT</w:t>
-            </w:r>
-          </w:p>
-        </w:tc>
-        <w:tc>
-          <w:tcPr>
-            <w:tcW w:type="dxa" w:w="2037"/>
-          </w:tcPr>
-          <w:p>
-            <w:r/>
-            <w:r>
-              <w:rPr>
-                <w:b w:val="0"/>
-                <w:sz w:val="15"/>
-              </w:rPr>
-              <w:t>0.477</w:t>
-            </w:r>
-          </w:p>
-        </w:tc>
-        <w:tc>
-          <w:tcPr>
-            <w:tcW w:type="dxa" w:w="2037"/>
-          </w:tcPr>
-          <w:p>
-            <w:r/>
-            <w:r>
-              <w:rPr>
-                <w:b w:val="0"/>
-                <w:sz w:val="15"/>
-              </w:rPr>
-              <w:t>PP + history (no CBT/ACT) (+0.023 [-0.003, +0.049]); History + ratings only (+0.008 [-0.018, +0.032])</w:t>
-            </w:r>
-          </w:p>
-        </w:tc>
-        <w:tc>
-          <w:tcPr>
-            <w:tcW w:type="dxa" w:w="2037"/>
-          </w:tcPr>
-          <w:p>
-            <w:r/>
-            <w:r>
-              <w:rPr>
-                <w:b w:val="0"/>
-                <w:sz w:val="15"/>
-              </w:rPr>
-              <w:t>History text only (+0.146 [+0.101, +0.190])</w:t>
-            </w:r>
-          </w:p>
-        </w:tc>
-      </w:tr>
-      <w:tr>
-        <w:tc>
-          <w:tcPr>
-            <w:tcW w:type="dxa" w:w="2037"/>
-          </w:tcPr>
-          <w:p>
-            <w:r/>
-            <w:r>
-              <w:rPr>
-                <w:b w:val="0"/>
-                <w:sz w:val="15"/>
-              </w:rPr>
-              <w:t>Exact accuracy</w:t>
-            </w:r>
-          </w:p>
-        </w:tc>
-        <w:tc>
-          <w:tcPr>
-            <w:tcW w:type="dxa" w:w="2037"/>
-          </w:tcPr>
-          <w:p>
-            <w:r/>
-            <w:r>
-              <w:rPr>
-                <w:b w:val="0"/>
-                <w:sz w:val="15"/>
-              </w:rPr>
-              <w:t>Content</w:t>
-            </w:r>
-          </w:p>
-        </w:tc>
-        <w:tc>
-          <w:tcPr>
-            <w:tcW w:type="dxa" w:w="2037"/>
-          </w:tcPr>
-          <w:p>
-            <w:r/>
-            <w:r>
-              <w:rPr>
-                <w:b w:val="0"/>
-                <w:sz w:val="15"/>
-              </w:rPr>
-              <w:t>Grok-4.3</w:t>
-            </w:r>
-          </w:p>
-        </w:tc>
-        <w:tc>
-          <w:tcPr>
-            <w:tcW w:type="dxa" w:w="2037"/>
-          </w:tcPr>
-          <w:p>
-            <w:r/>
-            <w:r>
-              <w:rPr>
-                <w:b w:val="0"/>
-                <w:sz w:val="15"/>
-              </w:rPr>
-              <w:t>PP + history + CBT/ACT</w:t>
-            </w:r>
-          </w:p>
-        </w:tc>
-        <w:tc>
-          <w:tcPr>
-            <w:tcW w:type="dxa" w:w="2037"/>
-          </w:tcPr>
-          <w:p>
-            <w:r/>
-            <w:r>
-              <w:rPr>
-                <w:b w:val="0"/>
-                <w:sz w:val="15"/>
-              </w:rPr>
-              <w:t>0.492</w:t>
-            </w:r>
-          </w:p>
-        </w:tc>
-        <w:tc>
-          <w:tcPr>
-            <w:tcW w:type="dxa" w:w="2037"/>
-          </w:tcPr>
-          <w:p>
-            <w:r/>
-            <w:r>
-              <w:rPr>
-                <w:b w:val="0"/>
-                <w:sz w:val="15"/>
-              </w:rPr>
-              <w:t>PP + history (no CBT/ACT) (+0.002 [-0.020, +0.025]); History + ratings only (+0.013 [-0.012, +0.038])</w:t>
-            </w:r>
-          </w:p>
-        </w:tc>
-        <w:tc>
-          <w:tcPr>
-            <w:tcW w:type="dxa" w:w="2037"/>
-          </w:tcPr>
-          <w:p>
-            <w:r/>
-            <w:r>
-              <w:rPr>
-                <w:b w:val="0"/>
-                <w:sz w:val="15"/>
-              </w:rPr>
-              <w:t>History text only (+0.166 [+0.119, +0.213])</w:t>
-            </w:r>
-          </w:p>
-        </w:tc>
-      </w:tr>
-      <w:tr>
-        <w:tc>
-          <w:tcPr>
-            <w:tcW w:type="dxa" w:w="2037"/>
-          </w:tcPr>
-          <w:p>
-            <w:r/>
-            <w:r>
-              <w:rPr>
-                <w:b w:val="0"/>
-                <w:sz w:val="15"/>
-              </w:rPr>
-              <w:t>Exact accuracy</w:t>
-            </w:r>
-          </w:p>
-        </w:tc>
-        <w:tc>
-          <w:tcPr>
-            <w:tcW w:type="dxa" w:w="2037"/>
-          </w:tcPr>
-          <w:p>
-            <w:r/>
-            <w:r>
-              <w:rPr>
-                <w:b w:val="0"/>
-                <w:sz w:val="15"/>
-              </w:rPr>
-              <w:t>Content</w:t>
-            </w:r>
-          </w:p>
-        </w:tc>
-        <w:tc>
-          <w:tcPr>
-            <w:tcW w:type="dxa" w:w="2037"/>
-          </w:tcPr>
-          <w:p>
-            <w:r/>
-            <w:r>
-              <w:rPr>
-                <w:b w:val="0"/>
-                <w:sz w:val="15"/>
-              </w:rPr>
-              <w:t>Gemini-2.5-Pro</w:t>
-            </w:r>
-          </w:p>
-        </w:tc>
-        <w:tc>
-          <w:tcPr>
-            <w:tcW w:type="dxa" w:w="2037"/>
-          </w:tcPr>
-          <w:p>
-            <w:r/>
-            <w:r>
-              <w:rPr>
-                <w:b w:val="0"/>
-                <w:sz w:val="15"/>
-              </w:rPr>
-              <w:t>PP + history (no CBT/ACT)</w:t>
-            </w:r>
-          </w:p>
-        </w:tc>
-        <w:tc>
-          <w:tcPr>
-            <w:tcW w:type="dxa" w:w="2037"/>
-          </w:tcPr>
-          <w:p>
-            <w:r/>
-            <w:r>
-              <w:rPr>
-                <w:b w:val="0"/>
-                <w:sz w:val="15"/>
-              </w:rPr>
-              <w:t>0.457</w:t>
-            </w:r>
-          </w:p>
-        </w:tc>
-        <w:tc>
-          <w:tcPr>
-            <w:tcW w:type="dxa" w:w="2037"/>
-          </w:tcPr>
-          <w:p>
-            <w:r/>
-            <w:r>
-              <w:rPr>
-                <w:b w:val="0"/>
-                <w:sz w:val="15"/>
-              </w:rPr>
-              <w:t>PP + history + CBT/ACT (+0.016 [-0.011, +0.044]); History + ratings only (+0.007 [-0.025, +0.036])</w:t>
-            </w:r>
-          </w:p>
-        </w:tc>
-        <w:tc>
-          <w:tcPr>
-            <w:tcW w:type="dxa" w:w="2037"/>
-          </w:tcPr>
-          <w:p>
-            <w:r/>
-            <w:r>
-              <w:rPr>
-                <w:b w:val="0"/>
-                <w:sz w:val="15"/>
-              </w:rPr>
-              <w:t>History text only (+0.136 [+0.092, +0.180])</w:t>
-            </w:r>
-          </w:p>
-        </w:tc>
-      </w:tr>
-      <w:tr>
-        <w:tc>
-          <w:tcPr>
-            <w:tcW w:type="dxa" w:w="2037"/>
-          </w:tcPr>
-          <w:p>
-            <w:r/>
-            <w:r>
-              <w:rPr>
-                <w:b w:val="0"/>
-                <w:sz w:val="15"/>
-              </w:rPr>
-              <w:t>Exact accuracy</w:t>
-            </w:r>
-          </w:p>
-        </w:tc>
-        <w:tc>
-          <w:tcPr>
-            <w:tcW w:type="dxa" w:w="2037"/>
-          </w:tcPr>
-          <w:p>
-            <w:r/>
-            <w:r>
-              <w:rPr>
-                <w:b w:val="0"/>
-                <w:sz w:val="15"/>
-              </w:rPr>
-              <w:t>Coping</w:t>
-            </w:r>
-          </w:p>
-        </w:tc>
-        <w:tc>
-          <w:tcPr>
-            <w:tcW w:type="dxa" w:w="2037"/>
-          </w:tcPr>
-          <w:p>
-            <w:r/>
-            <w:r>
-              <w:rPr>
-                <w:b w:val="0"/>
-                <w:sz w:val="15"/>
-              </w:rPr>
-              <w:t>GPT-4o-mini</w:t>
-            </w:r>
-          </w:p>
-        </w:tc>
-        <w:tc>
-          <w:tcPr>
-            <w:tcW w:type="dxa" w:w="2037"/>
-          </w:tcPr>
-          <w:p>
-            <w:r/>
-            <w:r>
-              <w:rPr>
-                <w:b w:val="0"/>
-                <w:sz w:val="15"/>
-              </w:rPr>
-              <w:t>PP + history (no CBT/ACT)</w:t>
-            </w:r>
-          </w:p>
-        </w:tc>
-        <w:tc>
-          <w:tcPr>
-            <w:tcW w:type="dxa" w:w="2037"/>
-          </w:tcPr>
-          <w:p>
-            <w:r/>
-            <w:r>
-              <w:rPr>
-                <w:b w:val="0"/>
-                <w:sz w:val="15"/>
-              </w:rPr>
-              <w:t>0.262</w:t>
-            </w:r>
-          </w:p>
-        </w:tc>
-        <w:tc>
-          <w:tcPr>
-            <w:tcW w:type="dxa" w:w="2037"/>
-          </w:tcPr>
-          <w:p>
-            <w:r/>
-            <w:r>
-              <w:rPr>
-                <w:b w:val="0"/>
-                <w:sz w:val="15"/>
-              </w:rPr>
-              <w:t>PP + history + CBT/ACT (+0.001 [-0.026, +0.027]); History + ratings only (+0.007 [-0.013, +0.028])</w:t>
-            </w:r>
-          </w:p>
-        </w:tc>
-        <w:tc>
-          <w:tcPr>
-            <w:tcW w:type="dxa" w:w="2037"/>
-          </w:tcPr>
-          <w:p>
-            <w:r/>
-            <w:r>
-              <w:rPr>
-                <w:b w:val="0"/>
-                <w:sz w:val="15"/>
-              </w:rPr>
-              <w:t>History text only (+0.042 [+0.018, +0.067])</w:t>
-            </w:r>
-          </w:p>
-        </w:tc>
-      </w:tr>
-      <w:tr>
-        <w:tc>
-          <w:tcPr>
-            <w:tcW w:type="dxa" w:w="2037"/>
-          </w:tcPr>
-          <w:p>
-            <w:r/>
-            <w:r>
-              <w:rPr>
-                <w:b w:val="0"/>
-                <w:sz w:val="15"/>
-              </w:rPr>
-              <w:t>Exact accuracy</w:t>
-            </w:r>
-          </w:p>
-        </w:tc>
-        <w:tc>
-          <w:tcPr>
-            <w:tcW w:type="dxa" w:w="2037"/>
-          </w:tcPr>
-          <w:p>
-            <w:r/>
-            <w:r>
-              <w:rPr>
-                <w:b w:val="0"/>
-                <w:sz w:val="15"/>
-              </w:rPr>
-              <w:t>Coping</w:t>
-            </w:r>
-          </w:p>
-        </w:tc>
-        <w:tc>
-          <w:tcPr>
-            <w:tcW w:type="dxa" w:w="2037"/>
-          </w:tcPr>
-          <w:p>
-            <w:r/>
-            <w:r>
-              <w:rPr>
-                <w:b w:val="0"/>
-                <w:sz w:val="15"/>
-              </w:rPr>
-              <w:t>GPT-5</w:t>
-            </w:r>
-          </w:p>
-        </w:tc>
-        <w:tc>
-          <w:tcPr>
-            <w:tcW w:type="dxa" w:w="2037"/>
-          </w:tcPr>
-          <w:p>
-            <w:r/>
-            <w:r>
-              <w:rPr>
-                <w:b w:val="0"/>
-                <w:sz w:val="15"/>
-              </w:rPr>
-              <w:t>PP + history + CBT/ACT</w:t>
-            </w:r>
-          </w:p>
-        </w:tc>
-        <w:tc>
-          <w:tcPr>
-            <w:tcW w:type="dxa" w:w="2037"/>
-          </w:tcPr>
-          <w:p>
-            <w:r/>
-            <w:r>
-              <w:rPr>
-                <w:b w:val="0"/>
-                <w:sz w:val="15"/>
-              </w:rPr>
-              <w:t>0.398</w:t>
-            </w:r>
-          </w:p>
-        </w:tc>
-        <w:tc>
-          <w:tcPr>
-            <w:tcW w:type="dxa" w:w="2037"/>
-          </w:tcPr>
-          <w:p>
-            <w:r/>
-            <w:r>
-              <w:rPr>
-                <w:b w:val="0"/>
-                <w:sz w:val="15"/>
-              </w:rPr>
-              <w:t>History + ratings only (+0.024 [-0.001, +0.052])</w:t>
-            </w:r>
-          </w:p>
-        </w:tc>
-        <w:tc>
-          <w:tcPr>
-            <w:tcW w:type="dxa" w:w="2037"/>
-          </w:tcPr>
-          <w:p>
-            <w:r/>
-            <w:r>
-              <w:rPr>
-                <w:b w:val="0"/>
-                <w:sz w:val="15"/>
-              </w:rPr>
-              <w:t>PP + history (no CBT/ACT) (+0.038 [+0.013, +0.062]); History text only (+0.154 [+0.108, +0.198])</w:t>
-            </w:r>
-          </w:p>
-        </w:tc>
-      </w:tr>
-      <w:tr>
-        <w:tc>
-          <w:tcPr>
-            <w:tcW w:type="dxa" w:w="2037"/>
-          </w:tcPr>
-          <w:p>
-            <w:r/>
-            <w:r>
-              <w:rPr>
-                <w:b w:val="0"/>
-                <w:sz w:val="15"/>
-              </w:rPr>
-              <w:t>Exact accuracy</w:t>
-            </w:r>
-          </w:p>
-        </w:tc>
-        <w:tc>
-          <w:tcPr>
-            <w:tcW w:type="dxa" w:w="2037"/>
-          </w:tcPr>
-          <w:p>
-            <w:r/>
-            <w:r>
-              <w:rPr>
-                <w:b w:val="0"/>
-                <w:sz w:val="15"/>
-              </w:rPr>
-              <w:t>Coping</w:t>
-            </w:r>
-          </w:p>
-        </w:tc>
-        <w:tc>
-          <w:tcPr>
-            <w:tcW w:type="dxa" w:w="2037"/>
-          </w:tcPr>
-          <w:p>
-            <w:r/>
-            <w:r>
-              <w:rPr>
-                <w:b w:val="0"/>
-                <w:sz w:val="15"/>
-              </w:rPr>
-              <w:t>DeepSeek-R1</w:t>
-            </w:r>
-          </w:p>
-        </w:tc>
-        <w:tc>
-          <w:tcPr>
-            <w:tcW w:type="dxa" w:w="2037"/>
-          </w:tcPr>
-          <w:p>
-            <w:r/>
-            <w:r>
-              <w:rPr>
-                <w:b w:val="0"/>
-                <w:sz w:val="15"/>
-              </w:rPr>
-              <w:t>PP + history + CBT/ACT</w:t>
-            </w:r>
-          </w:p>
-        </w:tc>
-        <w:tc>
-          <w:tcPr>
-            <w:tcW w:type="dxa" w:w="2037"/>
-          </w:tcPr>
-          <w:p>
-            <w:r/>
-            <w:r>
-              <w:rPr>
-                <w:b w:val="0"/>
-                <w:sz w:val="15"/>
-              </w:rPr>
-              <w:t>0.422</w:t>
-            </w:r>
-          </w:p>
-        </w:tc>
-        <w:tc>
-          <w:tcPr>
-            <w:tcW w:type="dxa" w:w="2037"/>
-          </w:tcPr>
-          <w:p>
-            <w:r/>
-            <w:r>
-              <w:rPr>
-                <w:b w:val="0"/>
-                <w:sz w:val="15"/>
-              </w:rPr>
-              <w:t>PP + history (no CBT/ACT) (+0.031 [-0.000, +0.061]); History + ratings only (+0.024 [-0.003, +0.050])</w:t>
-            </w:r>
-          </w:p>
-        </w:tc>
-        <w:tc>
-          <w:tcPr>
-            <w:tcW w:type="dxa" w:w="2037"/>
-          </w:tcPr>
-          <w:p>
-            <w:r/>
-            <w:r>
-              <w:rPr>
-                <w:b w:val="0"/>
-                <w:sz w:val="15"/>
-              </w:rPr>
-              <w:t>History text only (+0.137 [+0.092, +0.183])</w:t>
-            </w:r>
-          </w:p>
-        </w:tc>
-      </w:tr>
-      <w:tr>
-        <w:tc>
-          <w:tcPr>
-            <w:tcW w:type="dxa" w:w="2037"/>
-          </w:tcPr>
-          <w:p>
-            <w:r/>
-            <w:r>
-              <w:rPr>
-                <w:b w:val="0"/>
-                <w:sz w:val="15"/>
-              </w:rPr>
-              <w:t>Exact accuracy</w:t>
-            </w:r>
-          </w:p>
-        </w:tc>
-        <w:tc>
-          <w:tcPr>
-            <w:tcW w:type="dxa" w:w="2037"/>
-          </w:tcPr>
-          <w:p>
-            <w:r/>
-            <w:r>
-              <w:rPr>
-                <w:b w:val="0"/>
-                <w:sz w:val="15"/>
-              </w:rPr>
-              <w:t>Coping</w:t>
-            </w:r>
-          </w:p>
-        </w:tc>
-        <w:tc>
-          <w:tcPr>
-            <w:tcW w:type="dxa" w:w="2037"/>
-          </w:tcPr>
-          <w:p>
-            <w:r/>
-            <w:r>
-              <w:rPr>
-                <w:b w:val="0"/>
-                <w:sz w:val="15"/>
-              </w:rPr>
-              <w:t>Grok-4.3</w:t>
-            </w:r>
-          </w:p>
-        </w:tc>
-        <w:tc>
-          <w:tcPr>
-            <w:tcW w:type="dxa" w:w="2037"/>
-          </w:tcPr>
-          <w:p>
-            <w:r/>
-            <w:r>
-              <w:rPr>
-                <w:b w:val="0"/>
-                <w:sz w:val="15"/>
-              </w:rPr>
-              <w:t>PP + history + CBT/ACT</w:t>
-            </w:r>
-          </w:p>
-        </w:tc>
-        <w:tc>
-          <w:tcPr>
-            <w:tcW w:type="dxa" w:w="2037"/>
-          </w:tcPr>
-          <w:p>
-            <w:r/>
-            <w:r>
-              <w:rPr>
-                <w:b w:val="0"/>
-                <w:sz w:val="15"/>
-              </w:rPr>
-              <w:t>0.429</w:t>
-            </w:r>
-          </w:p>
-        </w:tc>
-        <w:tc>
-          <w:tcPr>
-            <w:tcW w:type="dxa" w:w="2037"/>
-          </w:tcPr>
-          <w:p>
-            <w:r/>
-            <w:r>
-              <w:rPr>
-                <w:b w:val="0"/>
-                <w:sz w:val="15"/>
-              </w:rPr>
-              <w:t>PP + history (no CBT/ACT) (+0.017 [-0.011, +0.045]); History + ratings only (+0.021 [-0.007, +0.049])</w:t>
-            </w:r>
-          </w:p>
-        </w:tc>
-        <w:tc>
-          <w:tcPr>
-            <w:tcW w:type="dxa" w:w="2037"/>
-          </w:tcPr>
-          <w:p>
-            <w:r/>
-            <w:r>
-              <w:rPr>
-                <w:b w:val="0"/>
-                <w:sz w:val="15"/>
-              </w:rPr>
-              <w:t>History text only (+0.197 [+0.153, +0.245])</w:t>
-            </w:r>
-          </w:p>
-        </w:tc>
-      </w:tr>
-      <w:tr>
-        <w:tc>
-          <w:tcPr>
-            <w:tcW w:type="dxa" w:w="2037"/>
-          </w:tcPr>
-          <w:p>
-            <w:r/>
-            <w:r>
-              <w:rPr>
-                <w:b w:val="0"/>
-                <w:sz w:val="15"/>
-              </w:rPr>
-              <w:t>Exact accuracy</w:t>
-            </w:r>
-          </w:p>
-        </w:tc>
-        <w:tc>
-          <w:tcPr>
-            <w:tcW w:type="dxa" w:w="2037"/>
-          </w:tcPr>
-          <w:p>
-            <w:r/>
-            <w:r>
-              <w:rPr>
-                <w:b w:val="0"/>
-                <w:sz w:val="15"/>
-              </w:rPr>
-              <w:t>Coping</w:t>
-            </w:r>
-          </w:p>
-        </w:tc>
-        <w:tc>
-          <w:tcPr>
-            <w:tcW w:type="dxa" w:w="2037"/>
-          </w:tcPr>
-          <w:p>
-            <w:r/>
-            <w:r>
-              <w:rPr>
-                <w:b w:val="0"/>
-                <w:sz w:val="15"/>
-              </w:rPr>
-              <w:t>Gemini-2.5-Pro</w:t>
-            </w:r>
-          </w:p>
-        </w:tc>
-        <w:tc>
-          <w:tcPr>
-            <w:tcW w:type="dxa" w:w="2037"/>
-          </w:tcPr>
-          <w:p>
-            <w:r/>
-            <w:r>
-              <w:rPr>
-                <w:b w:val="0"/>
-                <w:sz w:val="15"/>
-              </w:rPr>
-              <w:t>PP + history (no CBT/ACT)</w:t>
-            </w:r>
-          </w:p>
-        </w:tc>
-        <w:tc>
-          <w:tcPr>
-            <w:tcW w:type="dxa" w:w="2037"/>
-          </w:tcPr>
-          <w:p>
-            <w:r/>
-            <w:r>
-              <w:rPr>
-                <w:b w:val="0"/>
-                <w:sz w:val="15"/>
-              </w:rPr>
-              <w:t>0.415</w:t>
-            </w:r>
-          </w:p>
-        </w:tc>
-        <w:tc>
-          <w:tcPr>
-            <w:tcW w:type="dxa" w:w="2037"/>
-          </w:tcPr>
-          <w:p>
-            <w:r/>
-            <w:r>
-              <w:rPr>
-                <w:b w:val="0"/>
-                <w:sz w:val="15"/>
-              </w:rPr>
-              <w:t>PP + history + CBT/ACT (+0.011 [-0.015, +0.038])</w:t>
-            </w:r>
-          </w:p>
-        </w:tc>
-        <w:tc>
-          <w:tcPr>
-            <w:tcW w:type="dxa" w:w="2037"/>
-          </w:tcPr>
-          <w:p>
-            <w:r/>
-            <w:r>
-              <w:rPr>
-                <w:b w:val="0"/>
-                <w:sz w:val="15"/>
-              </w:rPr>
-              <w:t>History + ratings only (+0.033 [+0.004, +0.063]); History text only (+0.154 [+0.104, +0.203])</w:t>
-            </w:r>
-          </w:p>
-        </w:tc>
-      </w:tr>
-      <w:tr>
-        <w:tc>
-          <w:tcPr>
-            <w:tcW w:type="dxa" w:w="2037"/>
-          </w:tcPr>
-          <w:p>
-            <w:r/>
-            <w:r>
-              <w:rPr>
-                <w:b w:val="0"/>
-                <w:sz w:val="15"/>
-              </w:rPr>
-              <w:t>Exact accuracy</w:t>
-            </w:r>
-          </w:p>
-        </w:tc>
-        <w:tc>
-          <w:tcPr>
-            <w:tcW w:type="dxa" w:w="2037"/>
-          </w:tcPr>
-          <w:p>
-            <w:r/>
-            <w:r>
-              <w:rPr>
-                <w:b w:val="0"/>
-                <w:sz w:val="15"/>
-              </w:rPr>
-              <w:t>Quitting</w:t>
-            </w:r>
-          </w:p>
-        </w:tc>
-        <w:tc>
-          <w:tcPr>
-            <w:tcW w:type="dxa" w:w="2037"/>
-          </w:tcPr>
-          <w:p>
-            <w:r/>
-            <w:r>
-              <w:rPr>
-                <w:b w:val="0"/>
-                <w:sz w:val="15"/>
-              </w:rPr>
-              <w:t>GPT-4o-mini</w:t>
-            </w:r>
-          </w:p>
-        </w:tc>
-        <w:tc>
-          <w:tcPr>
-            <w:tcW w:type="dxa" w:w="2037"/>
-          </w:tcPr>
-          <w:p>
-            <w:r/>
-            <w:r>
-              <w:rPr>
-                <w:b w:val="0"/>
-                <w:sz w:val="15"/>
-              </w:rPr>
-              <w:t>PP + history (no CBT/ACT)</w:t>
-            </w:r>
-          </w:p>
-        </w:tc>
-        <w:tc>
-          <w:tcPr>
-            <w:tcW w:type="dxa" w:w="2037"/>
-          </w:tcPr>
-          <w:p>
-            <w:r/>
-            <w:r>
-              <w:rPr>
-                <w:b w:val="0"/>
-                <w:sz w:val="15"/>
-              </w:rPr>
-              <w:t>0.297</w:t>
-            </w:r>
-          </w:p>
-        </w:tc>
-        <w:tc>
-          <w:tcPr>
-            <w:tcW w:type="dxa" w:w="2037"/>
-          </w:tcPr>
-          <w:p>
-            <w:r/>
-            <w:r>
-              <w:rPr>
-                <w:b w:val="0"/>
-                <w:sz w:val="15"/>
-              </w:rPr>
-              <w:t>PP + history + CBT/ACT (+0.003 [-0.022, +0.031]); History + ratings only (+0.022 [-0.000, +0.043])</w:t>
-            </w:r>
-          </w:p>
-        </w:tc>
-        <w:tc>
-          <w:tcPr>
-            <w:tcW w:type="dxa" w:w="2037"/>
-          </w:tcPr>
-          <w:p>
-            <w:r/>
-            <w:r>
-              <w:rPr>
-                <w:b w:val="0"/>
-                <w:sz w:val="15"/>
-              </w:rPr>
-              <w:t>History text only (+0.072 [+0.042, +0.103])</w:t>
-            </w:r>
-          </w:p>
-        </w:tc>
-      </w:tr>
-      <w:tr>
-        <w:tc>
-          <w:tcPr>
-            <w:tcW w:type="dxa" w:w="2037"/>
-          </w:tcPr>
-          <w:p>
-            <w:r/>
-            <w:r>
-              <w:rPr>
-                <w:b w:val="0"/>
-                <w:sz w:val="15"/>
-              </w:rPr>
-              <w:t>Exact accuracy</w:t>
-            </w:r>
-          </w:p>
-        </w:tc>
-        <w:tc>
-          <w:tcPr>
-            <w:tcW w:type="dxa" w:w="2037"/>
-          </w:tcPr>
-          <w:p>
-            <w:r/>
-            <w:r>
-              <w:rPr>
-                <w:b w:val="0"/>
-                <w:sz w:val="15"/>
-              </w:rPr>
-              <w:t>Quitting</w:t>
-            </w:r>
-          </w:p>
-        </w:tc>
-        <w:tc>
-          <w:tcPr>
-            <w:tcW w:type="dxa" w:w="2037"/>
-          </w:tcPr>
-          <w:p>
-            <w:r/>
-            <w:r>
-              <w:rPr>
-                <w:b w:val="0"/>
-                <w:sz w:val="15"/>
-              </w:rPr>
-              <w:t>GPT-5</w:t>
-            </w:r>
-          </w:p>
-        </w:tc>
-        <w:tc>
-          <w:tcPr>
-            <w:tcW w:type="dxa" w:w="2037"/>
-          </w:tcPr>
-          <w:p>
-            <w:r/>
-            <w:r>
-              <w:rPr>
-                <w:b w:val="0"/>
-                <w:sz w:val="15"/>
-              </w:rPr>
-              <w:t>PP + history + CBT/ACT</w:t>
-            </w:r>
-          </w:p>
-        </w:tc>
-        <w:tc>
-          <w:tcPr>
-            <w:tcW w:type="dxa" w:w="2037"/>
-          </w:tcPr>
-          <w:p>
-            <w:r/>
-            <w:r>
-              <w:rPr>
-                <w:b w:val="0"/>
-                <w:sz w:val="15"/>
-              </w:rPr>
-              <w:t>0.427</w:t>
-            </w:r>
-          </w:p>
-        </w:tc>
-        <w:tc>
-          <w:tcPr>
-            <w:tcW w:type="dxa" w:w="2037"/>
-          </w:tcPr>
-          <w:p>
-            <w:r/>
-            <w:r>
-              <w:rPr>
-                <w:b w:val="0"/>
-                <w:sz w:val="15"/>
-              </w:rPr>
-              <w:t>PP + history (no CBT/ACT) (+0.017 [-0.010, +0.046])</w:t>
-            </w:r>
-          </w:p>
-        </w:tc>
-        <w:tc>
-          <w:tcPr>
-            <w:tcW w:type="dxa" w:w="2037"/>
-          </w:tcPr>
-          <w:p>
-            <w:r/>
-            <w:r>
-              <w:rPr>
-                <w:b w:val="0"/>
-                <w:sz w:val="15"/>
-              </w:rPr>
-              <w:t>History + ratings only (+0.041 [+0.017, +0.066]); History text only (+0.207 [+0.159, +0.255])</w:t>
-            </w:r>
-          </w:p>
-        </w:tc>
-      </w:tr>
-      <w:tr>
-        <w:tc>
-          <w:tcPr>
-            <w:tcW w:type="dxa" w:w="2037"/>
-          </w:tcPr>
-          <w:p>
-            <w:r/>
-            <w:r>
-              <w:rPr>
-                <w:b w:val="0"/>
-                <w:sz w:val="15"/>
-              </w:rPr>
-              <w:t>Exact accuracy</w:t>
-            </w:r>
-          </w:p>
-        </w:tc>
-        <w:tc>
-          <w:tcPr>
-            <w:tcW w:type="dxa" w:w="2037"/>
-          </w:tcPr>
-          <w:p>
-            <w:r/>
-            <w:r>
-              <w:rPr>
-                <w:b w:val="0"/>
-                <w:sz w:val="15"/>
-              </w:rPr>
-              <w:t>Quitting</w:t>
-            </w:r>
-          </w:p>
-        </w:tc>
-        <w:tc>
-          <w:tcPr>
-            <w:tcW w:type="dxa" w:w="2037"/>
-          </w:tcPr>
-          <w:p>
-            <w:r/>
-            <w:r>
-              <w:rPr>
-                <w:b w:val="0"/>
-                <w:sz w:val="15"/>
-              </w:rPr>
-              <w:t>DeepSeek-R1</w:t>
-            </w:r>
-          </w:p>
-        </w:tc>
-        <w:tc>
-          <w:tcPr>
-            <w:tcW w:type="dxa" w:w="2037"/>
-          </w:tcPr>
-          <w:p>
-            <w:r/>
-            <w:r>
-              <w:rPr>
-                <w:b w:val="0"/>
-                <w:sz w:val="15"/>
-              </w:rPr>
-              <w:t>PP + history + CBT/ACT</w:t>
-            </w:r>
-          </w:p>
-        </w:tc>
-        <w:tc>
-          <w:tcPr>
-            <w:tcW w:type="dxa" w:w="2037"/>
-          </w:tcPr>
-          <w:p>
-            <w:r/>
-            <w:r>
-              <w:rPr>
-                <w:b w:val="0"/>
-                <w:sz w:val="15"/>
-              </w:rPr>
-              <w:t>0.443</w:t>
-            </w:r>
-          </w:p>
-        </w:tc>
-        <w:tc>
-          <w:tcPr>
-            <w:tcW w:type="dxa" w:w="2037"/>
-          </w:tcPr>
-          <w:p>
-            <w:r/>
-            <w:r>
-              <w:rPr>
-                <w:b w:val="0"/>
-                <w:sz w:val="15"/>
-              </w:rPr>
-              <w:t>History + ratings only (+0.020 [-0.007, +0.048])</w:t>
-            </w:r>
-          </w:p>
-        </w:tc>
-        <w:tc>
-          <w:tcPr>
-            <w:tcW w:type="dxa" w:w="2037"/>
-          </w:tcPr>
-          <w:p>
-            <w:r/>
-            <w:r>
-              <w:rPr>
-                <w:b w:val="0"/>
-                <w:sz w:val="15"/>
-              </w:rPr>
-              <w:t>PP + history (no CBT/ACT) (+0.040 [+0.010, +0.071]); History text only (+0.178 [+0.133, +0.228])</w:t>
-            </w:r>
-          </w:p>
-        </w:tc>
-      </w:tr>
-      <w:tr>
-        <w:tc>
-          <w:tcPr>
-            <w:tcW w:type="dxa" w:w="2037"/>
-          </w:tcPr>
-          <w:p>
-            <w:r/>
-            <w:r>
-              <w:rPr>
-                <w:b w:val="0"/>
-                <w:sz w:val="15"/>
-              </w:rPr>
-              <w:t>Exact accuracy</w:t>
-            </w:r>
-          </w:p>
-        </w:tc>
-        <w:tc>
-          <w:tcPr>
-            <w:tcW w:type="dxa" w:w="2037"/>
-          </w:tcPr>
-          <w:p>
-            <w:r/>
-            <w:r>
-              <w:rPr>
-                <w:b w:val="0"/>
-                <w:sz w:val="15"/>
-              </w:rPr>
-              <w:t>Quitting</w:t>
-            </w:r>
-          </w:p>
-        </w:tc>
-        <w:tc>
-          <w:tcPr>
-            <w:tcW w:type="dxa" w:w="2037"/>
-          </w:tcPr>
-          <w:p>
-            <w:r/>
-            <w:r>
-              <w:rPr>
-                <w:b w:val="0"/>
-                <w:sz w:val="15"/>
-              </w:rPr>
-              <w:t>Grok-4.3</w:t>
-            </w:r>
-          </w:p>
-        </w:tc>
-        <w:tc>
-          <w:tcPr>
-            <w:tcW w:type="dxa" w:w="2037"/>
-          </w:tcPr>
-          <w:p>
-            <w:r/>
-            <w:r>
-              <w:rPr>
-                <w:b w:val="0"/>
-                <w:sz w:val="15"/>
-              </w:rPr>
-              <w:t>History + ratings only</w:t>
-            </w:r>
-          </w:p>
-        </w:tc>
-        <w:tc>
-          <w:tcPr>
-            <w:tcW w:type="dxa" w:w="2037"/>
-          </w:tcPr>
-          <w:p>
-            <w:r/>
-            <w:r>
-              <w:rPr>
-                <w:b w:val="0"/>
-                <w:sz w:val="15"/>
-              </w:rPr>
-              <w:t>0.450</w:t>
-            </w:r>
-          </w:p>
-        </w:tc>
-        <w:tc>
-          <w:tcPr>
-            <w:tcW w:type="dxa" w:w="2037"/>
-          </w:tcPr>
-          <w:p>
-            <w:r/>
-            <w:r>
-              <w:rPr>
-                <w:b w:val="0"/>
-                <w:sz w:val="15"/>
-              </w:rPr>
-              <w:t>PP + history + CBT/ACT (+0.002 [-0.021, +0.025]); PP + history (no CBT/ACT) (+0.018 [-0.004, +0.039])</w:t>
-            </w:r>
-          </w:p>
-        </w:tc>
-        <w:tc>
-          <w:tcPr>
-            <w:tcW w:type="dxa" w:w="2037"/>
-          </w:tcPr>
-          <w:p>
-            <w:r/>
-            <w:r>
-              <w:rPr>
-                <w:b w:val="0"/>
-                <w:sz w:val="15"/>
-              </w:rPr>
-              <w:t>History text only (+0.225 [+0.177, +0.272])</w:t>
-            </w:r>
-          </w:p>
-        </w:tc>
-      </w:tr>
-      <w:tr>
-        <w:tc>
-          <w:tcPr>
-            <w:tcW w:type="dxa" w:w="2037"/>
-          </w:tcPr>
-          <w:p>
-            <w:r/>
-            <w:r>
-              <w:rPr>
-                <w:b w:val="0"/>
-                <w:sz w:val="15"/>
-              </w:rPr>
-              <w:t>Exact accuracy</w:t>
-            </w:r>
-          </w:p>
-        </w:tc>
-        <w:tc>
-          <w:tcPr>
-            <w:tcW w:type="dxa" w:w="2037"/>
-          </w:tcPr>
-          <w:p>
-            <w:r/>
-            <w:r>
-              <w:rPr>
-                <w:b w:val="0"/>
-                <w:sz w:val="15"/>
-              </w:rPr>
-              <w:t>Quitting</w:t>
-            </w:r>
-          </w:p>
-        </w:tc>
-        <w:tc>
-          <w:tcPr>
-            <w:tcW w:type="dxa" w:w="2037"/>
-          </w:tcPr>
-          <w:p>
-            <w:r/>
-            <w:r>
-              <w:rPr>
-                <w:b w:val="0"/>
-                <w:sz w:val="15"/>
-              </w:rPr>
-              <w:t>Gemini-2.5-Pro</w:t>
-            </w:r>
-          </w:p>
-        </w:tc>
-        <w:tc>
-          <w:tcPr>
-            <w:tcW w:type="dxa" w:w="2037"/>
-          </w:tcPr>
-          <w:p>
-            <w:r/>
-            <w:r>
-              <w:rPr>
-                <w:b w:val="0"/>
-                <w:sz w:val="15"/>
-              </w:rPr>
-              <w:t>PP + history + CBT/ACT</w:t>
-            </w:r>
-          </w:p>
-        </w:tc>
-        <w:tc>
-          <w:tcPr>
-            <w:tcW w:type="dxa" w:w="2037"/>
-          </w:tcPr>
-          <w:p>
-            <w:r/>
-            <w:r>
-              <w:rPr>
-                <w:b w:val="0"/>
-                <w:sz w:val="15"/>
-              </w:rPr>
-              <w:t>0.435</w:t>
-            </w:r>
-          </w:p>
-        </w:tc>
-        <w:tc>
-          <w:tcPr>
-            <w:tcW w:type="dxa" w:w="2037"/>
-          </w:tcPr>
-          <w:p>
-            <w:r/>
-            <w:r>
-              <w:rPr>
-                <w:b w:val="0"/>
-                <w:sz w:val="15"/>
-              </w:rPr>
-              <w:t>PP + history (no CBT/ACT) (+0.020 [-0.004, +0.045]); History + ratings only (+0.003 [-0.026, +0.031])</w:t>
-            </w:r>
-          </w:p>
-        </w:tc>
-        <w:tc>
-          <w:tcPr>
-            <w:tcW w:type="dxa" w:w="2037"/>
-          </w:tcPr>
-          <w:p>
-            <w:r/>
-            <w:r>
-              <w:rPr>
-                <w:b w:val="0"/>
-                <w:sz w:val="15"/>
-              </w:rPr>
-              <w:t>History text only (+0.193 [+0.142, +0.242])</w:t>
-            </w:r>
-          </w:p>
-        </w:tc>
-      </w:tr>
-      <w:tr>
-        <w:tc>
-          <w:tcPr>
-            <w:tcW w:type="dxa" w:w="2037"/>
-          </w:tcPr>
-          <w:p>
-            <w:r/>
-            <w:r>
-              <w:rPr>
-                <w:b w:val="0"/>
-                <w:sz w:val="15"/>
-              </w:rPr>
-              <w:t>Directional accuracy</w:t>
-            </w:r>
-          </w:p>
-        </w:tc>
-        <w:tc>
-          <w:tcPr>
-            <w:tcW w:type="dxa" w:w="2037"/>
-          </w:tcPr>
-          <w:p>
-            <w:r/>
-            <w:r>
-              <w:rPr>
-                <w:b w:val="0"/>
-                <w:sz w:val="15"/>
-              </w:rPr>
-              <w:t>Content</w:t>
-            </w:r>
-          </w:p>
-        </w:tc>
-        <w:tc>
-          <w:tcPr>
-            <w:tcW w:type="dxa" w:w="2037"/>
-          </w:tcPr>
-          <w:p>
-            <w:r/>
-            <w:r>
-              <w:rPr>
-                <w:b w:val="0"/>
-                <w:sz w:val="15"/>
-              </w:rPr>
-              <w:t>GPT-4o-mini</w:t>
-            </w:r>
-          </w:p>
-        </w:tc>
-        <w:tc>
-          <w:tcPr>
-            <w:tcW w:type="dxa" w:w="2037"/>
-          </w:tcPr>
-          <w:p>
-            <w:r/>
-            <w:r>
-              <w:rPr>
-                <w:b w:val="0"/>
-                <w:sz w:val="15"/>
-              </w:rPr>
-              <w:t>History text only</w:t>
-            </w:r>
-          </w:p>
-        </w:tc>
-        <w:tc>
-          <w:tcPr>
-            <w:tcW w:type="dxa" w:w="2037"/>
-          </w:tcPr>
-          <w:p>
-            <w:r/>
-            <w:r>
-              <w:rPr>
-                <w:b w:val="0"/>
-                <w:sz w:val="15"/>
-              </w:rPr>
-              <w:t>0.643</w:t>
-            </w:r>
-          </w:p>
-        </w:tc>
-        <w:tc>
-          <w:tcPr>
-            <w:tcW w:type="dxa" w:w="2037"/>
-          </w:tcPr>
-          <w:p>
-            <w:r/>
-            <w:r>
-              <w:rPr>
-                <w:b w:val="0"/>
-                <w:sz w:val="15"/>
-              </w:rPr>
-              <w:t>PP + history (no CBT/ACT) (+0.016 [-0.006, +0.036])</w:t>
-            </w:r>
-          </w:p>
-        </w:tc>
-        <w:tc>
-          <w:tcPr>
-            <w:tcW w:type="dxa" w:w="2037"/>
-          </w:tcPr>
-          <w:p>
-            <w:r/>
-            <w:r>
-              <w:rPr>
-                <w:b w:val="0"/>
-                <w:sz w:val="15"/>
-              </w:rPr>
-              <w:t>PP + history + CBT/ACT (+0.031 [+0.009, +0.053]); History + ratings only (+0.023 [+0.006, +0.042])</w:t>
-            </w:r>
-          </w:p>
-        </w:tc>
-      </w:tr>
-      <w:tr>
-        <w:tc>
-          <w:tcPr>
-            <w:tcW w:type="dxa" w:w="2037"/>
-          </w:tcPr>
-          <w:p>
-            <w:r/>
-            <w:r>
-              <w:rPr>
-                <w:b w:val="0"/>
-                <w:sz w:val="15"/>
-              </w:rPr>
-              <w:t>Directional accuracy</w:t>
-            </w:r>
-          </w:p>
-        </w:tc>
-        <w:tc>
-          <w:tcPr>
-            <w:tcW w:type="dxa" w:w="2037"/>
-          </w:tcPr>
-          <w:p>
-            <w:r/>
-            <w:r>
-              <w:rPr>
-                <w:b w:val="0"/>
-                <w:sz w:val="15"/>
-              </w:rPr>
-              <w:t>Content</w:t>
-            </w:r>
-          </w:p>
-        </w:tc>
-        <w:tc>
-          <w:tcPr>
-            <w:tcW w:type="dxa" w:w="2037"/>
-          </w:tcPr>
-          <w:p>
-            <w:r/>
-            <w:r>
-              <w:rPr>
-                <w:b w:val="0"/>
-                <w:sz w:val="15"/>
-              </w:rPr>
-              <w:t>GPT-5</w:t>
-            </w:r>
-          </w:p>
-        </w:tc>
-        <w:tc>
-          <w:tcPr>
-            <w:tcW w:type="dxa" w:w="2037"/>
-          </w:tcPr>
-          <w:p>
-            <w:r/>
-            <w:r>
-              <w:rPr>
-                <w:b w:val="0"/>
-                <w:sz w:val="15"/>
-              </w:rPr>
-              <w:t>PP + history + CBT/ACT</w:t>
-            </w:r>
-          </w:p>
-        </w:tc>
-        <w:tc>
-          <w:tcPr>
-            <w:tcW w:type="dxa" w:w="2037"/>
-          </w:tcPr>
-          <w:p>
-            <w:r/>
-            <w:r>
-              <w:rPr>
-                <w:b w:val="0"/>
-                <w:sz w:val="15"/>
-              </w:rPr>
-              <w:t>0.669</w:t>
-            </w:r>
-          </w:p>
-        </w:tc>
-        <w:tc>
-          <w:tcPr>
-            <w:tcW w:type="dxa" w:w="2037"/>
-          </w:tcPr>
-          <w:p>
-            <w:r/>
-            <w:r>
-              <w:rPr>
-                <w:b w:val="0"/>
-                <w:sz w:val="15"/>
-              </w:rPr>
-              <w:t>PP + history (no CBT/ACT) (+0.021 [-0.001, +0.044]); History + ratings only (+0.016 [-0.006, +0.038])</w:t>
-            </w:r>
-          </w:p>
-        </w:tc>
-        <w:tc>
-          <w:tcPr>
-            <w:tcW w:type="dxa" w:w="2037"/>
-          </w:tcPr>
-          <w:p>
-            <w:r/>
-            <w:r>
-              <w:rPr>
-                <w:b w:val="0"/>
-                <w:sz w:val="15"/>
-              </w:rPr>
-              <w:t>History text only (+0.038 [+0.003, +0.074])</w:t>
-            </w:r>
-          </w:p>
-        </w:tc>
-      </w:tr>
-      <w:tr>
-        <w:tc>
-          <w:tcPr>
-            <w:tcW w:type="dxa" w:w="2037"/>
-          </w:tcPr>
-          <w:p>
-            <w:r/>
-            <w:r>
-              <w:rPr>
-                <w:b w:val="0"/>
-                <w:sz w:val="15"/>
-              </w:rPr>
-              <w:t>Directional accuracy</w:t>
-            </w:r>
-          </w:p>
-        </w:tc>
-        <w:tc>
-          <w:tcPr>
-            <w:tcW w:type="dxa" w:w="2037"/>
-          </w:tcPr>
-          <w:p>
-            <w:r/>
-            <w:r>
-              <w:rPr>
-                <w:b w:val="0"/>
-                <w:sz w:val="15"/>
-              </w:rPr>
-              <w:t>Content</w:t>
-            </w:r>
-          </w:p>
-        </w:tc>
-        <w:tc>
-          <w:tcPr>
-            <w:tcW w:type="dxa" w:w="2037"/>
-          </w:tcPr>
-          <w:p>
-            <w:r/>
-            <w:r>
-              <w:rPr>
-                <w:b w:val="0"/>
-                <w:sz w:val="15"/>
-              </w:rPr>
-              <w:t>DeepSeek-R1</w:t>
-            </w:r>
-          </w:p>
-        </w:tc>
-        <w:tc>
-          <w:tcPr>
-            <w:tcW w:type="dxa" w:w="2037"/>
-          </w:tcPr>
-          <w:p>
-            <w:r/>
-            <w:r>
-              <w:rPr>
-                <w:b w:val="0"/>
-                <w:sz w:val="15"/>
-              </w:rPr>
-              <w:t>PP + history + CBT/ACT</w:t>
-            </w:r>
-          </w:p>
-        </w:tc>
-        <w:tc>
-          <w:tcPr>
-            <w:tcW w:type="dxa" w:w="2037"/>
-          </w:tcPr>
-          <w:p>
-            <w:r/>
-            <w:r>
-              <w:rPr>
-                <w:b w:val="0"/>
-                <w:sz w:val="15"/>
-              </w:rPr>
-              <w:t>0.704</w:t>
-            </w:r>
-          </w:p>
-        </w:tc>
-        <w:tc>
-          <w:tcPr>
-            <w:tcW w:type="dxa" w:w="2037"/>
-          </w:tcPr>
-          <w:p>
-            <w:r/>
-            <w:r>
-              <w:rPr>
-                <w:b w:val="0"/>
-                <w:sz w:val="15"/>
-              </w:rPr>
-              <w:t>PP + history (no CBT/ACT) (+0.020 [-0.002, +0.042]); History + ratings only (+0.013 [-0.004, +0.031])</w:t>
-            </w:r>
-          </w:p>
-        </w:tc>
-        <w:tc>
-          <w:tcPr>
-            <w:tcW w:type="dxa" w:w="2037"/>
-          </w:tcPr>
-          <w:p>
-            <w:r/>
-            <w:r>
-              <w:rPr>
-                <w:b w:val="0"/>
-                <w:sz w:val="15"/>
-              </w:rPr>
-              <w:t>History text only (+0.072 [+0.041, +0.103])</w:t>
-            </w:r>
-          </w:p>
-        </w:tc>
-      </w:tr>
-      <w:tr>
-        <w:tc>
-          <w:tcPr>
-            <w:tcW w:type="dxa" w:w="2037"/>
-          </w:tcPr>
-          <w:p>
-            <w:r/>
-            <w:r>
-              <w:rPr>
-                <w:b w:val="0"/>
-                <w:sz w:val="15"/>
-              </w:rPr>
-              <w:t>Directional accuracy</w:t>
-            </w:r>
-          </w:p>
-        </w:tc>
-        <w:tc>
-          <w:tcPr>
-            <w:tcW w:type="dxa" w:w="2037"/>
-          </w:tcPr>
-          <w:p>
-            <w:r/>
-            <w:r>
-              <w:rPr>
-                <w:b w:val="0"/>
-                <w:sz w:val="15"/>
-              </w:rPr>
-              <w:t>Content</w:t>
-            </w:r>
-          </w:p>
-        </w:tc>
-        <w:tc>
-          <w:tcPr>
-            <w:tcW w:type="dxa" w:w="2037"/>
-          </w:tcPr>
-          <w:p>
-            <w:r/>
-            <w:r>
-              <w:rPr>
-                <w:b w:val="0"/>
-                <w:sz w:val="15"/>
-              </w:rPr>
-              <w:t>Grok-4.3</w:t>
-            </w:r>
-          </w:p>
-        </w:tc>
-        <w:tc>
-          <w:tcPr>
-            <w:tcW w:type="dxa" w:w="2037"/>
-          </w:tcPr>
-          <w:p>
-            <w:r/>
-            <w:r>
-              <w:rPr>
-                <w:b w:val="0"/>
-                <w:sz w:val="15"/>
-              </w:rPr>
-              <w:t>PP + history (no CBT/ACT)</w:t>
-            </w:r>
-          </w:p>
-        </w:tc>
-        <w:tc>
-          <w:tcPr>
-            <w:tcW w:type="dxa" w:w="2037"/>
-          </w:tcPr>
-          <w:p>
-            <w:r/>
-            <w:r>
-              <w:rPr>
-                <w:b w:val="0"/>
-                <w:sz w:val="15"/>
-              </w:rPr>
-              <w:t>0.719</w:t>
-            </w:r>
-          </w:p>
-        </w:tc>
-        <w:tc>
-          <w:tcPr>
-            <w:tcW w:type="dxa" w:w="2037"/>
-          </w:tcPr>
-          <w:p>
-            <w:r/>
-            <w:r>
-              <w:rPr>
-                <w:b w:val="0"/>
-                <w:sz w:val="15"/>
-              </w:rPr>
-              <w:t>PP + history + CBT/ACT (+0.010 [-0.008, +0.028])</w:t>
-            </w:r>
-          </w:p>
-        </w:tc>
-        <w:tc>
-          <w:tcPr>
-            <w:tcW w:type="dxa" w:w="2037"/>
-          </w:tcPr>
-          <w:p>
-            <w:r/>
-            <w:r>
-              <w:rPr>
-                <w:b w:val="0"/>
-                <w:sz w:val="15"/>
-              </w:rPr>
-              <w:t>History + ratings only (+0.027 [+0.007, +0.047]); History text only (+0.104 [+0.070, +0.136])</w:t>
-            </w:r>
-          </w:p>
-        </w:tc>
-      </w:tr>
-      <w:tr>
-        <w:tc>
-          <w:tcPr>
-            <w:tcW w:type="dxa" w:w="2037"/>
-          </w:tcPr>
-          <w:p>
-            <w:r/>
-            <w:r>
-              <w:rPr>
-                <w:b w:val="0"/>
-                <w:sz w:val="15"/>
-              </w:rPr>
-              <w:t>Directional accuracy</w:t>
-            </w:r>
-          </w:p>
-        </w:tc>
-        <w:tc>
-          <w:tcPr>
-            <w:tcW w:type="dxa" w:w="2037"/>
-          </w:tcPr>
-          <w:p>
-            <w:r/>
-            <w:r>
-              <w:rPr>
-                <w:b w:val="0"/>
-                <w:sz w:val="15"/>
-              </w:rPr>
-              <w:t>Content</w:t>
-            </w:r>
-          </w:p>
-        </w:tc>
-        <w:tc>
-          <w:tcPr>
-            <w:tcW w:type="dxa" w:w="2037"/>
-          </w:tcPr>
-          <w:p>
-            <w:r/>
-            <w:r>
-              <w:rPr>
-                <w:b w:val="0"/>
-                <w:sz w:val="15"/>
-              </w:rPr>
-              <w:t>Gemini-2.5-Pro</w:t>
-            </w:r>
-          </w:p>
-        </w:tc>
-        <w:tc>
-          <w:tcPr>
-            <w:tcW w:type="dxa" w:w="2037"/>
-          </w:tcPr>
-          <w:p>
-            <w:r/>
-            <w:r>
-              <w:rPr>
-                <w:b w:val="0"/>
-                <w:sz w:val="15"/>
-              </w:rPr>
-              <w:t>PP + history + CBT/ACT</w:t>
-            </w:r>
-          </w:p>
-        </w:tc>
-        <w:tc>
-          <w:tcPr>
-            <w:tcW w:type="dxa" w:w="2037"/>
-          </w:tcPr>
-          <w:p>
-            <w:r/>
-            <w:r>
-              <w:rPr>
-                <w:b w:val="0"/>
-                <w:sz w:val="15"/>
-              </w:rPr>
-              <w:t>0.685</w:t>
-            </w:r>
-          </w:p>
-        </w:tc>
-        <w:tc>
-          <w:tcPr>
-            <w:tcW w:type="dxa" w:w="2037"/>
-          </w:tcPr>
-          <w:p>
-            <w:r/>
-            <w:r>
-              <w:rPr>
-                <w:b w:val="0"/>
-                <w:sz w:val="15"/>
-              </w:rPr>
-              <w:t>PP + history (no CBT/ACT) (+0.006 [-0.018, +0.028])</w:t>
-            </w:r>
-          </w:p>
-        </w:tc>
-        <w:tc>
-          <w:tcPr>
-            <w:tcW w:type="dxa" w:w="2037"/>
-          </w:tcPr>
-          <w:p>
-            <w:r/>
-            <w:r>
-              <w:rPr>
-                <w:b w:val="0"/>
-                <w:sz w:val="15"/>
-              </w:rPr>
-              <w:t>History + ratings only (+0.037 [+0.009, +0.062]); History text only (+0.067 [+0.033, +0.100])</w:t>
-            </w:r>
-          </w:p>
-        </w:tc>
-      </w:tr>
-      <w:tr>
-        <w:tc>
-          <w:tcPr>
-            <w:tcW w:type="dxa" w:w="2037"/>
-          </w:tcPr>
-          <w:p>
-            <w:r/>
-            <w:r>
-              <w:rPr>
-                <w:b w:val="0"/>
-                <w:sz w:val="15"/>
-              </w:rPr>
-              <w:t>Directional accuracy</w:t>
-            </w:r>
-          </w:p>
-        </w:tc>
-        <w:tc>
-          <w:tcPr>
-            <w:tcW w:type="dxa" w:w="2037"/>
-          </w:tcPr>
-          <w:p>
-            <w:r/>
-            <w:r>
-              <w:rPr>
-                <w:b w:val="0"/>
-                <w:sz w:val="15"/>
-              </w:rPr>
-              <w:t>Coping</w:t>
-            </w:r>
-          </w:p>
-        </w:tc>
-        <w:tc>
-          <w:tcPr>
-            <w:tcW w:type="dxa" w:w="2037"/>
-          </w:tcPr>
-          <w:p>
-            <w:r/>
-            <w:r>
-              <w:rPr>
-                <w:b w:val="0"/>
-                <w:sz w:val="15"/>
-              </w:rPr>
-              <w:t>GPT-4o-mini</w:t>
-            </w:r>
-          </w:p>
-        </w:tc>
-        <w:tc>
-          <w:tcPr>
-            <w:tcW w:type="dxa" w:w="2037"/>
-          </w:tcPr>
-          <w:p>
-            <w:r/>
-            <w:r>
-              <w:rPr>
-                <w:b w:val="0"/>
-                <w:sz w:val="15"/>
-              </w:rPr>
-              <w:t>PP + history (no CBT/ACT)</w:t>
-            </w:r>
-          </w:p>
-        </w:tc>
-        <w:tc>
-          <w:tcPr>
-            <w:tcW w:type="dxa" w:w="2037"/>
-          </w:tcPr>
-          <w:p>
-            <w:r/>
-            <w:r>
-              <w:rPr>
-                <w:b w:val="0"/>
-                <w:sz w:val="15"/>
-              </w:rPr>
-              <w:t>0.391</w:t>
-            </w:r>
-          </w:p>
-        </w:tc>
-        <w:tc>
-          <w:tcPr>
-            <w:tcW w:type="dxa" w:w="2037"/>
-          </w:tcPr>
-          <w:p>
-            <w:r/>
-            <w:r>
-              <w:rPr>
-                <w:b w:val="0"/>
-                <w:sz w:val="15"/>
-              </w:rPr>
-              <w:t>History + ratings only (+0.004 [-0.022, +0.030])</w:t>
-            </w:r>
-          </w:p>
-        </w:tc>
-        <w:tc>
-          <w:tcPr>
-            <w:tcW w:type="dxa" w:w="2037"/>
-          </w:tcPr>
-          <w:p>
-            <w:r/>
-            <w:r>
-              <w:rPr>
-                <w:b w:val="0"/>
-                <w:sz w:val="15"/>
-              </w:rPr>
-              <w:t>PP + history + CBT/ACT (+0.037 [+0.004, +0.068]); History text only (+0.086 [+0.054, +0.117])</w:t>
-            </w:r>
-          </w:p>
-        </w:tc>
-      </w:tr>
-      <w:tr>
-        <w:tc>
-          <w:tcPr>
-            <w:tcW w:type="dxa" w:w="2037"/>
-          </w:tcPr>
-          <w:p>
-            <w:r/>
-            <w:r>
-              <w:rPr>
-                <w:b w:val="0"/>
-                <w:sz w:val="15"/>
-              </w:rPr>
-              <w:t>Directional accuracy</w:t>
-            </w:r>
-          </w:p>
-        </w:tc>
-        <w:tc>
-          <w:tcPr>
-            <w:tcW w:type="dxa" w:w="2037"/>
-          </w:tcPr>
-          <w:p>
-            <w:r/>
-            <w:r>
-              <w:rPr>
-                <w:b w:val="0"/>
-                <w:sz w:val="15"/>
-              </w:rPr>
-              <w:t>Coping</w:t>
-            </w:r>
-          </w:p>
-        </w:tc>
-        <w:tc>
-          <w:tcPr>
-            <w:tcW w:type="dxa" w:w="2037"/>
-          </w:tcPr>
-          <w:p>
-            <w:r/>
-            <w:r>
-              <w:rPr>
-                <w:b w:val="0"/>
-                <w:sz w:val="15"/>
-              </w:rPr>
-              <w:t>GPT-5</w:t>
-            </w:r>
-          </w:p>
-        </w:tc>
-        <w:tc>
-          <w:tcPr>
-            <w:tcW w:type="dxa" w:w="2037"/>
-          </w:tcPr>
-          <w:p>
-            <w:r/>
-            <w:r>
-              <w:rPr>
-                <w:b w:val="0"/>
-                <w:sz w:val="15"/>
-              </w:rPr>
-              <w:t>PP + history + CBT/ACT</w:t>
-            </w:r>
-          </w:p>
-        </w:tc>
-        <w:tc>
-          <w:tcPr>
-            <w:tcW w:type="dxa" w:w="2037"/>
-          </w:tcPr>
-          <w:p>
-            <w:r/>
-            <w:r>
-              <w:rPr>
-                <w:b w:val="0"/>
-                <w:sz w:val="15"/>
-              </w:rPr>
-              <w:t>0.622</w:t>
-            </w:r>
-          </w:p>
-        </w:tc>
-        <w:tc>
-          <w:tcPr>
-            <w:tcW w:type="dxa" w:w="2037"/>
-          </w:tcPr>
-          <w:p>
-            <w:r/>
-            <w:r>
-              <w:rPr>
-                <w:b w:val="0"/>
-                <w:sz w:val="15"/>
-              </w:rPr>
-              <w:t>none</w:t>
-            </w:r>
-          </w:p>
-        </w:tc>
-        <w:tc>
-          <w:tcPr>
-            <w:tcW w:type="dxa" w:w="2037"/>
-          </w:tcPr>
-          <w:p>
-            <w:r/>
-            <w:r>
-              <w:rPr>
-                <w:b w:val="0"/>
-                <w:sz w:val="15"/>
-              </w:rPr>
-              <w:t>PP + history (no CBT/ACT) (+0.058 [+0.034, +0.082]); History + ratings only (+0.049 [+0.026, +0.075]); History text only (+0.218 [+0.176, +0.262])</w:t>
-            </w:r>
-          </w:p>
-        </w:tc>
-      </w:tr>
-      <w:tr>
-        <w:tc>
-          <w:tcPr>
-            <w:tcW w:type="dxa" w:w="2037"/>
-          </w:tcPr>
-          <w:p>
-            <w:r/>
-            <w:r>
-              <w:rPr>
-                <w:b w:val="0"/>
-                <w:sz w:val="15"/>
-              </w:rPr>
-              <w:t>Directional accuracy</w:t>
-            </w:r>
-          </w:p>
-        </w:tc>
-        <w:tc>
-          <w:tcPr>
-            <w:tcW w:type="dxa" w:w="2037"/>
-          </w:tcPr>
-          <w:p>
-            <w:r/>
-            <w:r>
-              <w:rPr>
-                <w:b w:val="0"/>
-                <w:sz w:val="15"/>
-              </w:rPr>
-              <w:t>Coping</w:t>
-            </w:r>
-          </w:p>
-        </w:tc>
-        <w:tc>
-          <w:tcPr>
-            <w:tcW w:type="dxa" w:w="2037"/>
-          </w:tcPr>
-          <w:p>
-            <w:r/>
-            <w:r>
-              <w:rPr>
-                <w:b w:val="0"/>
-                <w:sz w:val="15"/>
-              </w:rPr>
-              <w:t>DeepSeek-R1</w:t>
-            </w:r>
-          </w:p>
-        </w:tc>
-        <w:tc>
-          <w:tcPr>
-            <w:tcW w:type="dxa" w:w="2037"/>
-          </w:tcPr>
-          <w:p>
-            <w:r/>
-            <w:r>
-              <w:rPr>
-                <w:b w:val="0"/>
-                <w:sz w:val="15"/>
-              </w:rPr>
-              <w:t>PP + history + CBT/ACT</w:t>
-            </w:r>
-          </w:p>
-        </w:tc>
-        <w:tc>
-          <w:tcPr>
-            <w:tcW w:type="dxa" w:w="2037"/>
-          </w:tcPr>
-          <w:p>
-            <w:r/>
-            <w:r>
-              <w:rPr>
-                <w:b w:val="0"/>
-                <w:sz w:val="15"/>
-              </w:rPr>
-              <w:t>0.646</w:t>
-            </w:r>
-          </w:p>
-        </w:tc>
-        <w:tc>
-          <w:tcPr>
-            <w:tcW w:type="dxa" w:w="2037"/>
-          </w:tcPr>
-          <w:p>
-            <w:r/>
-            <w:r>
-              <w:rPr>
-                <w:b w:val="0"/>
-                <w:sz w:val="15"/>
-              </w:rPr>
-              <w:t>none</w:t>
-            </w:r>
-          </w:p>
-        </w:tc>
-        <w:tc>
-          <w:tcPr>
-            <w:tcW w:type="dxa" w:w="2037"/>
-          </w:tcPr>
-          <w:p>
-            <w:r/>
-            <w:r>
-              <w:rPr>
-                <w:b w:val="0"/>
-                <w:sz w:val="15"/>
-              </w:rPr>
-              <w:t>PP + history (no CBT/ACT) (+0.032 [+0.006, +0.059]); History + ratings only (+0.032 [+0.008, +0.056]); History text only (+0.135 [+0.098, +0.173])</w:t>
-            </w:r>
-          </w:p>
-        </w:tc>
-      </w:tr>
-      <w:tr>
-        <w:tc>
-          <w:tcPr>
-            <w:tcW w:type="dxa" w:w="2037"/>
-          </w:tcPr>
-          <w:p>
-            <w:r/>
-            <w:r>
-              <w:rPr>
-                <w:b w:val="0"/>
-                <w:sz w:val="15"/>
-              </w:rPr>
-              <w:t>Directional accuracy</w:t>
-            </w:r>
-          </w:p>
-        </w:tc>
-        <w:tc>
-          <w:tcPr>
-            <w:tcW w:type="dxa" w:w="2037"/>
-          </w:tcPr>
-          <w:p>
-            <w:r/>
-            <w:r>
-              <w:rPr>
-                <w:b w:val="0"/>
-                <w:sz w:val="15"/>
-              </w:rPr>
-              <w:t>Coping</w:t>
-            </w:r>
-          </w:p>
-        </w:tc>
-        <w:tc>
-          <w:tcPr>
-            <w:tcW w:type="dxa" w:w="2037"/>
-          </w:tcPr>
-          <w:p>
-            <w:r/>
-            <w:r>
-              <w:rPr>
-                <w:b w:val="0"/>
-                <w:sz w:val="15"/>
-              </w:rPr>
-              <w:t>Grok-4.3</w:t>
-            </w:r>
-          </w:p>
-        </w:tc>
-        <w:tc>
-          <w:tcPr>
-            <w:tcW w:type="dxa" w:w="2037"/>
-          </w:tcPr>
-          <w:p>
-            <w:r/>
-            <w:r>
-              <w:rPr>
-                <w:b w:val="0"/>
-                <w:sz w:val="15"/>
-              </w:rPr>
-              <w:t>PP + history + CBT/ACT</w:t>
-            </w:r>
-          </w:p>
-        </w:tc>
-        <w:tc>
-          <w:tcPr>
-            <w:tcW w:type="dxa" w:w="2037"/>
-          </w:tcPr>
-          <w:p>
-            <w:r/>
-            <w:r>
-              <w:rPr>
-                <w:b w:val="0"/>
-                <w:sz w:val="15"/>
-              </w:rPr>
-              <w:t>0.645</w:t>
-            </w:r>
-          </w:p>
-        </w:tc>
-        <w:tc>
-          <w:tcPr>
-            <w:tcW w:type="dxa" w:w="2037"/>
-          </w:tcPr>
-          <w:p>
-            <w:r/>
-            <w:r>
-              <w:rPr>
-                <w:b w:val="0"/>
-                <w:sz w:val="15"/>
-              </w:rPr>
-              <w:t>PP + history (no CBT/ACT) (+0.004 [-0.019, +0.028]); History + ratings only (+0.003 [-0.022, +0.028])</w:t>
-            </w:r>
-          </w:p>
-        </w:tc>
-        <w:tc>
-          <w:tcPr>
-            <w:tcW w:type="dxa" w:w="2037"/>
-          </w:tcPr>
-          <w:p>
-            <w:r/>
-            <w:r>
-              <w:rPr>
-                <w:b w:val="0"/>
-                <w:sz w:val="15"/>
-              </w:rPr>
-              <w:t>History text only (+0.254 [+0.209, +0.299])</w:t>
-            </w:r>
-          </w:p>
-        </w:tc>
-      </w:tr>
-      <w:tr>
-        <w:tc>
-          <w:tcPr>
-            <w:tcW w:type="dxa" w:w="2037"/>
-          </w:tcPr>
-          <w:p>
-            <w:r/>
-            <w:r>
-              <w:rPr>
-                <w:b w:val="0"/>
-                <w:sz w:val="15"/>
-              </w:rPr>
-              <w:t>Directional accuracy</w:t>
-            </w:r>
-          </w:p>
-        </w:tc>
-        <w:tc>
-          <w:tcPr>
-            <w:tcW w:type="dxa" w:w="2037"/>
-          </w:tcPr>
-          <w:p>
-            <w:r/>
-            <w:r>
-              <w:rPr>
-                <w:b w:val="0"/>
-                <w:sz w:val="15"/>
-              </w:rPr>
-              <w:t>Coping</w:t>
-            </w:r>
-          </w:p>
-        </w:tc>
-        <w:tc>
-          <w:tcPr>
-            <w:tcW w:type="dxa" w:w="2037"/>
-          </w:tcPr>
-          <w:p>
-            <w:r/>
-            <w:r>
-              <w:rPr>
-                <w:b w:val="0"/>
-                <w:sz w:val="15"/>
-              </w:rPr>
-              <w:t>Gemini-2.5-Pro</w:t>
-            </w:r>
-          </w:p>
-        </w:tc>
-        <w:tc>
-          <w:tcPr>
-            <w:tcW w:type="dxa" w:w="2037"/>
-          </w:tcPr>
-          <w:p>
-            <w:r/>
-            <w:r>
-              <w:rPr>
-                <w:b w:val="0"/>
-                <w:sz w:val="15"/>
-              </w:rPr>
-              <w:t>PP + history (no CBT/ACT)</w:t>
-            </w:r>
-          </w:p>
-        </w:tc>
-        <w:tc>
-          <w:tcPr>
-            <w:tcW w:type="dxa" w:w="2037"/>
-          </w:tcPr>
-          <w:p>
-            <w:r/>
-            <w:r>
-              <w:rPr>
-                <w:b w:val="0"/>
-                <w:sz w:val="15"/>
-              </w:rPr>
-              <w:t>0.631</w:t>
-            </w:r>
-          </w:p>
-        </w:tc>
-        <w:tc>
-          <w:tcPr>
-            <w:tcW w:type="dxa" w:w="2037"/>
-          </w:tcPr>
-          <w:p>
-            <w:r/>
-            <w:r>
-              <w:rPr>
-                <w:b w:val="0"/>
-                <w:sz w:val="15"/>
-              </w:rPr>
-              <w:t>PP + history + CBT/ACT (+0.002 [-0.022, +0.027])</w:t>
-            </w:r>
-          </w:p>
-        </w:tc>
-        <w:tc>
-          <w:tcPr>
-            <w:tcW w:type="dxa" w:w="2037"/>
-          </w:tcPr>
-          <w:p>
-            <w:r/>
-            <w:r>
-              <w:rPr>
-                <w:b w:val="0"/>
-                <w:sz w:val="15"/>
-              </w:rPr>
-              <w:t>History + ratings only (+0.038 [+0.012, +0.065]); History text only (+0.164 [+0.123, +0.204])</w:t>
-            </w:r>
-          </w:p>
-        </w:tc>
-      </w:tr>
-      <w:tr>
-        <w:tc>
-          <w:tcPr>
-            <w:tcW w:type="dxa" w:w="2037"/>
-          </w:tcPr>
-          <w:p>
-            <w:r/>
-            <w:r>
-              <w:rPr>
-                <w:b w:val="0"/>
-                <w:sz w:val="15"/>
-              </w:rPr>
-              <w:t>Directional accuracy</w:t>
-            </w:r>
-          </w:p>
-        </w:tc>
-        <w:tc>
-          <w:tcPr>
-            <w:tcW w:type="dxa" w:w="2037"/>
-          </w:tcPr>
-          <w:p>
-            <w:r/>
-            <w:r>
-              <w:rPr>
-                <w:b w:val="0"/>
-                <w:sz w:val="15"/>
-              </w:rPr>
-              <w:t>Quitting</w:t>
-            </w:r>
-          </w:p>
-        </w:tc>
-        <w:tc>
-          <w:tcPr>
-            <w:tcW w:type="dxa" w:w="2037"/>
-          </w:tcPr>
-          <w:p>
-            <w:r/>
-            <w:r>
-              <w:rPr>
-                <w:b w:val="0"/>
-                <w:sz w:val="15"/>
-              </w:rPr>
-              <w:t>GPT-4o-mini</w:t>
-            </w:r>
-          </w:p>
-        </w:tc>
-        <w:tc>
-          <w:tcPr>
-            <w:tcW w:type="dxa" w:w="2037"/>
-          </w:tcPr>
-          <w:p>
-            <w:r/>
-            <w:r>
-              <w:rPr>
-                <w:b w:val="0"/>
-                <w:sz w:val="15"/>
-              </w:rPr>
-              <w:t>PP + history (no CBT/ACT)</w:t>
-            </w:r>
-          </w:p>
-        </w:tc>
-        <w:tc>
-          <w:tcPr>
-            <w:tcW w:type="dxa" w:w="2037"/>
-          </w:tcPr>
-          <w:p>
-            <w:r/>
-            <w:r>
-              <w:rPr>
-                <w:b w:val="0"/>
-                <w:sz w:val="15"/>
-              </w:rPr>
-              <w:t>0.487</w:t>
-            </w:r>
-          </w:p>
-        </w:tc>
-        <w:tc>
-          <w:tcPr>
-            <w:tcW w:type="dxa" w:w="2037"/>
-          </w:tcPr>
-          <w:p>
-            <w:r/>
-            <w:r>
-              <w:rPr>
-                <w:b w:val="0"/>
-                <w:sz w:val="15"/>
-              </w:rPr>
-              <w:t>PP + history + CBT/ACT (+0.024 [-0.006, +0.058])</w:t>
-            </w:r>
-          </w:p>
-        </w:tc>
-        <w:tc>
-          <w:tcPr>
-            <w:tcW w:type="dxa" w:w="2037"/>
-          </w:tcPr>
-          <w:p>
-            <w:r/>
-            <w:r>
-              <w:rPr>
-                <w:b w:val="0"/>
-                <w:sz w:val="15"/>
-              </w:rPr>
-              <w:t>History + ratings only (+0.037 [+0.011, +0.062]); History text only (+0.146 [+0.106, +0.185])</w:t>
-            </w:r>
-          </w:p>
-        </w:tc>
-      </w:tr>
-      <w:tr>
-        <w:tc>
-          <w:tcPr>
-            <w:tcW w:type="dxa" w:w="2037"/>
-          </w:tcPr>
-          <w:p>
-            <w:r/>
-            <w:r>
-              <w:rPr>
-                <w:b w:val="0"/>
-                <w:sz w:val="15"/>
-              </w:rPr>
-              <w:t>Directional accuracy</w:t>
-            </w:r>
-          </w:p>
-        </w:tc>
-        <w:tc>
-          <w:tcPr>
-            <w:tcW w:type="dxa" w:w="2037"/>
-          </w:tcPr>
-          <w:p>
-            <w:r/>
-            <w:r>
-              <w:rPr>
-                <w:b w:val="0"/>
-                <w:sz w:val="15"/>
-              </w:rPr>
-              <w:t>Quitting</w:t>
-            </w:r>
-          </w:p>
-        </w:tc>
-        <w:tc>
-          <w:tcPr>
-            <w:tcW w:type="dxa" w:w="2037"/>
-          </w:tcPr>
-          <w:p>
-            <w:r/>
-            <w:r>
-              <w:rPr>
-                <w:b w:val="0"/>
-                <w:sz w:val="15"/>
-              </w:rPr>
-              <w:t>GPT-5</w:t>
-            </w:r>
-          </w:p>
-        </w:tc>
-        <w:tc>
-          <w:tcPr>
-            <w:tcW w:type="dxa" w:w="2037"/>
-          </w:tcPr>
-          <w:p>
-            <w:r/>
-            <w:r>
-              <w:rPr>
-                <w:b w:val="0"/>
-                <w:sz w:val="15"/>
-              </w:rPr>
-              <w:t>PP + history + CBT/ACT</w:t>
-            </w:r>
-          </w:p>
-        </w:tc>
-        <w:tc>
-          <w:tcPr>
-            <w:tcW w:type="dxa" w:w="2037"/>
-          </w:tcPr>
-          <w:p>
-            <w:r/>
-            <w:r>
-              <w:rPr>
-                <w:b w:val="0"/>
-                <w:sz w:val="15"/>
-              </w:rPr>
-              <w:t>0.664</w:t>
-            </w:r>
-          </w:p>
-        </w:tc>
-        <w:tc>
-          <w:tcPr>
-            <w:tcW w:type="dxa" w:w="2037"/>
-          </w:tcPr>
-          <w:p>
-            <w:r/>
-            <w:r>
-              <w:rPr>
-                <w:b w:val="0"/>
-                <w:sz w:val="15"/>
-              </w:rPr>
-              <w:t>none</w:t>
-            </w:r>
-          </w:p>
-        </w:tc>
-        <w:tc>
-          <w:tcPr>
-            <w:tcW w:type="dxa" w:w="2037"/>
-          </w:tcPr>
-          <w:p>
-            <w:r/>
-            <w:r>
-              <w:rPr>
-                <w:b w:val="0"/>
-                <w:sz w:val="15"/>
-              </w:rPr>
-              <w:t>PP + history (no CBT/ACT) (+0.033 [+0.010, +0.059]); History + ratings only (+0.045 [+0.020, +0.069]); History text only (+0.350 [+0.299, +0.399])</w:t>
-            </w:r>
-          </w:p>
-        </w:tc>
-      </w:tr>
-      <w:tr>
-        <w:tc>
-          <w:tcPr>
-            <w:tcW w:type="dxa" w:w="2037"/>
-          </w:tcPr>
-          <w:p>
-            <w:r/>
-            <w:r>
-              <w:rPr>
-                <w:b w:val="0"/>
-                <w:sz w:val="15"/>
-              </w:rPr>
-              <w:t>Directional accuracy</w:t>
-            </w:r>
-          </w:p>
-        </w:tc>
-        <w:tc>
-          <w:tcPr>
-            <w:tcW w:type="dxa" w:w="2037"/>
-          </w:tcPr>
-          <w:p>
-            <w:r/>
-            <w:r>
-              <w:rPr>
-                <w:b w:val="0"/>
-                <w:sz w:val="15"/>
-              </w:rPr>
-              <w:t>Quitting</w:t>
-            </w:r>
-          </w:p>
-        </w:tc>
-        <w:tc>
-          <w:tcPr>
-            <w:tcW w:type="dxa" w:w="2037"/>
-          </w:tcPr>
-          <w:p>
-            <w:r/>
-            <w:r>
-              <w:rPr>
-                <w:b w:val="0"/>
-                <w:sz w:val="15"/>
-              </w:rPr>
-              <w:t>DeepSeek-R1</w:t>
-            </w:r>
-          </w:p>
-        </w:tc>
-        <w:tc>
-          <w:tcPr>
-            <w:tcW w:type="dxa" w:w="2037"/>
-          </w:tcPr>
-          <w:p>
-            <w:r/>
-            <w:r>
-              <w:rPr>
-                <w:b w:val="0"/>
-                <w:sz w:val="15"/>
-              </w:rPr>
-              <w:t>PP + history + CBT/ACT</w:t>
-            </w:r>
-          </w:p>
-        </w:tc>
-        <w:tc>
-          <w:tcPr>
-            <w:tcW w:type="dxa" w:w="2037"/>
-          </w:tcPr>
-          <w:p>
-            <w:r/>
-            <w:r>
-              <w:rPr>
-                <w:b w:val="0"/>
-                <w:sz w:val="15"/>
-              </w:rPr>
-              <w:t>0.682</w:t>
-            </w:r>
-          </w:p>
-        </w:tc>
-        <w:tc>
-          <w:tcPr>
-            <w:tcW w:type="dxa" w:w="2037"/>
-          </w:tcPr>
-          <w:p>
-            <w:r/>
-            <w:r>
-              <w:rPr>
-                <w:b w:val="0"/>
-                <w:sz w:val="15"/>
-              </w:rPr>
-              <w:t>none</w:t>
-            </w:r>
-          </w:p>
-        </w:tc>
-        <w:tc>
-          <w:tcPr>
-            <w:tcW w:type="dxa" w:w="2037"/>
-          </w:tcPr>
-          <w:p>
-            <w:r/>
-            <w:r>
-              <w:rPr>
-                <w:b w:val="0"/>
-                <w:sz w:val="15"/>
-              </w:rPr>
-              <w:t>PP + history (no CBT/ACT) (+0.037 [+0.012, +0.064]); History + ratings only (+0.027 [+0.003, +0.051]); History text only (+0.157 [+0.121, +0.194])</w:t>
-            </w:r>
-          </w:p>
-        </w:tc>
-      </w:tr>
-      <w:tr>
-        <w:tc>
-          <w:tcPr>
-            <w:tcW w:type="dxa" w:w="2037"/>
-          </w:tcPr>
-          <w:p>
-            <w:r/>
-            <w:r>
-              <w:rPr>
-                <w:b w:val="0"/>
-                <w:sz w:val="15"/>
-              </w:rPr>
-              <w:t>Directional accuracy</w:t>
-            </w:r>
-          </w:p>
-        </w:tc>
-        <w:tc>
-          <w:tcPr>
-            <w:tcW w:type="dxa" w:w="2037"/>
-          </w:tcPr>
-          <w:p>
-            <w:r/>
-            <w:r>
-              <w:rPr>
-                <w:b w:val="0"/>
-                <w:sz w:val="15"/>
-              </w:rPr>
-              <w:t>Quitting</w:t>
-            </w:r>
-          </w:p>
-        </w:tc>
-        <w:tc>
-          <w:tcPr>
-            <w:tcW w:type="dxa" w:w="2037"/>
-          </w:tcPr>
-          <w:p>
-            <w:r/>
-            <w:r>
-              <w:rPr>
-                <w:b w:val="0"/>
-                <w:sz w:val="15"/>
-              </w:rPr>
-              <w:t>Grok-4.3</w:t>
-            </w:r>
-          </w:p>
-        </w:tc>
-        <w:tc>
-          <w:tcPr>
-            <w:tcW w:type="dxa" w:w="2037"/>
-          </w:tcPr>
-          <w:p>
-            <w:r/>
-            <w:r>
-              <w:rPr>
-                <w:b w:val="0"/>
-                <w:sz w:val="15"/>
-              </w:rPr>
-              <w:t>History + ratings only</w:t>
-            </w:r>
-          </w:p>
-        </w:tc>
-        <w:tc>
-          <w:tcPr>
-            <w:tcW w:type="dxa" w:w="2037"/>
-          </w:tcPr>
-          <w:p>
-            <w:r/>
-            <w:r>
-              <w:rPr>
-                <w:b w:val="0"/>
-                <w:sz w:val="15"/>
-              </w:rPr>
-              <w:t>0.682</w:t>
-            </w:r>
-          </w:p>
-        </w:tc>
-        <w:tc>
-          <w:tcPr>
-            <w:tcW w:type="dxa" w:w="2037"/>
-          </w:tcPr>
-          <w:p>
-            <w:r/>
-            <w:r>
-              <w:rPr>
-                <w:b w:val="0"/>
-                <w:sz w:val="15"/>
-              </w:rPr>
-              <w:t>PP + history + CBT/ACT (+0.008 [-0.013, +0.028]); PP + history (no CBT/ACT) (+0.021 [+0.000, +0.041])</w:t>
-            </w:r>
-          </w:p>
-        </w:tc>
-        <w:tc>
-          <w:tcPr>
-            <w:tcW w:type="dxa" w:w="2037"/>
-          </w:tcPr>
-          <w:p>
-            <w:r/>
-            <w:r>
-              <w:rPr>
-                <w:b w:val="0"/>
-                <w:sz w:val="15"/>
-              </w:rPr>
-              <w:t>History text only (+0.291 [+0.247, +0.336])</w:t>
-            </w:r>
-          </w:p>
-        </w:tc>
-      </w:tr>
-      <w:tr>
-        <w:tc>
-          <w:tcPr>
-            <w:tcW w:type="dxa" w:w="2037"/>
-          </w:tcPr>
-          <w:p>
-            <w:r/>
-            <w:r>
-              <w:rPr>
-                <w:b w:val="0"/>
-                <w:sz w:val="15"/>
-              </w:rPr>
-              <w:t>Directional accuracy</w:t>
-            </w:r>
-          </w:p>
-        </w:tc>
-        <w:tc>
-          <w:tcPr>
-            <w:tcW w:type="dxa" w:w="2037"/>
-          </w:tcPr>
-          <w:p>
-            <w:r/>
-            <w:r>
-              <w:rPr>
-                <w:b w:val="0"/>
-                <w:sz w:val="15"/>
-              </w:rPr>
-              <w:t>Quitting</w:t>
-            </w:r>
-          </w:p>
-        </w:tc>
-        <w:tc>
-          <w:tcPr>
-            <w:tcW w:type="dxa" w:w="2037"/>
-          </w:tcPr>
-          <w:p>
-            <w:r/>
-            <w:r>
-              <w:rPr>
-                <w:b w:val="0"/>
-                <w:sz w:val="15"/>
-              </w:rPr>
-              <w:t>Gemini-2.5-Pro</w:t>
-            </w:r>
-          </w:p>
-        </w:tc>
-        <w:tc>
-          <w:tcPr>
-            <w:tcW w:type="dxa" w:w="2037"/>
-          </w:tcPr>
-          <w:p>
-            <w:r/>
-            <w:r>
-              <w:rPr>
-                <w:b w:val="0"/>
-                <w:sz w:val="15"/>
-              </w:rPr>
-              <w:t>PP + history + CBT/ACT</w:t>
-            </w:r>
-          </w:p>
-        </w:tc>
-        <w:tc>
-          <w:tcPr>
-            <w:tcW w:type="dxa" w:w="2037"/>
-          </w:tcPr>
-          <w:p>
-            <w:r/>
-            <w:r>
-              <w:rPr>
-                <w:b w:val="0"/>
-                <w:sz w:val="15"/>
-              </w:rPr>
-              <w:t>0.665</w:t>
-            </w:r>
-          </w:p>
-        </w:tc>
-        <w:tc>
-          <w:tcPr>
-            <w:tcW w:type="dxa" w:w="2037"/>
-          </w:tcPr>
-          <w:p>
-            <w:r/>
-            <w:r>
-              <w:rPr>
-                <w:b w:val="0"/>
-                <w:sz w:val="15"/>
-              </w:rPr>
-              <w:t>PP + history (no CBT/ACT) (+0.011 [-0.011, +0.034]); History + ratings only (+0.014 [-0.012, +0.040])</w:t>
-            </w:r>
-          </w:p>
-        </w:tc>
-        <w:tc>
-          <w:tcPr>
-            <w:tcW w:type="dxa" w:w="2037"/>
-          </w:tcPr>
-          <w:p>
-            <w:r/>
-            <w:r>
-              <w:rPr>
-                <w:b w:val="0"/>
-                <w:sz w:val="15"/>
-              </w:rPr>
-              <w:t>History text only (+0.160 [+0.124, +0.199])</w:t>
-            </w:r>
-          </w:p>
-        </w:tc>
-      </w:tr>
-      <w:tr>
-        <w:tc>
-          <w:tcPr>
-            <w:tcW w:type="dxa" w:w="2037"/>
-          </w:tcPr>
-          <w:p>
-            <w:r/>
-            <w:r>
-              <w:rPr>
-                <w:b w:val="0"/>
-                <w:sz w:val="15"/>
-              </w:rPr>
-              <w:t>Directional macro-F1</w:t>
-            </w:r>
-          </w:p>
-        </w:tc>
-        <w:tc>
-          <w:tcPr>
-            <w:tcW w:type="dxa" w:w="2037"/>
-          </w:tcPr>
-          <w:p>
-            <w:r/>
-            <w:r>
-              <w:rPr>
-                <w:b w:val="0"/>
-                <w:sz w:val="15"/>
-              </w:rPr>
-              <w:t>Content</w:t>
-            </w:r>
-          </w:p>
-        </w:tc>
-        <w:tc>
-          <w:tcPr>
-            <w:tcW w:type="dxa" w:w="2037"/>
-          </w:tcPr>
-          <w:p>
-            <w:r/>
-            <w:r>
-              <w:rPr>
-                <w:b w:val="0"/>
-                <w:sz w:val="15"/>
-              </w:rPr>
-              <w:t>GPT-4o-mini</w:t>
-            </w:r>
-          </w:p>
-        </w:tc>
-        <w:tc>
-          <w:tcPr>
-            <w:tcW w:type="dxa" w:w="2037"/>
-          </w:tcPr>
-          <w:p>
-            <w:r/>
-            <w:r>
-              <w:rPr>
-                <w:b w:val="0"/>
-                <w:sz w:val="15"/>
-              </w:rPr>
-              <w:t>PP + history (no CBT/ACT)</w:t>
-            </w:r>
-          </w:p>
-        </w:tc>
-        <w:tc>
-          <w:tcPr>
-            <w:tcW w:type="dxa" w:w="2037"/>
-          </w:tcPr>
-          <w:p>
-            <w:r/>
-            <w:r>
-              <w:rPr>
-                <w:b w:val="0"/>
-                <w:sz w:val="15"/>
-              </w:rPr>
-              <w:t>0.343</w:t>
-            </w:r>
-          </w:p>
-        </w:tc>
-        <w:tc>
-          <w:tcPr>
-            <w:tcW w:type="dxa" w:w="2037"/>
-          </w:tcPr>
-          <w:p>
-            <w:r/>
-            <w:r>
-              <w:rPr>
-                <w:b w:val="0"/>
-                <w:sz w:val="15"/>
-              </w:rPr>
-              <w:t>PP + history + CBT/ACT (+0.013 [-0.005, +0.033])</w:t>
-            </w:r>
-          </w:p>
-        </w:tc>
-        <w:tc>
-          <w:tcPr>
-            <w:tcW w:type="dxa" w:w="2037"/>
-          </w:tcPr>
-          <w:p>
-            <w:r/>
-            <w:r>
-              <w:rPr>
-                <w:b w:val="0"/>
-                <w:sz w:val="15"/>
-              </w:rPr>
-              <w:t>History + ratings only (+0.027 [+0.008, +0.048]); History text only (+0.048 [+0.026, +0.070])</w:t>
-            </w:r>
-          </w:p>
-        </w:tc>
-      </w:tr>
-      <w:tr>
-        <w:tc>
-          <w:tcPr>
-            <w:tcW w:type="dxa" w:w="2037"/>
-          </w:tcPr>
-          <w:p>
-            <w:r/>
-            <w:r>
-              <w:rPr>
-                <w:b w:val="0"/>
-                <w:sz w:val="15"/>
-              </w:rPr>
-              <w:t>Directional macro-F1</w:t>
-            </w:r>
-          </w:p>
-        </w:tc>
-        <w:tc>
-          <w:tcPr>
-            <w:tcW w:type="dxa" w:w="2037"/>
-          </w:tcPr>
-          <w:p>
-            <w:r/>
-            <w:r>
-              <w:rPr>
-                <w:b w:val="0"/>
-                <w:sz w:val="15"/>
-              </w:rPr>
-              <w:t>Content</w:t>
-            </w:r>
-          </w:p>
-        </w:tc>
-        <w:tc>
-          <w:tcPr>
-            <w:tcW w:type="dxa" w:w="2037"/>
-          </w:tcPr>
-          <w:p>
-            <w:r/>
-            <w:r>
-              <w:rPr>
-                <w:b w:val="0"/>
-                <w:sz w:val="15"/>
-              </w:rPr>
-              <w:t>GPT-5</w:t>
-            </w:r>
-          </w:p>
-        </w:tc>
-        <w:tc>
-          <w:tcPr>
-            <w:tcW w:type="dxa" w:w="2037"/>
-          </w:tcPr>
-          <w:p>
-            <w:r/>
-            <w:r>
-              <w:rPr>
-                <w:b w:val="0"/>
-                <w:sz w:val="15"/>
-              </w:rPr>
-              <w:t>History + ratings only</w:t>
-            </w:r>
-          </w:p>
-        </w:tc>
-        <w:tc>
-          <w:tcPr>
-            <w:tcW w:type="dxa" w:w="2037"/>
-          </w:tcPr>
-          <w:p>
-            <w:r/>
-            <w:r>
-              <w:rPr>
-                <w:b w:val="0"/>
-                <w:sz w:val="15"/>
-              </w:rPr>
-              <w:t>0.501</w:t>
-            </w:r>
-          </w:p>
-        </w:tc>
-        <w:tc>
-          <w:tcPr>
-            <w:tcW w:type="dxa" w:w="2037"/>
-          </w:tcPr>
-          <w:p>
-            <w:r/>
-            <w:r>
-              <w:rPr>
-                <w:b w:val="0"/>
-                <w:sz w:val="15"/>
-              </w:rPr>
-              <w:t>PP + history + CBT/ACT (+0.014 [-0.019, +0.053]); PP + history (no CBT/ACT) (+0.015 [-0.019, +0.052])</w:t>
-            </w:r>
-          </w:p>
-        </w:tc>
-        <w:tc>
-          <w:tcPr>
-            <w:tcW w:type="dxa" w:w="2037"/>
-          </w:tcPr>
-          <w:p>
-            <w:r/>
-            <w:r>
-              <w:rPr>
-                <w:b w:val="0"/>
-                <w:sz w:val="15"/>
-              </w:rPr>
-              <w:t>History text only (+0.202 [+0.149, +0.252])</w:t>
-            </w:r>
-          </w:p>
-        </w:tc>
-      </w:tr>
-      <w:tr>
-        <w:tc>
-          <w:tcPr>
-            <w:tcW w:type="dxa" w:w="2037"/>
-          </w:tcPr>
-          <w:p>
-            <w:r/>
-            <w:r>
-              <w:rPr>
-                <w:b w:val="0"/>
-                <w:sz w:val="15"/>
-              </w:rPr>
-              <w:t>Directional macro-F1</w:t>
-            </w:r>
-          </w:p>
-        </w:tc>
-        <w:tc>
-          <w:tcPr>
-            <w:tcW w:type="dxa" w:w="2037"/>
-          </w:tcPr>
-          <w:p>
-            <w:r/>
-            <w:r>
-              <w:rPr>
-                <w:b w:val="0"/>
-                <w:sz w:val="15"/>
-              </w:rPr>
-              <w:t>Content</w:t>
-            </w:r>
-          </w:p>
-        </w:tc>
-        <w:tc>
-          <w:tcPr>
-            <w:tcW w:type="dxa" w:w="2037"/>
-          </w:tcPr>
-          <w:p>
-            <w:r/>
-            <w:r>
-              <w:rPr>
-                <w:b w:val="0"/>
-                <w:sz w:val="15"/>
-              </w:rPr>
-              <w:t>DeepSeek-R1</w:t>
-            </w:r>
-          </w:p>
-        </w:tc>
-        <w:tc>
-          <w:tcPr>
-            <w:tcW w:type="dxa" w:w="2037"/>
-          </w:tcPr>
-          <w:p>
-            <w:r/>
-            <w:r>
-              <w:rPr>
-                <w:b w:val="0"/>
-                <w:sz w:val="15"/>
-              </w:rPr>
-              <w:t>PP + history + CBT/ACT</w:t>
-            </w:r>
-          </w:p>
-        </w:tc>
-        <w:tc>
-          <w:tcPr>
-            <w:tcW w:type="dxa" w:w="2037"/>
-          </w:tcPr>
-          <w:p>
-            <w:r/>
-            <w:r>
-              <w:rPr>
-                <w:b w:val="0"/>
-                <w:sz w:val="15"/>
-              </w:rPr>
-              <w:t>0.473</w:t>
-            </w:r>
-          </w:p>
-        </w:tc>
-        <w:tc>
-          <w:tcPr>
-            <w:tcW w:type="dxa" w:w="2037"/>
-          </w:tcPr>
-          <w:p>
-            <w:r/>
-            <w:r>
-              <w:rPr>
-                <w:b w:val="0"/>
-                <w:sz w:val="15"/>
-              </w:rPr>
-              <w:t>History + ratings only (+0.012 [-0.030, +0.052])</w:t>
-            </w:r>
-          </w:p>
-        </w:tc>
-        <w:tc>
-          <w:tcPr>
-            <w:tcW w:type="dxa" w:w="2037"/>
-          </w:tcPr>
-          <w:p>
-            <w:r/>
-            <w:r>
-              <w:rPr>
-                <w:b w:val="0"/>
-                <w:sz w:val="15"/>
-              </w:rPr>
-              <w:t>PP + history (no CBT/ACT) (+0.060 [+0.015, +0.102]); History text only (+0.176 [+0.113, +0.232])</w:t>
-            </w:r>
-          </w:p>
-        </w:tc>
-      </w:tr>
-      <w:tr>
-        <w:tc>
-          <w:tcPr>
-            <w:tcW w:type="dxa" w:w="2037"/>
-          </w:tcPr>
-          <w:p>
-            <w:r/>
-            <w:r>
-              <w:rPr>
-                <w:b w:val="0"/>
-                <w:sz w:val="15"/>
-              </w:rPr>
-              <w:t>Directional macro-F1</w:t>
-            </w:r>
-          </w:p>
-        </w:tc>
-        <w:tc>
-          <w:tcPr>
-            <w:tcW w:type="dxa" w:w="2037"/>
-          </w:tcPr>
-          <w:p>
-            <w:r/>
-            <w:r>
-              <w:rPr>
-                <w:b w:val="0"/>
-                <w:sz w:val="15"/>
-              </w:rPr>
-              <w:t>Content</w:t>
-            </w:r>
-          </w:p>
-        </w:tc>
-        <w:tc>
-          <w:tcPr>
-            <w:tcW w:type="dxa" w:w="2037"/>
-          </w:tcPr>
-          <w:p>
-            <w:r/>
-            <w:r>
-              <w:rPr>
-                <w:b w:val="0"/>
-                <w:sz w:val="15"/>
-              </w:rPr>
-              <w:t>Grok-4.3</w:t>
-            </w:r>
-          </w:p>
-        </w:tc>
-        <w:tc>
-          <w:tcPr>
-            <w:tcW w:type="dxa" w:w="2037"/>
-          </w:tcPr>
-          <w:p>
-            <w:r/>
-            <w:r>
-              <w:rPr>
-                <w:b w:val="0"/>
-                <w:sz w:val="15"/>
-              </w:rPr>
-              <w:t>History + ratings only</w:t>
-            </w:r>
-          </w:p>
-        </w:tc>
-        <w:tc>
-          <w:tcPr>
-            <w:tcW w:type="dxa" w:w="2037"/>
-          </w:tcPr>
-          <w:p>
-            <w:r/>
-            <w:r>
-              <w:rPr>
-                <w:b w:val="0"/>
-                <w:sz w:val="15"/>
-              </w:rPr>
-              <w:t>0.526</w:t>
-            </w:r>
-          </w:p>
-        </w:tc>
-        <w:tc>
-          <w:tcPr>
-            <w:tcW w:type="dxa" w:w="2037"/>
-          </w:tcPr>
-          <w:p>
-            <w:r/>
-            <w:r>
-              <w:rPr>
-                <w:b w:val="0"/>
-                <w:sz w:val="15"/>
-              </w:rPr>
-              <w:t>PP + history + CBT/ACT (+0.002 [-0.031, +0.033]); PP + history (no CBT/ACT) (+0.003 [-0.022, +0.029])</w:t>
-            </w:r>
-          </w:p>
-        </w:tc>
-        <w:tc>
-          <w:tcPr>
-            <w:tcW w:type="dxa" w:w="2037"/>
-          </w:tcPr>
-          <w:p>
-            <w:r/>
-            <w:r>
-              <w:rPr>
-                <w:b w:val="0"/>
-                <w:sz w:val="15"/>
-              </w:rPr>
-              <w:t>History text only (+0.215 [+0.153, +0.272])</w:t>
-            </w:r>
-          </w:p>
-        </w:tc>
-      </w:tr>
-      <w:tr>
-        <w:tc>
-          <w:tcPr>
-            <w:tcW w:type="dxa" w:w="2037"/>
-          </w:tcPr>
-          <w:p>
-            <w:r/>
-            <w:r>
-              <w:rPr>
-                <w:b w:val="0"/>
-                <w:sz w:val="15"/>
-              </w:rPr>
-              <w:t>Directional macro-F1</w:t>
-            </w:r>
-          </w:p>
-        </w:tc>
-        <w:tc>
-          <w:tcPr>
-            <w:tcW w:type="dxa" w:w="2037"/>
-          </w:tcPr>
-          <w:p>
-            <w:r/>
-            <w:r>
-              <w:rPr>
-                <w:b w:val="0"/>
-                <w:sz w:val="15"/>
-              </w:rPr>
-              <w:t>Content</w:t>
-            </w:r>
-          </w:p>
-        </w:tc>
-        <w:tc>
-          <w:tcPr>
-            <w:tcW w:type="dxa" w:w="2037"/>
-          </w:tcPr>
-          <w:p>
-            <w:r/>
-            <w:r>
-              <w:rPr>
-                <w:b w:val="0"/>
-                <w:sz w:val="15"/>
-              </w:rPr>
-              <w:t>Gemini-2.5-Pro</w:t>
-            </w:r>
-          </w:p>
-        </w:tc>
-        <w:tc>
-          <w:tcPr>
-            <w:tcW w:type="dxa" w:w="2037"/>
-          </w:tcPr>
-          <w:p>
-            <w:r/>
-            <w:r>
-              <w:rPr>
-                <w:b w:val="0"/>
-                <w:sz w:val="15"/>
-              </w:rPr>
-              <w:t>History + ratings only</w:t>
-            </w:r>
-          </w:p>
-        </w:tc>
-        <w:tc>
-          <w:tcPr>
-            <w:tcW w:type="dxa" w:w="2037"/>
-          </w:tcPr>
-          <w:p>
-            <w:r/>
-            <w:r>
-              <w:rPr>
-                <w:b w:val="0"/>
-                <w:sz w:val="15"/>
-              </w:rPr>
-              <w:t>0.477</w:t>
-            </w:r>
-          </w:p>
-        </w:tc>
-        <w:tc>
-          <w:tcPr>
-            <w:tcW w:type="dxa" w:w="2037"/>
-          </w:tcPr>
-          <w:p>
-            <w:r/>
-            <w:r>
-              <w:rPr>
-                <w:b w:val="0"/>
-                <w:sz w:val="15"/>
-              </w:rPr>
-              <w:t>PP + history + CBT/ACT (+0.015 [-0.028, +0.060]); PP + history (no CBT/ACT) (+0.015 [-0.023, +0.052])</w:t>
-            </w:r>
-          </w:p>
-        </w:tc>
-        <w:tc>
-          <w:tcPr>
-            <w:tcW w:type="dxa" w:w="2037"/>
-          </w:tcPr>
-          <w:p>
-            <w:r/>
-            <w:r>
-              <w:rPr>
-                <w:b w:val="0"/>
-                <w:sz w:val="15"/>
-              </w:rPr>
-              <w:t>History text only (+0.160 [+0.110, +0.209])</w:t>
-            </w:r>
-          </w:p>
-        </w:tc>
-      </w:tr>
-      <w:tr>
-        <w:tc>
-          <w:tcPr>
-            <w:tcW w:type="dxa" w:w="2037"/>
-          </w:tcPr>
-          <w:p>
-            <w:r/>
-            <w:r>
-              <w:rPr>
-                <w:b w:val="0"/>
-                <w:sz w:val="15"/>
-              </w:rPr>
-              <w:t>Directional macro-F1</w:t>
-            </w:r>
-          </w:p>
-        </w:tc>
-        <w:tc>
-          <w:tcPr>
-            <w:tcW w:type="dxa" w:w="2037"/>
-          </w:tcPr>
-          <w:p>
-            <w:r/>
-            <w:r>
-              <w:rPr>
-                <w:b w:val="0"/>
-                <w:sz w:val="15"/>
-              </w:rPr>
-              <w:t>Coping</w:t>
-            </w:r>
-          </w:p>
-        </w:tc>
-        <w:tc>
-          <w:tcPr>
-            <w:tcW w:type="dxa" w:w="2037"/>
-          </w:tcPr>
-          <w:p>
-            <w:r/>
-            <w:r>
-              <w:rPr>
-                <w:b w:val="0"/>
-                <w:sz w:val="15"/>
-              </w:rPr>
-              <w:t>GPT-4o-mini</w:t>
-            </w:r>
-          </w:p>
-        </w:tc>
-        <w:tc>
-          <w:tcPr>
-            <w:tcW w:type="dxa" w:w="2037"/>
-          </w:tcPr>
-          <w:p>
-            <w:r/>
-            <w:r>
-              <w:rPr>
-                <w:b w:val="0"/>
-                <w:sz w:val="15"/>
-              </w:rPr>
-              <w:t>PP + history + CBT/ACT</w:t>
-            </w:r>
-          </w:p>
-        </w:tc>
-        <w:tc>
-          <w:tcPr>
-            <w:tcW w:type="dxa" w:w="2037"/>
-          </w:tcPr>
-          <w:p>
-            <w:r/>
-            <w:r>
-              <w:rPr>
-                <w:b w:val="0"/>
-                <w:sz w:val="15"/>
-              </w:rPr>
-              <w:t>0.331</w:t>
-            </w:r>
-          </w:p>
-        </w:tc>
-        <w:tc>
-          <w:tcPr>
-            <w:tcW w:type="dxa" w:w="2037"/>
-          </w:tcPr>
-          <w:p>
-            <w:r/>
-            <w:r>
-              <w:rPr>
-                <w:b w:val="0"/>
-                <w:sz w:val="15"/>
-              </w:rPr>
-              <w:t>PP + history (no CBT/ACT) (+0.001 [-0.029, +0.031]); History + ratings only (+0.033 [-0.004, +0.070])</w:t>
-            </w:r>
-          </w:p>
-        </w:tc>
-        <w:tc>
-          <w:tcPr>
-            <w:tcW w:type="dxa" w:w="2037"/>
-          </w:tcPr>
-          <w:p>
-            <w:r/>
-            <w:r>
-              <w:rPr>
-                <w:b w:val="0"/>
-                <w:sz w:val="15"/>
-              </w:rPr>
-              <w:t>History text only (+0.080 [+0.041, +0.118])</w:t>
-            </w:r>
-          </w:p>
-        </w:tc>
-      </w:tr>
-      <w:tr>
-        <w:tc>
-          <w:tcPr>
-            <w:tcW w:type="dxa" w:w="2037"/>
-          </w:tcPr>
-          <w:p>
-            <w:r/>
-            <w:r>
-              <w:rPr>
-                <w:b w:val="0"/>
-                <w:sz w:val="15"/>
-              </w:rPr>
-              <w:t>Directional macro-F1</w:t>
-            </w:r>
-          </w:p>
-        </w:tc>
-        <w:tc>
-          <w:tcPr>
-            <w:tcW w:type="dxa" w:w="2037"/>
-          </w:tcPr>
-          <w:p>
-            <w:r/>
-            <w:r>
-              <w:rPr>
-                <w:b w:val="0"/>
-                <w:sz w:val="15"/>
-              </w:rPr>
-              <w:t>Coping</w:t>
-            </w:r>
-          </w:p>
-        </w:tc>
-        <w:tc>
-          <w:tcPr>
-            <w:tcW w:type="dxa" w:w="2037"/>
-          </w:tcPr>
-          <w:p>
-            <w:r/>
-            <w:r>
-              <w:rPr>
-                <w:b w:val="0"/>
-                <w:sz w:val="15"/>
-              </w:rPr>
-              <w:t>GPT-5</w:t>
-            </w:r>
-          </w:p>
-        </w:tc>
-        <w:tc>
-          <w:tcPr>
-            <w:tcW w:type="dxa" w:w="2037"/>
-          </w:tcPr>
-          <w:p>
-            <w:r/>
-            <w:r>
-              <w:rPr>
-                <w:b w:val="0"/>
-                <w:sz w:val="15"/>
-              </w:rPr>
-              <w:t>PP + history + CBT/ACT</w:t>
-            </w:r>
-          </w:p>
-        </w:tc>
-        <w:tc>
-          <w:tcPr>
-            <w:tcW w:type="dxa" w:w="2037"/>
-          </w:tcPr>
-          <w:p>
-            <w:r/>
-            <w:r>
-              <w:rPr>
-                <w:b w:val="0"/>
-                <w:sz w:val="15"/>
-              </w:rPr>
-              <w:t>0.533</w:t>
-            </w:r>
-          </w:p>
-        </w:tc>
-        <w:tc>
-          <w:tcPr>
-            <w:tcW w:type="dxa" w:w="2037"/>
-          </w:tcPr>
-          <w:p>
-            <w:r/>
-            <w:r>
-              <w:rPr>
-                <w:b w:val="0"/>
-                <w:sz w:val="15"/>
-              </w:rPr>
-              <w:t>none</w:t>
-            </w:r>
-          </w:p>
-        </w:tc>
-        <w:tc>
-          <w:tcPr>
-            <w:tcW w:type="dxa" w:w="2037"/>
-          </w:tcPr>
-          <w:p>
-            <w:r/>
-            <w:r>
-              <w:rPr>
-                <w:b w:val="0"/>
-                <w:sz w:val="15"/>
-              </w:rPr>
-              <w:t>PP + history (no CBT/ACT) (+0.057 [+0.031, +0.083]); History + ratings only (+0.039 [+0.011, +0.067]); History text only (+0.221 [+0.173, +0.268])</w:t>
-            </w:r>
-          </w:p>
-        </w:tc>
-      </w:tr>
-      <w:tr>
-        <w:tc>
-          <w:tcPr>
-            <w:tcW w:type="dxa" w:w="2037"/>
-          </w:tcPr>
-          <w:p>
-            <w:r/>
-            <w:r>
-              <w:rPr>
-                <w:b w:val="0"/>
-                <w:sz w:val="15"/>
-              </w:rPr>
-              <w:t>Directional macro-F1</w:t>
-            </w:r>
-          </w:p>
-        </w:tc>
-        <w:tc>
-          <w:tcPr>
-            <w:tcW w:type="dxa" w:w="2037"/>
-          </w:tcPr>
-          <w:p>
-            <w:r/>
-            <w:r>
-              <w:rPr>
-                <w:b w:val="0"/>
-                <w:sz w:val="15"/>
-              </w:rPr>
-              <w:t>Coping</w:t>
-            </w:r>
-          </w:p>
-        </w:tc>
-        <w:tc>
-          <w:tcPr>
-            <w:tcW w:type="dxa" w:w="2037"/>
-          </w:tcPr>
-          <w:p>
-            <w:r/>
-            <w:r>
-              <w:rPr>
-                <w:b w:val="0"/>
-                <w:sz w:val="15"/>
-              </w:rPr>
-              <w:t>DeepSeek-R1</w:t>
-            </w:r>
-          </w:p>
-        </w:tc>
-        <w:tc>
-          <w:tcPr>
-            <w:tcW w:type="dxa" w:w="2037"/>
-          </w:tcPr>
-          <w:p>
-            <w:r/>
-            <w:r>
-              <w:rPr>
-                <w:b w:val="0"/>
-                <w:sz w:val="15"/>
-              </w:rPr>
-              <w:t>PP + history + CBT/ACT</w:t>
-            </w:r>
-          </w:p>
-        </w:tc>
-        <w:tc>
-          <w:tcPr>
-            <w:tcW w:type="dxa" w:w="2037"/>
-          </w:tcPr>
-          <w:p>
-            <w:r/>
-            <w:r>
-              <w:rPr>
-                <w:b w:val="0"/>
-                <w:sz w:val="15"/>
-              </w:rPr>
-              <w:t>0.486</w:t>
-            </w:r>
-          </w:p>
-        </w:tc>
-        <w:tc>
-          <w:tcPr>
-            <w:tcW w:type="dxa" w:w="2037"/>
-          </w:tcPr>
-          <w:p>
-            <w:r/>
-            <w:r>
-              <w:rPr>
-                <w:b w:val="0"/>
-                <w:sz w:val="15"/>
-              </w:rPr>
-              <w:t>PP + history (no CBT/ACT) (+0.019 [-0.019, +0.057]); History + ratings only (+0.008 [-0.027, +0.040])</w:t>
-            </w:r>
-          </w:p>
-        </w:tc>
-        <w:tc>
-          <w:tcPr>
-            <w:tcW w:type="dxa" w:w="2037"/>
-          </w:tcPr>
-          <w:p>
-            <w:r/>
-            <w:r>
-              <w:rPr>
-                <w:b w:val="0"/>
-                <w:sz w:val="15"/>
-              </w:rPr>
-              <w:t>History text only (+0.133 [+0.082, +0.183])</w:t>
-            </w:r>
-          </w:p>
-        </w:tc>
-      </w:tr>
-      <w:tr>
-        <w:tc>
-          <w:tcPr>
-            <w:tcW w:type="dxa" w:w="2037"/>
-          </w:tcPr>
-          <w:p>
-            <w:r/>
-            <w:r>
-              <w:rPr>
-                <w:b w:val="0"/>
-                <w:sz w:val="15"/>
-              </w:rPr>
-              <w:t>Directional macro-F1</w:t>
-            </w:r>
-          </w:p>
-        </w:tc>
-        <w:tc>
-          <w:tcPr>
-            <w:tcW w:type="dxa" w:w="2037"/>
-          </w:tcPr>
-          <w:p>
-            <w:r/>
-            <w:r>
-              <w:rPr>
-                <w:b w:val="0"/>
-                <w:sz w:val="15"/>
-              </w:rPr>
-              <w:t>Coping</w:t>
-            </w:r>
-          </w:p>
-        </w:tc>
-        <w:tc>
-          <w:tcPr>
-            <w:tcW w:type="dxa" w:w="2037"/>
-          </w:tcPr>
-          <w:p>
-            <w:r/>
-            <w:r>
-              <w:rPr>
-                <w:b w:val="0"/>
-                <w:sz w:val="15"/>
-              </w:rPr>
-              <w:t>Grok-4.3</w:t>
-            </w:r>
-          </w:p>
-        </w:tc>
-        <w:tc>
-          <w:tcPr>
-            <w:tcW w:type="dxa" w:w="2037"/>
-          </w:tcPr>
-          <w:p>
-            <w:r/>
-            <w:r>
-              <w:rPr>
-                <w:b w:val="0"/>
-                <w:sz w:val="15"/>
-              </w:rPr>
-              <w:t>History + ratings only</w:t>
-            </w:r>
-          </w:p>
-        </w:tc>
-        <w:tc>
-          <w:tcPr>
-            <w:tcW w:type="dxa" w:w="2037"/>
-          </w:tcPr>
-          <w:p>
-            <w:r/>
-            <w:r>
-              <w:rPr>
-                <w:b w:val="0"/>
-                <w:sz w:val="15"/>
-              </w:rPr>
-              <w:t>0.551</w:t>
-            </w:r>
-          </w:p>
-        </w:tc>
-        <w:tc>
-          <w:tcPr>
-            <w:tcW w:type="dxa" w:w="2037"/>
-          </w:tcPr>
-          <w:p>
-            <w:r/>
-            <w:r>
-              <w:rPr>
-                <w:b w:val="0"/>
-                <w:sz w:val="15"/>
-              </w:rPr>
-              <w:t>PP + history + CBT/ACT (+0.015 [-0.018, +0.047]); PP + history (no CBT/ACT) (+0.015 [-0.015, +0.045])</w:t>
-            </w:r>
-          </w:p>
-        </w:tc>
-        <w:tc>
-          <w:tcPr>
-            <w:tcW w:type="dxa" w:w="2037"/>
-          </w:tcPr>
-          <w:p>
-            <w:r/>
-            <w:r>
-              <w:rPr>
-                <w:b w:val="0"/>
-                <w:sz w:val="15"/>
-              </w:rPr>
-              <w:t>History text only (+0.236 [+0.188, +0.282])</w:t>
-            </w:r>
-          </w:p>
-        </w:tc>
-      </w:tr>
-      <w:tr>
-        <w:tc>
-          <w:tcPr>
-            <w:tcW w:type="dxa" w:w="2037"/>
-          </w:tcPr>
-          <w:p>
-            <w:r/>
-            <w:r>
-              <w:rPr>
-                <w:b w:val="0"/>
-                <w:sz w:val="15"/>
-              </w:rPr>
-              <w:t>Directional macro-F1</w:t>
-            </w:r>
-          </w:p>
-        </w:tc>
-        <w:tc>
-          <w:tcPr>
-            <w:tcW w:type="dxa" w:w="2037"/>
-          </w:tcPr>
-          <w:p>
-            <w:r/>
-            <w:r>
-              <w:rPr>
-                <w:b w:val="0"/>
-                <w:sz w:val="15"/>
-              </w:rPr>
-              <w:t>Coping</w:t>
-            </w:r>
-          </w:p>
-        </w:tc>
-        <w:tc>
-          <w:tcPr>
-            <w:tcW w:type="dxa" w:w="2037"/>
-          </w:tcPr>
-          <w:p>
-            <w:r/>
-            <w:r>
-              <w:rPr>
-                <w:b w:val="0"/>
-                <w:sz w:val="15"/>
-              </w:rPr>
-              <w:t>Gemini-2.5-Pro</w:t>
-            </w:r>
-          </w:p>
-        </w:tc>
-        <w:tc>
-          <w:tcPr>
-            <w:tcW w:type="dxa" w:w="2037"/>
-          </w:tcPr>
-          <w:p>
-            <w:r/>
-            <w:r>
-              <w:rPr>
-                <w:b w:val="0"/>
-                <w:sz w:val="15"/>
-              </w:rPr>
-              <w:t>PP + history (no CBT/ACT)</w:t>
-            </w:r>
-          </w:p>
-        </w:tc>
-        <w:tc>
-          <w:tcPr>
-            <w:tcW w:type="dxa" w:w="2037"/>
-          </w:tcPr>
-          <w:p>
-            <w:r/>
-            <w:r>
-              <w:rPr>
-                <w:b w:val="0"/>
-                <w:sz w:val="15"/>
-              </w:rPr>
-              <w:t>0.499</w:t>
-            </w:r>
-          </w:p>
-        </w:tc>
-        <w:tc>
-          <w:tcPr>
-            <w:tcW w:type="dxa" w:w="2037"/>
-          </w:tcPr>
-          <w:p>
-            <w:r/>
-            <w:r>
-              <w:rPr>
-                <w:b w:val="0"/>
-                <w:sz w:val="15"/>
-              </w:rPr>
-              <w:t>PP + history + CBT/ACT (+0.014 [-0.019, +0.051]); History + ratings only (+0.015 [-0.018, +0.049])</w:t>
-            </w:r>
-          </w:p>
-        </w:tc>
-        <w:tc>
-          <w:tcPr>
-            <w:tcW w:type="dxa" w:w="2037"/>
-          </w:tcPr>
-          <w:p>
-            <w:r/>
-            <w:r>
-              <w:rPr>
-                <w:b w:val="0"/>
-                <w:sz w:val="15"/>
-              </w:rPr>
-              <w:t>History text only (+0.160 [+0.106, +0.212])</w:t>
-            </w:r>
-          </w:p>
-        </w:tc>
-      </w:tr>
-      <w:tr>
-        <w:tc>
-          <w:tcPr>
-            <w:tcW w:type="dxa" w:w="2037"/>
-          </w:tcPr>
-          <w:p>
-            <w:r/>
-            <w:r>
-              <w:rPr>
-                <w:b w:val="0"/>
-                <w:sz w:val="15"/>
-              </w:rPr>
-              <w:t>Directional macro-F1</w:t>
-            </w:r>
-          </w:p>
-        </w:tc>
-        <w:tc>
-          <w:tcPr>
-            <w:tcW w:type="dxa" w:w="2037"/>
-          </w:tcPr>
-          <w:p>
-            <w:r/>
-            <w:r>
-              <w:rPr>
-                <w:b w:val="0"/>
-                <w:sz w:val="15"/>
-              </w:rPr>
-              <w:t>Quitting</w:t>
-            </w:r>
-          </w:p>
-        </w:tc>
-        <w:tc>
-          <w:tcPr>
-            <w:tcW w:type="dxa" w:w="2037"/>
-          </w:tcPr>
-          <w:p>
-            <w:r/>
-            <w:r>
-              <w:rPr>
-                <w:b w:val="0"/>
-                <w:sz w:val="15"/>
-              </w:rPr>
-              <w:t>GPT-4o-mini</w:t>
-            </w:r>
-          </w:p>
-        </w:tc>
-        <w:tc>
-          <w:tcPr>
-            <w:tcW w:type="dxa" w:w="2037"/>
-          </w:tcPr>
-          <w:p>
-            <w:r/>
-            <w:r>
-              <w:rPr>
-                <w:b w:val="0"/>
-                <w:sz w:val="15"/>
-              </w:rPr>
-              <w:t>PP + history + CBT/ACT</w:t>
-            </w:r>
-          </w:p>
-        </w:tc>
-        <w:tc>
-          <w:tcPr>
-            <w:tcW w:type="dxa" w:w="2037"/>
-          </w:tcPr>
-          <w:p>
-            <w:r/>
-            <w:r>
-              <w:rPr>
-                <w:b w:val="0"/>
-                <w:sz w:val="15"/>
-              </w:rPr>
-              <w:t>0.418</w:t>
-            </w:r>
-          </w:p>
-        </w:tc>
-        <w:tc>
-          <w:tcPr>
-            <w:tcW w:type="dxa" w:w="2037"/>
-          </w:tcPr>
-          <w:p>
-            <w:r/>
-            <w:r>
-              <w:rPr>
-                <w:b w:val="0"/>
-                <w:sz w:val="15"/>
-              </w:rPr>
-              <w:t>PP + history (no CBT/ACT) (+0.003 [-0.032, +0.037])</w:t>
-            </w:r>
-          </w:p>
-        </w:tc>
-        <w:tc>
-          <w:tcPr>
-            <w:tcW w:type="dxa" w:w="2037"/>
-          </w:tcPr>
-          <w:p>
-            <w:r/>
-            <w:r>
-              <w:rPr>
-                <w:b w:val="0"/>
-                <w:sz w:val="15"/>
-              </w:rPr>
-              <w:t>History + ratings only (+0.056 [+0.018, +0.091]); History text only (+0.115 [+0.065, +0.162])</w:t>
-            </w:r>
-          </w:p>
-        </w:tc>
-      </w:tr>
-      <w:tr>
-        <w:tc>
-          <w:tcPr>
-            <w:tcW w:type="dxa" w:w="2037"/>
-          </w:tcPr>
-          <w:p>
-            <w:r/>
-            <w:r>
-              <w:rPr>
-                <w:b w:val="0"/>
-                <w:sz w:val="15"/>
-              </w:rPr>
-              <w:t>Directional macro-F1</w:t>
-            </w:r>
-          </w:p>
-        </w:tc>
-        <w:tc>
-          <w:tcPr>
-            <w:tcW w:type="dxa" w:w="2037"/>
-          </w:tcPr>
-          <w:p>
-            <w:r/>
-            <w:r>
-              <w:rPr>
-                <w:b w:val="0"/>
-                <w:sz w:val="15"/>
-              </w:rPr>
-              <w:t>Quitting</w:t>
-            </w:r>
-          </w:p>
-        </w:tc>
-        <w:tc>
-          <w:tcPr>
-            <w:tcW w:type="dxa" w:w="2037"/>
-          </w:tcPr>
-          <w:p>
-            <w:r/>
-            <w:r>
-              <w:rPr>
-                <w:b w:val="0"/>
-                <w:sz w:val="15"/>
-              </w:rPr>
-              <w:t>GPT-5</w:t>
-            </w:r>
-          </w:p>
-        </w:tc>
-        <w:tc>
-          <w:tcPr>
-            <w:tcW w:type="dxa" w:w="2037"/>
-          </w:tcPr>
-          <w:p>
-            <w:r/>
-            <w:r>
-              <w:rPr>
-                <w:b w:val="0"/>
-                <w:sz w:val="15"/>
-              </w:rPr>
-              <w:t>PP + history + CBT/ACT</w:t>
-            </w:r>
-          </w:p>
-        </w:tc>
-        <w:tc>
-          <w:tcPr>
-            <w:tcW w:type="dxa" w:w="2037"/>
-          </w:tcPr>
-          <w:p>
-            <w:r/>
-            <w:r>
-              <w:rPr>
-                <w:b w:val="0"/>
-                <w:sz w:val="15"/>
-              </w:rPr>
-              <w:t>0.578</w:t>
-            </w:r>
-          </w:p>
-        </w:tc>
-        <w:tc>
-          <w:tcPr>
-            <w:tcW w:type="dxa" w:w="2037"/>
-          </w:tcPr>
-          <w:p>
-            <w:r/>
-            <w:r>
-              <w:rPr>
-                <w:b w:val="0"/>
-                <w:sz w:val="15"/>
-              </w:rPr>
-              <w:t>none</w:t>
-            </w:r>
-          </w:p>
-        </w:tc>
-        <w:tc>
-          <w:tcPr>
-            <w:tcW w:type="dxa" w:w="2037"/>
-          </w:tcPr>
-          <w:p>
-            <w:r/>
-            <w:r>
-              <w:rPr>
-                <w:b w:val="0"/>
-                <w:sz w:val="15"/>
-              </w:rPr>
-              <w:t>PP + history (no CBT/ACT) (+0.030 [+0.002, +0.059]); History + ratings only (+0.036 [+0.008, +0.065]); History text only (+0.289 [+0.235, +0.337])</w:t>
-            </w:r>
-          </w:p>
-        </w:tc>
-      </w:tr>
-      <w:tr>
-        <w:tc>
-          <w:tcPr>
-            <w:tcW w:type="dxa" w:w="2037"/>
-          </w:tcPr>
-          <w:p>
-            <w:r/>
-            <w:r>
-              <w:rPr>
-                <w:b w:val="0"/>
-                <w:sz w:val="15"/>
-              </w:rPr>
-              <w:t>Directional macro-F1</w:t>
-            </w:r>
-          </w:p>
-        </w:tc>
-        <w:tc>
-          <w:tcPr>
-            <w:tcW w:type="dxa" w:w="2037"/>
-          </w:tcPr>
-          <w:p>
-            <w:r/>
-            <w:r>
-              <w:rPr>
-                <w:b w:val="0"/>
-                <w:sz w:val="15"/>
-              </w:rPr>
-              <w:t>Quitting</w:t>
-            </w:r>
-          </w:p>
-        </w:tc>
-        <w:tc>
-          <w:tcPr>
-            <w:tcW w:type="dxa" w:w="2037"/>
-          </w:tcPr>
-          <w:p>
-            <w:r/>
-            <w:r>
-              <w:rPr>
-                <w:b w:val="0"/>
-                <w:sz w:val="15"/>
-              </w:rPr>
-              <w:t>DeepSeek-R1</w:t>
-            </w:r>
-          </w:p>
-        </w:tc>
-        <w:tc>
-          <w:tcPr>
-            <w:tcW w:type="dxa" w:w="2037"/>
-          </w:tcPr>
-          <w:p>
-            <w:r/>
-            <w:r>
-              <w:rPr>
-                <w:b w:val="0"/>
-                <w:sz w:val="15"/>
-              </w:rPr>
-              <w:t>PP + history + CBT/ACT</w:t>
-            </w:r>
-          </w:p>
-        </w:tc>
-        <w:tc>
-          <w:tcPr>
-            <w:tcW w:type="dxa" w:w="2037"/>
-          </w:tcPr>
-          <w:p>
-            <w:r/>
-            <w:r>
-              <w:rPr>
-                <w:b w:val="0"/>
-                <w:sz w:val="15"/>
-              </w:rPr>
-              <w:t>0.533</w:t>
-            </w:r>
-          </w:p>
-        </w:tc>
-        <w:tc>
-          <w:tcPr>
-            <w:tcW w:type="dxa" w:w="2037"/>
-          </w:tcPr>
-          <w:p>
-            <w:r/>
-            <w:r>
-              <w:rPr>
-                <w:b w:val="0"/>
-                <w:sz w:val="15"/>
-              </w:rPr>
-              <w:t>History + ratings only (+0.017 [-0.019, +0.053])</w:t>
-            </w:r>
-          </w:p>
-        </w:tc>
-        <w:tc>
-          <w:tcPr>
-            <w:tcW w:type="dxa" w:w="2037"/>
-          </w:tcPr>
-          <w:p>
-            <w:r/>
-            <w:r>
-              <w:rPr>
-                <w:b w:val="0"/>
-                <w:sz w:val="15"/>
-              </w:rPr>
-              <w:t>PP + history (no CBT/ACT) (+0.042 [+0.005, +0.081]); History text only (+0.221 [+0.169, +0.274])</w:t>
-            </w:r>
-          </w:p>
-        </w:tc>
-      </w:tr>
-      <w:tr>
-        <w:tc>
-          <w:tcPr>
-            <w:tcW w:type="dxa" w:w="2037"/>
-          </w:tcPr>
-          <w:p>
-            <w:r/>
-            <w:r>
-              <w:rPr>
-                <w:b w:val="0"/>
-                <w:sz w:val="15"/>
-              </w:rPr>
-              <w:t>Directional macro-F1</w:t>
-            </w:r>
-          </w:p>
-        </w:tc>
-        <w:tc>
-          <w:tcPr>
-            <w:tcW w:type="dxa" w:w="2037"/>
-          </w:tcPr>
-          <w:p>
-            <w:r/>
-            <w:r>
-              <w:rPr>
-                <w:b w:val="0"/>
-                <w:sz w:val="15"/>
-              </w:rPr>
-              <w:t>Quitting</w:t>
-            </w:r>
-          </w:p>
-        </w:tc>
-        <w:tc>
-          <w:tcPr>
-            <w:tcW w:type="dxa" w:w="2037"/>
-          </w:tcPr>
-          <w:p>
-            <w:r/>
-            <w:r>
-              <w:rPr>
-                <w:b w:val="0"/>
-                <w:sz w:val="15"/>
-              </w:rPr>
-              <w:t>Grok-4.3</w:t>
-            </w:r>
-          </w:p>
-        </w:tc>
-        <w:tc>
-          <w:tcPr>
-            <w:tcW w:type="dxa" w:w="2037"/>
-          </w:tcPr>
-          <w:p>
-            <w:r/>
-            <w:r>
-              <w:rPr>
-                <w:b w:val="0"/>
-                <w:sz w:val="15"/>
-              </w:rPr>
-              <w:t>History + ratings only</w:t>
-            </w:r>
-          </w:p>
-        </w:tc>
-        <w:tc>
-          <w:tcPr>
-            <w:tcW w:type="dxa" w:w="2037"/>
-          </w:tcPr>
-          <w:p>
-            <w:r/>
-            <w:r>
-              <w:rPr>
-                <w:b w:val="0"/>
-                <w:sz w:val="15"/>
-              </w:rPr>
-              <w:t>0.595</w:t>
-            </w:r>
-          </w:p>
-        </w:tc>
-        <w:tc>
-          <w:tcPr>
-            <w:tcW w:type="dxa" w:w="2037"/>
-          </w:tcPr>
-          <w:p>
-            <w:r/>
-            <w:r>
-              <w:rPr>
-                <w:b w:val="0"/>
-                <w:sz w:val="15"/>
-              </w:rPr>
-              <w:t>PP + history + CBT/ACT (+0.026 [-0.002, +0.053])</w:t>
-            </w:r>
-          </w:p>
-        </w:tc>
-        <w:tc>
-          <w:tcPr>
-            <w:tcW w:type="dxa" w:w="2037"/>
-          </w:tcPr>
-          <w:p>
-            <w:r/>
-            <w:r>
-              <w:rPr>
-                <w:b w:val="0"/>
-                <w:sz w:val="15"/>
-              </w:rPr>
-              <w:t>PP + history (no CBT/ACT) (+0.043 [+0.014, +0.070]); History text only (+0.273 [+0.224, +0.322])</w:t>
-            </w:r>
-          </w:p>
-        </w:tc>
-      </w:tr>
-      <w:tr>
-        <w:tc>
-          <w:tcPr>
-            <w:tcW w:type="dxa" w:w="2037"/>
-          </w:tcPr>
-          <w:p>
-            <w:r/>
-            <w:r>
-              <w:rPr>
-                <w:b w:val="0"/>
-                <w:sz w:val="15"/>
-              </w:rPr>
-              <w:t>Directional macro-F1</w:t>
-            </w:r>
-          </w:p>
-        </w:tc>
-        <w:tc>
-          <w:tcPr>
-            <w:tcW w:type="dxa" w:w="2037"/>
-          </w:tcPr>
-          <w:p>
-            <w:r/>
-            <w:r>
-              <w:rPr>
-                <w:b w:val="0"/>
-                <w:sz w:val="15"/>
-              </w:rPr>
-              <w:t>Quitting</w:t>
-            </w:r>
-          </w:p>
-        </w:tc>
-        <w:tc>
-          <w:tcPr>
-            <w:tcW w:type="dxa" w:w="2037"/>
-          </w:tcPr>
-          <w:p>
-            <w:r/>
-            <w:r>
-              <w:rPr>
-                <w:b w:val="0"/>
-                <w:sz w:val="15"/>
-              </w:rPr>
-              <w:t>Gemini-2.5-Pro</w:t>
-            </w:r>
-          </w:p>
-        </w:tc>
-        <w:tc>
-          <w:tcPr>
-            <w:tcW w:type="dxa" w:w="2037"/>
-          </w:tcPr>
-          <w:p>
-            <w:r/>
-            <w:r>
-              <w:rPr>
-                <w:b w:val="0"/>
-                <w:sz w:val="15"/>
-              </w:rPr>
-              <w:t>History + ratings only</w:t>
-            </w:r>
-          </w:p>
-        </w:tc>
-        <w:tc>
-          <w:tcPr>
-            <w:tcW w:type="dxa" w:w="2037"/>
-          </w:tcPr>
-          <w:p>
-            <w:r/>
-            <w:r>
-              <w:rPr>
-                <w:b w:val="0"/>
-                <w:sz w:val="15"/>
-              </w:rPr>
-              <w:t>0.541</w:t>
-            </w:r>
-          </w:p>
-        </w:tc>
-        <w:tc>
-          <w:tcPr>
-            <w:tcW w:type="dxa" w:w="2037"/>
-          </w:tcPr>
-          <w:p>
-            <w:r/>
-            <w:r>
-              <w:rPr>
-                <w:b w:val="0"/>
-                <w:sz w:val="15"/>
-              </w:rPr>
-              <w:t>PP + history + CBT/ACT (+0.011 [-0.024, +0.048]); PP + history (no CBT/ACT) (+0.028 [-0.011, +0.065])</w:t>
-            </w:r>
-          </w:p>
-        </w:tc>
-        <w:tc>
-          <w:tcPr>
-            <w:tcW w:type="dxa" w:w="2037"/>
-          </w:tcPr>
-          <w:p>
-            <w:r/>
-            <w:r>
-              <w:rPr>
-                <w:b w:val="0"/>
-                <w:sz w:val="15"/>
-              </w:rPr>
-              <w:t>History text only (+0.223 [+0.177, +0.267])</w:t>
-            </w:r>
-          </w:p>
-        </w:tc>
-      </w:tr>
-      <w:tr>
-        <w:tc>
-          <w:tcPr>
-            <w:tcW w:type="dxa" w:w="2037"/>
-          </w:tcPr>
-          <w:p>
-            <w:r/>
-            <w:r>
-              <w:rPr>
-                <w:b w:val="0"/>
-                <w:sz w:val="15"/>
-              </w:rPr>
-              <w:t>Macro-F1</w:t>
-            </w:r>
-          </w:p>
-        </w:tc>
-        <w:tc>
-          <w:tcPr>
-            <w:tcW w:type="dxa" w:w="2037"/>
-          </w:tcPr>
-          <w:p>
-            <w:r/>
-            <w:r>
-              <w:rPr>
-                <w:b w:val="0"/>
-                <w:sz w:val="15"/>
-              </w:rPr>
-              <w:t>Content</w:t>
-            </w:r>
-          </w:p>
-        </w:tc>
-        <w:tc>
-          <w:tcPr>
-            <w:tcW w:type="dxa" w:w="2037"/>
-          </w:tcPr>
-          <w:p>
-            <w:r/>
-            <w:r>
-              <w:rPr>
-                <w:b w:val="0"/>
-                <w:sz w:val="15"/>
-              </w:rPr>
-              <w:t>GPT-4o-mini</w:t>
-            </w:r>
-          </w:p>
-        </w:tc>
-        <w:tc>
-          <w:tcPr>
-            <w:tcW w:type="dxa" w:w="2037"/>
-          </w:tcPr>
-          <w:p>
-            <w:r/>
-            <w:r>
-              <w:rPr>
-                <w:b w:val="0"/>
-                <w:sz w:val="15"/>
-              </w:rPr>
-              <w:t>PP + history + CBT/ACT</w:t>
-            </w:r>
-          </w:p>
-        </w:tc>
-        <w:tc>
-          <w:tcPr>
-            <w:tcW w:type="dxa" w:w="2037"/>
-          </w:tcPr>
-          <w:p>
-            <w:r/>
-            <w:r>
-              <w:rPr>
-                <w:b w:val="0"/>
-                <w:sz w:val="15"/>
-              </w:rPr>
-              <w:t>0.170</w:t>
-            </w:r>
-          </w:p>
-        </w:tc>
-        <w:tc>
-          <w:tcPr>
-            <w:tcW w:type="dxa" w:w="2037"/>
-          </w:tcPr>
-          <w:p>
-            <w:r/>
-            <w:r>
-              <w:rPr>
-                <w:b w:val="0"/>
-                <w:sz w:val="15"/>
-              </w:rPr>
-              <w:t>PP + history (no CBT/ACT) (+0.002 [-0.014, +0.017]); History + ratings only (+0.008 [-0.008, +0.025])</w:t>
-            </w:r>
-          </w:p>
-        </w:tc>
-        <w:tc>
-          <w:tcPr>
-            <w:tcW w:type="dxa" w:w="2037"/>
-          </w:tcPr>
-          <w:p>
-            <w:r/>
-            <w:r>
-              <w:rPr>
-                <w:b w:val="0"/>
-                <w:sz w:val="15"/>
-              </w:rPr>
-              <w:t>History text only (+0.051 [+0.032, +0.069])</w:t>
-            </w:r>
-          </w:p>
-        </w:tc>
-      </w:tr>
-      <w:tr>
-        <w:tc>
-          <w:tcPr>
-            <w:tcW w:type="dxa" w:w="2037"/>
-          </w:tcPr>
-          <w:p>
-            <w:r/>
-            <w:r>
-              <w:rPr>
-                <w:b w:val="0"/>
-                <w:sz w:val="15"/>
-              </w:rPr>
-              <w:t>Macro-F1</w:t>
-            </w:r>
-          </w:p>
-        </w:tc>
-        <w:tc>
-          <w:tcPr>
-            <w:tcW w:type="dxa" w:w="2037"/>
-          </w:tcPr>
-          <w:p>
-            <w:r/>
-            <w:r>
-              <w:rPr>
-                <w:b w:val="0"/>
-                <w:sz w:val="15"/>
-              </w:rPr>
-              <w:t>Content</w:t>
-            </w:r>
-          </w:p>
-        </w:tc>
-        <w:tc>
-          <w:tcPr>
-            <w:tcW w:type="dxa" w:w="2037"/>
-          </w:tcPr>
-          <w:p>
-            <w:r/>
-            <w:r>
-              <w:rPr>
-                <w:b w:val="0"/>
-                <w:sz w:val="15"/>
-              </w:rPr>
-              <w:t>GPT-5</w:t>
-            </w:r>
-          </w:p>
-        </w:tc>
-        <w:tc>
-          <w:tcPr>
-            <w:tcW w:type="dxa" w:w="2037"/>
-          </w:tcPr>
-          <w:p>
-            <w:r/>
-            <w:r>
-              <w:rPr>
-                <w:b w:val="0"/>
-                <w:sz w:val="15"/>
-              </w:rPr>
-              <w:t>History + ratings only</w:t>
-            </w:r>
-          </w:p>
-        </w:tc>
-        <w:tc>
-          <w:tcPr>
-            <w:tcW w:type="dxa" w:w="2037"/>
-          </w:tcPr>
-          <w:p>
-            <w:r/>
-            <w:r>
-              <w:rPr>
-                <w:b w:val="0"/>
-                <w:sz w:val="15"/>
-              </w:rPr>
-              <w:t>0.347</w:t>
-            </w:r>
-          </w:p>
-        </w:tc>
-        <w:tc>
-          <w:tcPr>
-            <w:tcW w:type="dxa" w:w="2037"/>
-          </w:tcPr>
-          <w:p>
-            <w:r/>
-            <w:r>
-              <w:rPr>
-                <w:b w:val="0"/>
-                <w:sz w:val="15"/>
-              </w:rPr>
-              <w:t>PP + history + CBT/ACT (+0.012 [-0.022, +0.053]); PP + history (no CBT/ACT) (+0.023 [-0.007, +0.056])</w:t>
-            </w:r>
-          </w:p>
-        </w:tc>
-        <w:tc>
-          <w:tcPr>
-            <w:tcW w:type="dxa" w:w="2037"/>
-          </w:tcPr>
-          <w:p>
-            <w:r/>
-            <w:r>
-              <w:rPr>
-                <w:b w:val="0"/>
-                <w:sz w:val="15"/>
-              </w:rPr>
-              <w:t>History text only (+0.165 [+0.116, +0.216])</w:t>
-            </w:r>
-          </w:p>
-        </w:tc>
-      </w:tr>
-      <w:tr>
-        <w:tc>
-          <w:tcPr>
-            <w:tcW w:type="dxa" w:w="2037"/>
-          </w:tcPr>
-          <w:p>
-            <w:r/>
-            <w:r>
-              <w:rPr>
-                <w:b w:val="0"/>
-                <w:sz w:val="15"/>
-              </w:rPr>
-              <w:t>Macro-F1</w:t>
-            </w:r>
-          </w:p>
-        </w:tc>
-        <w:tc>
-          <w:tcPr>
-            <w:tcW w:type="dxa" w:w="2037"/>
-          </w:tcPr>
-          <w:p>
-            <w:r/>
-            <w:r>
-              <w:rPr>
-                <w:b w:val="0"/>
-                <w:sz w:val="15"/>
-              </w:rPr>
-              <w:t>Content</w:t>
-            </w:r>
-          </w:p>
-        </w:tc>
-        <w:tc>
-          <w:tcPr>
-            <w:tcW w:type="dxa" w:w="2037"/>
-          </w:tcPr>
-          <w:p>
-            <w:r/>
-            <w:r>
-              <w:rPr>
-                <w:b w:val="0"/>
-                <w:sz w:val="15"/>
-              </w:rPr>
-              <w:t>DeepSeek-R1</w:t>
-            </w:r>
-          </w:p>
-        </w:tc>
-        <w:tc>
-          <w:tcPr>
-            <w:tcW w:type="dxa" w:w="2037"/>
-          </w:tcPr>
-          <w:p>
-            <w:r/>
-            <w:r>
-              <w:rPr>
-                <w:b w:val="0"/>
-                <w:sz w:val="15"/>
-              </w:rPr>
-              <w:t>History + ratings only</w:t>
-            </w:r>
-          </w:p>
-        </w:tc>
-        <w:tc>
-          <w:tcPr>
-            <w:tcW w:type="dxa" w:w="2037"/>
-          </w:tcPr>
-          <w:p>
-            <w:r/>
-            <w:r>
-              <w:rPr>
-                <w:b w:val="0"/>
-                <w:sz w:val="15"/>
-              </w:rPr>
-              <w:t>0.337</w:t>
-            </w:r>
-          </w:p>
-        </w:tc>
-        <w:tc>
-          <w:tcPr>
-            <w:tcW w:type="dxa" w:w="2037"/>
-          </w:tcPr>
-          <w:p>
-            <w:r/>
-            <w:r>
-              <w:rPr>
-                <w:b w:val="0"/>
-                <w:sz w:val="15"/>
-              </w:rPr>
-              <w:t>PP + history + CBT/ACT (+0.017 [-0.020, +0.060])</w:t>
-            </w:r>
-          </w:p>
-        </w:tc>
-        <w:tc>
-          <w:tcPr>
-            <w:tcW w:type="dxa" w:w="2037"/>
-          </w:tcPr>
-          <w:p>
-            <w:r/>
-            <w:r>
-              <w:rPr>
-                <w:b w:val="0"/>
-                <w:sz w:val="15"/>
-              </w:rPr>
-              <w:t>PP + history (no CBT/ACT) (+0.051 [+0.009, +0.096]); History text only (+0.177 [+0.128, +0.228])</w:t>
-            </w:r>
-          </w:p>
-        </w:tc>
-      </w:tr>
-      <w:tr>
-        <w:tc>
-          <w:tcPr>
-            <w:tcW w:type="dxa" w:w="2037"/>
-          </w:tcPr>
-          <w:p>
-            <w:r/>
-            <w:r>
-              <w:rPr>
-                <w:b w:val="0"/>
-                <w:sz w:val="15"/>
-              </w:rPr>
-              <w:t>Macro-F1</w:t>
-            </w:r>
-          </w:p>
-        </w:tc>
-        <w:tc>
-          <w:tcPr>
-            <w:tcW w:type="dxa" w:w="2037"/>
-          </w:tcPr>
-          <w:p>
-            <w:r/>
-            <w:r>
-              <w:rPr>
-                <w:b w:val="0"/>
-                <w:sz w:val="15"/>
-              </w:rPr>
-              <w:t>Content</w:t>
-            </w:r>
-          </w:p>
-        </w:tc>
-        <w:tc>
-          <w:tcPr>
-            <w:tcW w:type="dxa" w:w="2037"/>
-          </w:tcPr>
-          <w:p>
-            <w:r/>
-            <w:r>
-              <w:rPr>
-                <w:b w:val="0"/>
-                <w:sz w:val="15"/>
-              </w:rPr>
-              <w:t>Grok-4.3</w:t>
-            </w:r>
-          </w:p>
-        </w:tc>
-        <w:tc>
-          <w:tcPr>
-            <w:tcW w:type="dxa" w:w="2037"/>
-          </w:tcPr>
-          <w:p>
-            <w:r/>
-            <w:r>
-              <w:rPr>
-                <w:b w:val="0"/>
-                <w:sz w:val="15"/>
-              </w:rPr>
-              <w:t>PP + history + CBT/ACT</w:t>
-            </w:r>
-          </w:p>
-        </w:tc>
-        <w:tc>
-          <w:tcPr>
-            <w:tcW w:type="dxa" w:w="2037"/>
-          </w:tcPr>
-          <w:p>
-            <w:r/>
-            <w:r>
-              <w:rPr>
-                <w:b w:val="0"/>
-                <w:sz w:val="15"/>
-              </w:rPr>
-              <w:t>0.372</w:t>
-            </w:r>
-          </w:p>
-        </w:tc>
-        <w:tc>
-          <w:tcPr>
-            <w:tcW w:type="dxa" w:w="2037"/>
-          </w:tcPr>
-          <w:p>
-            <w:r/>
-            <w:r>
-              <w:rPr>
-                <w:b w:val="0"/>
-                <w:sz w:val="15"/>
-              </w:rPr>
-              <w:t>PP + history (no CBT/ACT) (+0.010 [-0.017, +0.043]); History + ratings only (+0.030 [-0.008, +0.070])</w:t>
-            </w:r>
-          </w:p>
-        </w:tc>
-        <w:tc>
-          <w:tcPr>
-            <w:tcW w:type="dxa" w:w="2037"/>
-          </w:tcPr>
-          <w:p>
-            <w:r/>
-            <w:r>
-              <w:rPr>
-                <w:b w:val="0"/>
-                <w:sz w:val="15"/>
-              </w:rPr>
-              <w:t>History text only (+0.213 [+0.162, +0.265])</w:t>
-            </w:r>
-          </w:p>
-        </w:tc>
-      </w:tr>
-      <w:tr>
-        <w:tc>
-          <w:tcPr>
-            <w:tcW w:type="dxa" w:w="2037"/>
-          </w:tcPr>
-          <w:p>
-            <w:r/>
-            <w:r>
-              <w:rPr>
-                <w:b w:val="0"/>
-                <w:sz w:val="15"/>
-              </w:rPr>
-              <w:t>Macro-F1</w:t>
-            </w:r>
-          </w:p>
-        </w:tc>
-        <w:tc>
-          <w:tcPr>
-            <w:tcW w:type="dxa" w:w="2037"/>
-          </w:tcPr>
-          <w:p>
-            <w:r/>
-            <w:r>
-              <w:rPr>
-                <w:b w:val="0"/>
-                <w:sz w:val="15"/>
-              </w:rPr>
-              <w:t>Content</w:t>
-            </w:r>
-          </w:p>
-        </w:tc>
-        <w:tc>
-          <w:tcPr>
-            <w:tcW w:type="dxa" w:w="2037"/>
-          </w:tcPr>
-          <w:p>
-            <w:r/>
-            <w:r>
-              <w:rPr>
-                <w:b w:val="0"/>
-                <w:sz w:val="15"/>
-              </w:rPr>
-              <w:t>Gemini-2.5-Pro</w:t>
-            </w:r>
-          </w:p>
-        </w:tc>
-        <w:tc>
-          <w:tcPr>
-            <w:tcW w:type="dxa" w:w="2037"/>
-          </w:tcPr>
-          <w:p>
-            <w:r/>
-            <w:r>
-              <w:rPr>
-                <w:b w:val="0"/>
-                <w:sz w:val="15"/>
-              </w:rPr>
-              <w:t>History + ratings only</w:t>
-            </w:r>
-          </w:p>
-        </w:tc>
-        <w:tc>
-          <w:tcPr>
-            <w:tcW w:type="dxa" w:w="2037"/>
-          </w:tcPr>
-          <w:p>
-            <w:r/>
-            <w:r>
-              <w:rPr>
-                <w:b w:val="0"/>
-                <w:sz w:val="15"/>
-              </w:rPr>
-              <w:t>0.353</w:t>
-            </w:r>
-          </w:p>
-        </w:tc>
-        <w:tc>
-          <w:tcPr>
-            <w:tcW w:type="dxa" w:w="2037"/>
-          </w:tcPr>
-          <w:p>
-            <w:r/>
-            <w:r>
-              <w:rPr>
-                <w:b w:val="0"/>
-                <w:sz w:val="15"/>
-              </w:rPr>
-              <w:t>PP + history (no CBT/ACT) (+0.031 [-0.006, +0.069])</w:t>
-            </w:r>
-          </w:p>
-        </w:tc>
-        <w:tc>
-          <w:tcPr>
-            <w:tcW w:type="dxa" w:w="2037"/>
-          </w:tcPr>
-          <w:p>
-            <w:r/>
-            <w:r>
-              <w:rPr>
-                <w:b w:val="0"/>
-                <w:sz w:val="15"/>
-              </w:rPr>
-              <w:t>PP + history + CBT/ACT (+0.042 [+0.005, +0.082]); History text only (+0.170 [+0.120, +0.222])</w:t>
-            </w:r>
-          </w:p>
-        </w:tc>
-      </w:tr>
-      <w:tr>
-        <w:tc>
-          <w:tcPr>
-            <w:tcW w:type="dxa" w:w="2037"/>
-          </w:tcPr>
-          <w:p>
-            <w:r/>
-            <w:r>
-              <w:rPr>
-                <w:b w:val="0"/>
-                <w:sz w:val="15"/>
-              </w:rPr>
-              <w:t>Macro-F1</w:t>
-            </w:r>
-          </w:p>
-        </w:tc>
-        <w:tc>
-          <w:tcPr>
-            <w:tcW w:type="dxa" w:w="2037"/>
-          </w:tcPr>
-          <w:p>
-            <w:r/>
-            <w:r>
-              <w:rPr>
-                <w:b w:val="0"/>
-                <w:sz w:val="15"/>
-              </w:rPr>
-              <w:t>Coping</w:t>
-            </w:r>
-          </w:p>
-        </w:tc>
-        <w:tc>
-          <w:tcPr>
-            <w:tcW w:type="dxa" w:w="2037"/>
-          </w:tcPr>
-          <w:p>
-            <w:r/>
-            <w:r>
-              <w:rPr>
-                <w:b w:val="0"/>
-                <w:sz w:val="15"/>
-              </w:rPr>
-              <w:t>GPT-4o-mini</w:t>
-            </w:r>
-          </w:p>
-        </w:tc>
-        <w:tc>
-          <w:tcPr>
-            <w:tcW w:type="dxa" w:w="2037"/>
-          </w:tcPr>
-          <w:p>
-            <w:r/>
-            <w:r>
-              <w:rPr>
-                <w:b w:val="0"/>
-                <w:sz w:val="15"/>
-              </w:rPr>
-              <w:t>PP + history + CBT/ACT</w:t>
-            </w:r>
-          </w:p>
-        </w:tc>
-        <w:tc>
-          <w:tcPr>
-            <w:tcW w:type="dxa" w:w="2037"/>
-          </w:tcPr>
-          <w:p>
-            <w:r/>
-            <w:r>
-              <w:rPr>
-                <w:b w:val="0"/>
-                <w:sz w:val="15"/>
-              </w:rPr>
-              <w:t>0.186</w:t>
-            </w:r>
-          </w:p>
-        </w:tc>
-        <w:tc>
-          <w:tcPr>
-            <w:tcW w:type="dxa" w:w="2037"/>
-          </w:tcPr>
-          <w:p>
-            <w:r/>
-            <w:r>
-              <w:rPr>
-                <w:b w:val="0"/>
-                <w:sz w:val="15"/>
-              </w:rPr>
-              <w:t>none</w:t>
-            </w:r>
-          </w:p>
-        </w:tc>
-        <w:tc>
-          <w:tcPr>
-            <w:tcW w:type="dxa" w:w="2037"/>
-          </w:tcPr>
-          <w:p>
-            <w:r/>
-            <w:r>
-              <w:rPr>
-                <w:b w:val="0"/>
-                <w:sz w:val="15"/>
-              </w:rPr>
-              <w:t>PP + history (no CBT/ACT) (+0.025 [+0.001, +0.050]); History + ratings only (+0.032 [+0.006, +0.059]); History text only (+0.056 [+0.029, +0.084])</w:t>
-            </w:r>
-          </w:p>
-        </w:tc>
-      </w:tr>
-      <w:tr>
-        <w:tc>
-          <w:tcPr>
-            <w:tcW w:type="dxa" w:w="2037"/>
-          </w:tcPr>
-          <w:p>
-            <w:r/>
-            <w:r>
-              <w:rPr>
-                <w:b w:val="0"/>
-                <w:sz w:val="15"/>
-              </w:rPr>
-              <w:t>Macro-F1</w:t>
-            </w:r>
-          </w:p>
-        </w:tc>
-        <w:tc>
-          <w:tcPr>
-            <w:tcW w:type="dxa" w:w="2037"/>
-          </w:tcPr>
-          <w:p>
-            <w:r/>
-            <w:r>
-              <w:rPr>
-                <w:b w:val="0"/>
-                <w:sz w:val="15"/>
-              </w:rPr>
-              <w:t>Coping</w:t>
-            </w:r>
-          </w:p>
-        </w:tc>
-        <w:tc>
-          <w:tcPr>
-            <w:tcW w:type="dxa" w:w="2037"/>
-          </w:tcPr>
-          <w:p>
-            <w:r/>
-            <w:r>
-              <w:rPr>
-                <w:b w:val="0"/>
-                <w:sz w:val="15"/>
-              </w:rPr>
-              <w:t>GPT-5</w:t>
-            </w:r>
-          </w:p>
-        </w:tc>
-        <w:tc>
-          <w:tcPr>
-            <w:tcW w:type="dxa" w:w="2037"/>
-          </w:tcPr>
-          <w:p>
-            <w:r/>
-            <w:r>
-              <w:rPr>
-                <w:b w:val="0"/>
-                <w:sz w:val="15"/>
-              </w:rPr>
-              <w:t>PP + history + CBT/ACT</w:t>
-            </w:r>
-          </w:p>
-        </w:tc>
-        <w:tc>
-          <w:tcPr>
-            <w:tcW w:type="dxa" w:w="2037"/>
-          </w:tcPr>
-          <w:p>
-            <w:r/>
-            <w:r>
-              <w:rPr>
-                <w:b w:val="0"/>
-                <w:sz w:val="15"/>
-              </w:rPr>
-              <w:t>0.359</w:t>
-            </w:r>
-          </w:p>
-        </w:tc>
-        <w:tc>
-          <w:tcPr>
-            <w:tcW w:type="dxa" w:w="2037"/>
-          </w:tcPr>
-          <w:p>
-            <w:r/>
-            <w:r>
-              <w:rPr>
-                <w:b w:val="0"/>
-                <w:sz w:val="15"/>
-              </w:rPr>
-              <w:t>PP + history (no CBT/ACT) (+0.026 [-0.002, +0.053]); History + ratings only (+0.008 [-0.022, +0.039])</w:t>
-            </w:r>
-          </w:p>
-        </w:tc>
-        <w:tc>
-          <w:tcPr>
-            <w:tcW w:type="dxa" w:w="2037"/>
-          </w:tcPr>
-          <w:p>
-            <w:r/>
-            <w:r>
-              <w:rPr>
-                <w:b w:val="0"/>
-                <w:sz w:val="15"/>
-              </w:rPr>
-              <w:t>History text only (+0.215 [+0.170, +0.258])</w:t>
-            </w:r>
-          </w:p>
-        </w:tc>
-      </w:tr>
-      <w:tr>
-        <w:tc>
-          <w:tcPr>
-            <w:tcW w:type="dxa" w:w="2037"/>
-          </w:tcPr>
-          <w:p>
-            <w:r/>
-            <w:r>
-              <w:rPr>
-                <w:b w:val="0"/>
-                <w:sz w:val="15"/>
-              </w:rPr>
-              <w:t>Macro-F1</w:t>
-            </w:r>
-          </w:p>
-        </w:tc>
-        <w:tc>
-          <w:tcPr>
-            <w:tcW w:type="dxa" w:w="2037"/>
-          </w:tcPr>
-          <w:p>
-            <w:r/>
-            <w:r>
-              <w:rPr>
-                <w:b w:val="0"/>
-                <w:sz w:val="15"/>
-              </w:rPr>
-              <w:t>Coping</w:t>
-            </w:r>
-          </w:p>
-        </w:tc>
-        <w:tc>
-          <w:tcPr>
-            <w:tcW w:type="dxa" w:w="2037"/>
-          </w:tcPr>
-          <w:p>
-            <w:r/>
-            <w:r>
-              <w:rPr>
-                <w:b w:val="0"/>
-                <w:sz w:val="15"/>
-              </w:rPr>
-              <w:t>DeepSeek-R1</w:t>
-            </w:r>
-          </w:p>
-        </w:tc>
-        <w:tc>
-          <w:tcPr>
-            <w:tcW w:type="dxa" w:w="2037"/>
-          </w:tcPr>
-          <w:p>
-            <w:r/>
-            <w:r>
-              <w:rPr>
-                <w:b w:val="0"/>
-                <w:sz w:val="15"/>
-              </w:rPr>
-              <w:t>PP + history + CBT/ACT</w:t>
-            </w:r>
-          </w:p>
-        </w:tc>
-        <w:tc>
-          <w:tcPr>
-            <w:tcW w:type="dxa" w:w="2037"/>
-          </w:tcPr>
-          <w:p>
-            <w:r/>
-            <w:r>
-              <w:rPr>
-                <w:b w:val="0"/>
-                <w:sz w:val="15"/>
-              </w:rPr>
-              <w:t>0.350</w:t>
-            </w:r>
-          </w:p>
-        </w:tc>
-        <w:tc>
-          <w:tcPr>
-            <w:tcW w:type="dxa" w:w="2037"/>
-          </w:tcPr>
-          <w:p>
-            <w:r/>
-            <w:r>
-              <w:rPr>
-                <w:b w:val="0"/>
-                <w:sz w:val="15"/>
-              </w:rPr>
-              <w:t>History + ratings only (+0.013 [-0.017, +0.043])</w:t>
-            </w:r>
-          </w:p>
-        </w:tc>
-        <w:tc>
-          <w:tcPr>
-            <w:tcW w:type="dxa" w:w="2037"/>
-          </w:tcPr>
-          <w:p>
-            <w:r/>
-            <w:r>
-              <w:rPr>
-                <w:b w:val="0"/>
-                <w:sz w:val="15"/>
-              </w:rPr>
-              <w:t>PP + history (no CBT/ACT) (+0.038 [+0.004, +0.073]); History text only (+0.184 [+0.135, +0.230])</w:t>
-            </w:r>
-          </w:p>
-        </w:tc>
-      </w:tr>
-      <w:tr>
-        <w:tc>
-          <w:tcPr>
-            <w:tcW w:type="dxa" w:w="2037"/>
-          </w:tcPr>
-          <w:p>
-            <w:r/>
-            <w:r>
-              <w:rPr>
-                <w:b w:val="0"/>
-                <w:sz w:val="15"/>
-              </w:rPr>
-              <w:t>Macro-F1</w:t>
-            </w:r>
-          </w:p>
-        </w:tc>
-        <w:tc>
-          <w:tcPr>
-            <w:tcW w:type="dxa" w:w="2037"/>
-          </w:tcPr>
-          <w:p>
-            <w:r/>
-            <w:r>
-              <w:rPr>
-                <w:b w:val="0"/>
-                <w:sz w:val="15"/>
-              </w:rPr>
-              <w:t>Coping</w:t>
-            </w:r>
-          </w:p>
-        </w:tc>
-        <w:tc>
-          <w:tcPr>
-            <w:tcW w:type="dxa" w:w="2037"/>
-          </w:tcPr>
-          <w:p>
-            <w:r/>
-            <w:r>
-              <w:rPr>
-                <w:b w:val="0"/>
-                <w:sz w:val="15"/>
-              </w:rPr>
-              <w:t>Grok-4.3</w:t>
-            </w:r>
-          </w:p>
-        </w:tc>
-        <w:tc>
-          <w:tcPr>
-            <w:tcW w:type="dxa" w:w="2037"/>
-          </w:tcPr>
-          <w:p>
-            <w:r/>
-            <w:r>
-              <w:rPr>
-                <w:b w:val="0"/>
-                <w:sz w:val="15"/>
-              </w:rPr>
-              <w:t>PP + history + CBT/ACT</w:t>
-            </w:r>
-          </w:p>
-        </w:tc>
-        <w:tc>
-          <w:tcPr>
-            <w:tcW w:type="dxa" w:w="2037"/>
-          </w:tcPr>
-          <w:p>
-            <w:r/>
-            <w:r>
-              <w:rPr>
-                <w:b w:val="0"/>
-                <w:sz w:val="15"/>
-              </w:rPr>
-              <w:t>0.386</w:t>
-            </w:r>
-          </w:p>
-        </w:tc>
-        <w:tc>
-          <w:tcPr>
-            <w:tcW w:type="dxa" w:w="2037"/>
-          </w:tcPr>
-          <w:p>
-            <w:r/>
-            <w:r>
-              <w:rPr>
-                <w:b w:val="0"/>
-                <w:sz w:val="15"/>
-              </w:rPr>
-              <w:t>PP + history (no CBT/ACT) (+0.010 [-0.017, +0.039]); History + ratings only (+0.011 [-0.014, +0.037])</w:t>
-            </w:r>
-          </w:p>
-        </w:tc>
-        <w:tc>
-          <w:tcPr>
-            <w:tcW w:type="dxa" w:w="2037"/>
-          </w:tcPr>
-          <w:p>
-            <w:r/>
-            <w:r>
-              <w:rPr>
-                <w:b w:val="0"/>
-                <w:sz w:val="15"/>
-              </w:rPr>
-              <w:t>History text only (+0.241 [+0.193, +0.285])</w:t>
-            </w:r>
-          </w:p>
-        </w:tc>
-      </w:tr>
-      <w:tr>
-        <w:tc>
-          <w:tcPr>
-            <w:tcW w:type="dxa" w:w="2037"/>
-          </w:tcPr>
-          <w:p>
-            <w:r/>
-            <w:r>
-              <w:rPr>
-                <w:b w:val="0"/>
-                <w:sz w:val="15"/>
-              </w:rPr>
-              <w:t>Macro-F1</w:t>
-            </w:r>
-          </w:p>
-        </w:tc>
-        <w:tc>
-          <w:tcPr>
-            <w:tcW w:type="dxa" w:w="2037"/>
-          </w:tcPr>
-          <w:p>
-            <w:r/>
-            <w:r>
-              <w:rPr>
-                <w:b w:val="0"/>
-                <w:sz w:val="15"/>
-              </w:rPr>
-              <w:t>Coping</w:t>
-            </w:r>
-          </w:p>
-        </w:tc>
-        <w:tc>
-          <w:tcPr>
-            <w:tcW w:type="dxa" w:w="2037"/>
-          </w:tcPr>
-          <w:p>
-            <w:r/>
-            <w:r>
-              <w:rPr>
-                <w:b w:val="0"/>
-                <w:sz w:val="15"/>
-              </w:rPr>
-              <w:t>Gemini-2.5-Pro</w:t>
-            </w:r>
-          </w:p>
-        </w:tc>
-        <w:tc>
-          <w:tcPr>
-            <w:tcW w:type="dxa" w:w="2037"/>
-          </w:tcPr>
-          <w:p>
-            <w:r/>
-            <w:r>
-              <w:rPr>
-                <w:b w:val="0"/>
-                <w:sz w:val="15"/>
-              </w:rPr>
-              <w:t>PP + history (no CBT/ACT)</w:t>
-            </w:r>
-          </w:p>
-        </w:tc>
-        <w:tc>
-          <w:tcPr>
-            <w:tcW w:type="dxa" w:w="2037"/>
-          </w:tcPr>
-          <w:p>
-            <w:r/>
-            <w:r>
-              <w:rPr>
-                <w:b w:val="0"/>
-                <w:sz w:val="15"/>
-              </w:rPr>
-              <w:t>0.371</w:t>
-            </w:r>
-          </w:p>
-        </w:tc>
-        <w:tc>
-          <w:tcPr>
-            <w:tcW w:type="dxa" w:w="2037"/>
-          </w:tcPr>
-          <w:p>
-            <w:r/>
-            <w:r>
-              <w:rPr>
-                <w:b w:val="0"/>
-                <w:sz w:val="15"/>
-              </w:rPr>
-              <w:t>PP + history + CBT/ACT (+0.013 [-0.016, +0.045]); History + ratings only (+0.026 [-0.004, +0.058])</w:t>
-            </w:r>
-          </w:p>
-        </w:tc>
-        <w:tc>
-          <w:tcPr>
-            <w:tcW w:type="dxa" w:w="2037"/>
-          </w:tcPr>
-          <w:p>
-            <w:r/>
-            <w:r>
-              <w:rPr>
-                <w:b w:val="0"/>
-                <w:sz w:val="15"/>
-              </w:rPr>
-              <w:t>History text only (+0.219 [+0.169, +0.266])</w:t>
-            </w:r>
-          </w:p>
-        </w:tc>
-      </w:tr>
-      <w:tr>
-        <w:tc>
-          <w:tcPr>
-            <w:tcW w:type="dxa" w:w="2037"/>
-          </w:tcPr>
-          <w:p>
-            <w:r/>
-            <w:r>
-              <w:rPr>
-                <w:b w:val="0"/>
-                <w:sz w:val="15"/>
-              </w:rPr>
-              <w:t>Macro-F1</w:t>
-            </w:r>
-          </w:p>
-        </w:tc>
-        <w:tc>
-          <w:tcPr>
-            <w:tcW w:type="dxa" w:w="2037"/>
-          </w:tcPr>
-          <w:p>
-            <w:r/>
-            <w:r>
-              <w:rPr>
-                <w:b w:val="0"/>
-                <w:sz w:val="15"/>
-              </w:rPr>
-              <w:t>Quitting</w:t>
-            </w:r>
-          </w:p>
-        </w:tc>
-        <w:tc>
-          <w:tcPr>
-            <w:tcW w:type="dxa" w:w="2037"/>
-          </w:tcPr>
-          <w:p>
-            <w:r/>
-            <w:r>
-              <w:rPr>
-                <w:b w:val="0"/>
-                <w:sz w:val="15"/>
-              </w:rPr>
-              <w:t>GPT-4o-mini</w:t>
-            </w:r>
-          </w:p>
-        </w:tc>
-        <w:tc>
-          <w:tcPr>
-            <w:tcW w:type="dxa" w:w="2037"/>
-          </w:tcPr>
-          <w:p>
-            <w:r/>
-            <w:r>
-              <w:rPr>
-                <w:b w:val="0"/>
-                <w:sz w:val="15"/>
-              </w:rPr>
-              <w:t>PP + history + CBT/ACT</w:t>
-            </w:r>
-          </w:p>
-        </w:tc>
-        <w:tc>
-          <w:tcPr>
-            <w:tcW w:type="dxa" w:w="2037"/>
-          </w:tcPr>
-          <w:p>
-            <w:r/>
-            <w:r>
-              <w:rPr>
-                <w:b w:val="0"/>
-                <w:sz w:val="15"/>
-              </w:rPr>
-              <w:t>0.224</w:t>
-            </w:r>
-          </w:p>
-        </w:tc>
-        <w:tc>
-          <w:tcPr>
-            <w:tcW w:type="dxa" w:w="2037"/>
-          </w:tcPr>
-          <w:p>
-            <w:r/>
-            <w:r>
-              <w:rPr>
-                <w:b w:val="0"/>
-                <w:sz w:val="15"/>
-              </w:rPr>
-              <w:t>PP + history (no CBT/ACT) (+0.022 [-0.004, +0.047])</w:t>
-            </w:r>
-          </w:p>
-        </w:tc>
-        <w:tc>
-          <w:tcPr>
-            <w:tcW w:type="dxa" w:w="2037"/>
-          </w:tcPr>
-          <w:p>
-            <w:r/>
-            <w:r>
-              <w:rPr>
-                <w:b w:val="0"/>
-                <w:sz w:val="15"/>
-              </w:rPr>
-              <w:t>History + ratings only (+0.046 [+0.015, +0.076]); History text only (+0.076 [+0.043, +0.109])</w:t>
-            </w:r>
-          </w:p>
-        </w:tc>
-      </w:tr>
-      <w:tr>
-        <w:tc>
-          <w:tcPr>
-            <w:tcW w:type="dxa" w:w="2037"/>
-          </w:tcPr>
-          <w:p>
-            <w:r/>
-            <w:r>
-              <w:rPr>
-                <w:b w:val="0"/>
-                <w:sz w:val="15"/>
-              </w:rPr>
-              <w:t>Macro-F1</w:t>
-            </w:r>
-          </w:p>
-        </w:tc>
-        <w:tc>
-          <w:tcPr>
-            <w:tcW w:type="dxa" w:w="2037"/>
-          </w:tcPr>
-          <w:p>
-            <w:r/>
-            <w:r>
-              <w:rPr>
-                <w:b w:val="0"/>
-                <w:sz w:val="15"/>
-              </w:rPr>
-              <w:t>Quitting</w:t>
-            </w:r>
-          </w:p>
-        </w:tc>
-        <w:tc>
-          <w:tcPr>
-            <w:tcW w:type="dxa" w:w="2037"/>
-          </w:tcPr>
-          <w:p>
-            <w:r/>
-            <w:r>
-              <w:rPr>
-                <w:b w:val="0"/>
-                <w:sz w:val="15"/>
-              </w:rPr>
-              <w:t>GPT-5</w:t>
-            </w:r>
-          </w:p>
-        </w:tc>
-        <w:tc>
-          <w:tcPr>
-            <w:tcW w:type="dxa" w:w="2037"/>
-          </w:tcPr>
-          <w:p>
-            <w:r/>
-            <w:r>
-              <w:rPr>
-                <w:b w:val="0"/>
-                <w:sz w:val="15"/>
-              </w:rPr>
-              <w:t>PP + history + CBT/ACT</w:t>
-            </w:r>
-          </w:p>
-        </w:tc>
-        <w:tc>
-          <w:tcPr>
-            <w:tcW w:type="dxa" w:w="2037"/>
-          </w:tcPr>
-          <w:p>
-            <w:r/>
-            <w:r>
-              <w:rPr>
-                <w:b w:val="0"/>
-                <w:sz w:val="15"/>
-              </w:rPr>
-              <w:t>0.403</w:t>
-            </w:r>
-          </w:p>
-        </w:tc>
-        <w:tc>
-          <w:tcPr>
-            <w:tcW w:type="dxa" w:w="2037"/>
-          </w:tcPr>
-          <w:p>
-            <w:r/>
-            <w:r>
-              <w:rPr>
-                <w:b w:val="0"/>
-                <w:sz w:val="15"/>
-              </w:rPr>
-              <w:t>PP + history (no CBT/ACT) (+0.017 [-0.011, +0.045])</w:t>
-            </w:r>
-          </w:p>
-        </w:tc>
-        <w:tc>
-          <w:tcPr>
-            <w:tcW w:type="dxa" w:w="2037"/>
-          </w:tcPr>
-          <w:p>
-            <w:r/>
-            <w:r>
-              <w:rPr>
-                <w:b w:val="0"/>
-                <w:sz w:val="15"/>
-              </w:rPr>
-              <w:t>History + ratings only (+0.035 [+0.006, +0.062]); History text only (+0.246 [+0.198, +0.292])</w:t>
-            </w:r>
-          </w:p>
-        </w:tc>
-      </w:tr>
-      <w:tr>
-        <w:tc>
-          <w:tcPr>
-            <w:tcW w:type="dxa" w:w="2037"/>
-          </w:tcPr>
-          <w:p>
-            <w:r/>
-            <w:r>
-              <w:rPr>
-                <w:b w:val="0"/>
-                <w:sz w:val="15"/>
-              </w:rPr>
-              <w:t>Macro-F1</w:t>
-            </w:r>
-          </w:p>
-        </w:tc>
-        <w:tc>
-          <w:tcPr>
-            <w:tcW w:type="dxa" w:w="2037"/>
-          </w:tcPr>
-          <w:p>
-            <w:r/>
-            <w:r>
-              <w:rPr>
-                <w:b w:val="0"/>
-                <w:sz w:val="15"/>
-              </w:rPr>
-              <w:t>Quitting</w:t>
-            </w:r>
-          </w:p>
-        </w:tc>
-        <w:tc>
-          <w:tcPr>
-            <w:tcW w:type="dxa" w:w="2037"/>
-          </w:tcPr>
-          <w:p>
-            <w:r/>
-            <w:r>
-              <w:rPr>
-                <w:b w:val="0"/>
-                <w:sz w:val="15"/>
-              </w:rPr>
-              <w:t>DeepSeek-R1</w:t>
-            </w:r>
-          </w:p>
-        </w:tc>
-        <w:tc>
-          <w:tcPr>
-            <w:tcW w:type="dxa" w:w="2037"/>
-          </w:tcPr>
-          <w:p>
-            <w:r/>
-            <w:r>
-              <w:rPr>
-                <w:b w:val="0"/>
-                <w:sz w:val="15"/>
-              </w:rPr>
-              <w:t>PP + history + CBT/ACT</w:t>
-            </w:r>
-          </w:p>
-        </w:tc>
-        <w:tc>
-          <w:tcPr>
-            <w:tcW w:type="dxa" w:w="2037"/>
-          </w:tcPr>
-          <w:p>
-            <w:r/>
-            <w:r>
-              <w:rPr>
-                <w:b w:val="0"/>
-                <w:sz w:val="15"/>
-              </w:rPr>
-              <w:t>0.385</w:t>
-            </w:r>
-          </w:p>
-        </w:tc>
-        <w:tc>
-          <w:tcPr>
-            <w:tcW w:type="dxa" w:w="2037"/>
-          </w:tcPr>
-          <w:p>
-            <w:r/>
-            <w:r>
-              <w:rPr>
-                <w:b w:val="0"/>
-                <w:sz w:val="15"/>
-              </w:rPr>
-              <w:t>History + ratings only (+0.021 [-0.012, +0.052])</w:t>
-            </w:r>
-          </w:p>
-        </w:tc>
-        <w:tc>
-          <w:tcPr>
-            <w:tcW w:type="dxa" w:w="2037"/>
-          </w:tcPr>
-          <w:p>
-            <w:r/>
-            <w:r>
-              <w:rPr>
-                <w:b w:val="0"/>
-                <w:sz w:val="15"/>
-              </w:rPr>
-              <w:t>PP + history (no CBT/ACT) (+0.052 [+0.016, +0.085]); History text only (+0.245 [+0.199, +0.293])</w:t>
-            </w:r>
-          </w:p>
-        </w:tc>
-      </w:tr>
-      <w:tr>
-        <w:tc>
-          <w:tcPr>
-            <w:tcW w:type="dxa" w:w="2037"/>
-          </w:tcPr>
-          <w:p>
-            <w:r/>
-            <w:r>
-              <w:rPr>
-                <w:b w:val="0"/>
-                <w:sz w:val="15"/>
-              </w:rPr>
-              <w:t>Macro-F1</w:t>
-            </w:r>
-          </w:p>
-        </w:tc>
-        <w:tc>
-          <w:tcPr>
-            <w:tcW w:type="dxa" w:w="2037"/>
-          </w:tcPr>
-          <w:p>
-            <w:r/>
-            <w:r>
-              <w:rPr>
-                <w:b w:val="0"/>
-                <w:sz w:val="15"/>
-              </w:rPr>
-              <w:t>Quitting</w:t>
-            </w:r>
-          </w:p>
-        </w:tc>
-        <w:tc>
-          <w:tcPr>
-            <w:tcW w:type="dxa" w:w="2037"/>
-          </w:tcPr>
-          <w:p>
-            <w:r/>
-            <w:r>
-              <w:rPr>
-                <w:b w:val="0"/>
-                <w:sz w:val="15"/>
-              </w:rPr>
-              <w:t>Grok-4.3</w:t>
-            </w:r>
-          </w:p>
-        </w:tc>
-        <w:tc>
-          <w:tcPr>
-            <w:tcW w:type="dxa" w:w="2037"/>
-          </w:tcPr>
-          <w:p>
-            <w:r/>
-            <w:r>
-              <w:rPr>
-                <w:b w:val="0"/>
-                <w:sz w:val="15"/>
-              </w:rPr>
-              <w:t>History + ratings only</w:t>
-            </w:r>
-          </w:p>
-        </w:tc>
-        <w:tc>
-          <w:tcPr>
-            <w:tcW w:type="dxa" w:w="2037"/>
-          </w:tcPr>
-          <w:p>
-            <w:r/>
-            <w:r>
-              <w:rPr>
-                <w:b w:val="0"/>
-                <w:sz w:val="15"/>
-              </w:rPr>
-              <w:t>0.426</w:t>
-            </w:r>
-          </w:p>
-        </w:tc>
-        <w:tc>
-          <w:tcPr>
-            <w:tcW w:type="dxa" w:w="2037"/>
-          </w:tcPr>
-          <w:p>
-            <w:r/>
-            <w:r>
-              <w:rPr>
-                <w:b w:val="0"/>
-                <w:sz w:val="15"/>
-              </w:rPr>
-              <w:t>PP + history + CBT/ACT (+0.016 [-0.011, +0.041])</w:t>
-            </w:r>
-          </w:p>
-        </w:tc>
-        <w:tc>
-          <w:tcPr>
-            <w:tcW w:type="dxa" w:w="2037"/>
-          </w:tcPr>
-          <w:p>
-            <w:r/>
-            <w:r>
-              <w:rPr>
-                <w:b w:val="0"/>
-                <w:sz w:val="15"/>
-              </w:rPr>
-              <w:t>PP + history (no CBT/ACT) (+0.026 [+0.001, +0.052]); History text only (+0.281 [+0.233, +0.328])</w:t>
-            </w:r>
-          </w:p>
-        </w:tc>
-      </w:tr>
-      <w:tr>
-        <w:tc>
-          <w:tcPr>
-            <w:tcW w:type="dxa" w:w="2037"/>
-          </w:tcPr>
-          <w:p>
-            <w:r/>
-            <w:r>
-              <w:rPr>
-                <w:b w:val="0"/>
-                <w:sz w:val="15"/>
-              </w:rPr>
-              <w:t>Macro-F1</w:t>
-            </w:r>
-          </w:p>
-        </w:tc>
-        <w:tc>
-          <w:tcPr>
-            <w:tcW w:type="dxa" w:w="2037"/>
-          </w:tcPr>
-          <w:p>
-            <w:r/>
-            <w:r>
-              <w:rPr>
-                <w:b w:val="0"/>
-                <w:sz w:val="15"/>
-              </w:rPr>
-              <w:t>Quitting</w:t>
-            </w:r>
-          </w:p>
-        </w:tc>
-        <w:tc>
-          <w:tcPr>
-            <w:tcW w:type="dxa" w:w="2037"/>
-          </w:tcPr>
-          <w:p>
-            <w:r/>
-            <w:r>
-              <w:rPr>
-                <w:b w:val="0"/>
-                <w:sz w:val="15"/>
-              </w:rPr>
-              <w:t>Gemini-2.5-Pro</w:t>
-            </w:r>
-          </w:p>
-        </w:tc>
-        <w:tc>
-          <w:tcPr>
-            <w:tcW w:type="dxa" w:w="2037"/>
-          </w:tcPr>
-          <w:p>
-            <w:r/>
-            <w:r>
-              <w:rPr>
-                <w:b w:val="0"/>
-                <w:sz w:val="15"/>
-              </w:rPr>
-              <w:t>History + ratings only</w:t>
-            </w:r>
-          </w:p>
-        </w:tc>
-        <w:tc>
-          <w:tcPr>
-            <w:tcW w:type="dxa" w:w="2037"/>
-          </w:tcPr>
-          <w:p>
-            <w:r/>
-            <w:r>
-              <w:rPr>
-                <w:b w:val="0"/>
-                <w:sz w:val="15"/>
-              </w:rPr>
-              <w:t>0.390</w:t>
-            </w:r>
-          </w:p>
-        </w:tc>
-        <w:tc>
-          <w:tcPr>
-            <w:tcW w:type="dxa" w:w="2037"/>
-          </w:tcPr>
-          <w:p>
-            <w:r/>
-            <w:r>
-              <w:rPr>
-                <w:b w:val="0"/>
-                <w:sz w:val="15"/>
-              </w:rPr>
-              <w:t>PP + history + CBT/ACT (+0.000 [-0.031, +0.037]); PP + history (no CBT/ACT) (+0.022 [-0.004, +0.051])</w:t>
-            </w:r>
-          </w:p>
-        </w:tc>
-        <w:tc>
-          <w:tcPr>
-            <w:tcW w:type="dxa" w:w="2037"/>
-          </w:tcPr>
-          <w:p>
-            <w:r/>
-            <w:r>
-              <w:rPr>
-                <w:b w:val="0"/>
-                <w:sz w:val="15"/>
-              </w:rPr>
-              <w:t>History text only (+0.263 [+0.218, +0.307])</w:t>
-            </w:r>
-          </w:p>
-        </w:tc>
-      </w:tr>
-      <w:tr>
-        <w:tc>
-          <w:tcPr>
-            <w:tcW w:type="dxa" w:w="2037"/>
-          </w:tcPr>
-          <w:p>
-            <w:r/>
-            <w:r>
-              <w:rPr>
-                <w:b w:val="0"/>
-                <w:sz w:val="15"/>
-              </w:rPr>
-              <w:t>QWK</w:t>
-            </w:r>
-          </w:p>
-        </w:tc>
-        <w:tc>
-          <w:tcPr>
-            <w:tcW w:type="dxa" w:w="2037"/>
-          </w:tcPr>
-          <w:p>
-            <w:r/>
-            <w:r>
-              <w:rPr>
-                <w:b w:val="0"/>
-                <w:sz w:val="15"/>
-              </w:rPr>
-              <w:t>Content</w:t>
-            </w:r>
-          </w:p>
-        </w:tc>
-        <w:tc>
-          <w:tcPr>
-            <w:tcW w:type="dxa" w:w="2037"/>
-          </w:tcPr>
-          <w:p>
-            <w:r/>
-            <w:r>
-              <w:rPr>
-                <w:b w:val="0"/>
-                <w:sz w:val="15"/>
-              </w:rPr>
-              <w:t>GPT-4o-mini</w:t>
-            </w:r>
-          </w:p>
-        </w:tc>
-        <w:tc>
-          <w:tcPr>
-            <w:tcW w:type="dxa" w:w="2037"/>
-          </w:tcPr>
-          <w:p>
-            <w:r/>
-            <w:r>
-              <w:rPr>
-                <w:b w:val="0"/>
-                <w:sz w:val="15"/>
-              </w:rPr>
-              <w:t>PP + history + CBT/ACT</w:t>
-            </w:r>
-          </w:p>
-        </w:tc>
-        <w:tc>
-          <w:tcPr>
-            <w:tcW w:type="dxa" w:w="2037"/>
-          </w:tcPr>
-          <w:p>
-            <w:r/>
-            <w:r>
-              <w:rPr>
-                <w:b w:val="0"/>
-                <w:sz w:val="15"/>
-              </w:rPr>
-              <w:t>0.139</w:t>
-            </w:r>
-          </w:p>
-        </w:tc>
-        <w:tc>
-          <w:tcPr>
-            <w:tcW w:type="dxa" w:w="2037"/>
-          </w:tcPr>
-          <w:p>
-            <w:r/>
-            <w:r>
-              <w:rPr>
-                <w:b w:val="0"/>
-                <w:sz w:val="15"/>
-              </w:rPr>
-              <w:t>PP + history (no CBT/ACT) (+0.015 [-0.032, +0.059]); History + ratings only (+0.054 [-0.001, +0.109])</w:t>
-            </w:r>
-          </w:p>
-        </w:tc>
-        <w:tc>
-          <w:tcPr>
-            <w:tcW w:type="dxa" w:w="2037"/>
-          </w:tcPr>
-          <w:p>
-            <w:r/>
-            <w:r>
-              <w:rPr>
-                <w:b w:val="0"/>
-                <w:sz w:val="15"/>
-              </w:rPr>
-              <w:t>History text only (+0.132 [+0.079, +0.184])</w:t>
-            </w:r>
-          </w:p>
-        </w:tc>
-      </w:tr>
-      <w:tr>
-        <w:tc>
-          <w:tcPr>
-            <w:tcW w:type="dxa" w:w="2037"/>
-          </w:tcPr>
-          <w:p>
-            <w:r/>
-            <w:r>
-              <w:rPr>
-                <w:b w:val="0"/>
-                <w:sz w:val="15"/>
-              </w:rPr>
-              <w:t>QWK</w:t>
-            </w:r>
-          </w:p>
-        </w:tc>
-        <w:tc>
-          <w:tcPr>
-            <w:tcW w:type="dxa" w:w="2037"/>
-          </w:tcPr>
-          <w:p>
-            <w:r/>
-            <w:r>
-              <w:rPr>
-                <w:b w:val="0"/>
-                <w:sz w:val="15"/>
-              </w:rPr>
-              <w:t>Content</w:t>
-            </w:r>
-          </w:p>
-        </w:tc>
-        <w:tc>
-          <w:tcPr>
-            <w:tcW w:type="dxa" w:w="2037"/>
-          </w:tcPr>
-          <w:p>
-            <w:r/>
-            <w:r>
-              <w:rPr>
-                <w:b w:val="0"/>
-                <w:sz w:val="15"/>
-              </w:rPr>
-              <w:t>GPT-5</w:t>
-            </w:r>
-          </w:p>
-        </w:tc>
-        <w:tc>
-          <w:tcPr>
-            <w:tcW w:type="dxa" w:w="2037"/>
-          </w:tcPr>
-          <w:p>
-            <w:r/>
-            <w:r>
-              <w:rPr>
-                <w:b w:val="0"/>
-                <w:sz w:val="15"/>
-              </w:rPr>
-              <w:t>PP + history + CBT/ACT</w:t>
-            </w:r>
-          </w:p>
-        </w:tc>
-        <w:tc>
-          <w:tcPr>
-            <w:tcW w:type="dxa" w:w="2037"/>
-          </w:tcPr>
-          <w:p>
-            <w:r/>
-            <w:r>
-              <w:rPr>
-                <w:b w:val="0"/>
-                <w:sz w:val="15"/>
-              </w:rPr>
-              <w:t>0.388</w:t>
-            </w:r>
-          </w:p>
-        </w:tc>
-        <w:tc>
-          <w:tcPr>
-            <w:tcW w:type="dxa" w:w="2037"/>
-          </w:tcPr>
-          <w:p>
-            <w:r/>
-            <w:r>
-              <w:rPr>
-                <w:b w:val="0"/>
-                <w:sz w:val="15"/>
-              </w:rPr>
-              <w:t>PP + history (no CBT/ACT) (+0.032 [-0.003, +0.070]); History + ratings only (+0.016 [-0.024, +0.056])</w:t>
-            </w:r>
-          </w:p>
-        </w:tc>
-        <w:tc>
-          <w:tcPr>
-            <w:tcW w:type="dxa" w:w="2037"/>
-          </w:tcPr>
-          <w:p>
-            <w:r/>
-            <w:r>
-              <w:rPr>
-                <w:b w:val="0"/>
-                <w:sz w:val="15"/>
-              </w:rPr>
-              <w:t>History text only (+0.382 [+0.302, +0.457])</w:t>
-            </w:r>
-          </w:p>
-        </w:tc>
-      </w:tr>
-      <w:tr>
-        <w:tc>
-          <w:tcPr>
-            <w:tcW w:type="dxa" w:w="2037"/>
-          </w:tcPr>
-          <w:p>
-            <w:r/>
-            <w:r>
-              <w:rPr>
-                <w:b w:val="0"/>
-                <w:sz w:val="15"/>
-              </w:rPr>
-              <w:t>QWK</w:t>
-            </w:r>
-          </w:p>
-        </w:tc>
-        <w:tc>
-          <w:tcPr>
-            <w:tcW w:type="dxa" w:w="2037"/>
-          </w:tcPr>
-          <w:p>
-            <w:r/>
-            <w:r>
-              <w:rPr>
-                <w:b w:val="0"/>
-                <w:sz w:val="15"/>
-              </w:rPr>
-              <w:t>Content</w:t>
-            </w:r>
-          </w:p>
-        </w:tc>
-        <w:tc>
-          <w:tcPr>
-            <w:tcW w:type="dxa" w:w="2037"/>
-          </w:tcPr>
-          <w:p>
-            <w:r/>
-            <w:r>
-              <w:rPr>
-                <w:b w:val="0"/>
-                <w:sz w:val="15"/>
-              </w:rPr>
-              <w:t>DeepSeek-R1</w:t>
-            </w:r>
-          </w:p>
-        </w:tc>
-        <w:tc>
-          <w:tcPr>
-            <w:tcW w:type="dxa" w:w="2037"/>
-          </w:tcPr>
-          <w:p>
-            <w:r/>
-            <w:r>
-              <w:rPr>
-                <w:b w:val="0"/>
-                <w:sz w:val="15"/>
-              </w:rPr>
-              <w:t>PP + history + CBT/ACT</w:t>
-            </w:r>
-          </w:p>
-        </w:tc>
-        <w:tc>
-          <w:tcPr>
-            <w:tcW w:type="dxa" w:w="2037"/>
-          </w:tcPr>
-          <w:p>
-            <w:r/>
-            <w:r>
-              <w:rPr>
-                <w:b w:val="0"/>
-                <w:sz w:val="15"/>
-              </w:rPr>
-              <w:t>0.352</w:t>
-            </w:r>
-          </w:p>
-        </w:tc>
-        <w:tc>
-          <w:tcPr>
-            <w:tcW w:type="dxa" w:w="2037"/>
-          </w:tcPr>
-          <w:p>
-            <w:r/>
-            <w:r>
-              <w:rPr>
-                <w:b w:val="0"/>
-                <w:sz w:val="15"/>
-              </w:rPr>
-              <w:t>PP + history (no CBT/ACT) (+0.042 [-0.006, +0.089]); History + ratings only (+0.012 [-0.037, +0.059])</w:t>
-            </w:r>
-          </w:p>
-        </w:tc>
-        <w:tc>
-          <w:tcPr>
-            <w:tcW w:type="dxa" w:w="2037"/>
-          </w:tcPr>
-          <w:p>
-            <w:r/>
-            <w:r>
-              <w:rPr>
-                <w:b w:val="0"/>
-                <w:sz w:val="15"/>
-              </w:rPr>
-              <w:t>History text only (+0.349 [+0.255, +0.440])</w:t>
-            </w:r>
-          </w:p>
-        </w:tc>
-      </w:tr>
-      <w:tr>
-        <w:tc>
-          <w:tcPr>
-            <w:tcW w:type="dxa" w:w="2037"/>
-          </w:tcPr>
-          <w:p>
-            <w:r/>
-            <w:r>
-              <w:rPr>
-                <w:b w:val="0"/>
-                <w:sz w:val="15"/>
-              </w:rPr>
-              <w:t>QWK</w:t>
-            </w:r>
-          </w:p>
-        </w:tc>
-        <w:tc>
-          <w:tcPr>
-            <w:tcW w:type="dxa" w:w="2037"/>
-          </w:tcPr>
-          <w:p>
-            <w:r/>
-            <w:r>
-              <w:rPr>
-                <w:b w:val="0"/>
-                <w:sz w:val="15"/>
-              </w:rPr>
-              <w:t>Content</w:t>
-            </w:r>
-          </w:p>
-        </w:tc>
-        <w:tc>
-          <w:tcPr>
-            <w:tcW w:type="dxa" w:w="2037"/>
-          </w:tcPr>
-          <w:p>
-            <w:r/>
-            <w:r>
-              <w:rPr>
-                <w:b w:val="0"/>
-                <w:sz w:val="15"/>
-              </w:rPr>
-              <w:t>Grok-4.3</w:t>
-            </w:r>
-          </w:p>
-        </w:tc>
-        <w:tc>
-          <w:tcPr>
-            <w:tcW w:type="dxa" w:w="2037"/>
-          </w:tcPr>
-          <w:p>
-            <w:r/>
-            <w:r>
-              <w:rPr>
-                <w:b w:val="0"/>
-                <w:sz w:val="15"/>
-              </w:rPr>
-              <w:t>PP + history + CBT/ACT</w:t>
-            </w:r>
-          </w:p>
-        </w:tc>
-        <w:tc>
-          <w:tcPr>
-            <w:tcW w:type="dxa" w:w="2037"/>
-          </w:tcPr>
-          <w:p>
-            <w:r/>
-            <w:r>
-              <w:rPr>
-                <w:b w:val="0"/>
-                <w:sz w:val="15"/>
-              </w:rPr>
-              <w:t>0.432</w:t>
-            </w:r>
-          </w:p>
-        </w:tc>
-        <w:tc>
-          <w:tcPr>
-            <w:tcW w:type="dxa" w:w="2037"/>
-          </w:tcPr>
-          <w:p>
-            <w:r/>
-            <w:r>
-              <w:rPr>
-                <w:b w:val="0"/>
-                <w:sz w:val="15"/>
-              </w:rPr>
-              <w:t>PP + history (no CBT/ACT) (+0.008 [-0.021, +0.039]); History + ratings only (+0.031 [-0.002, +0.065])</w:t>
-            </w:r>
-          </w:p>
-        </w:tc>
-        <w:tc>
-          <w:tcPr>
-            <w:tcW w:type="dxa" w:w="2037"/>
-          </w:tcPr>
-          <w:p>
-            <w:r/>
-            <w:r>
-              <w:rPr>
-                <w:b w:val="0"/>
-                <w:sz w:val="15"/>
-              </w:rPr>
-              <w:t>History text only (+0.410 [+0.319, +0.497])</w:t>
-            </w:r>
-          </w:p>
-        </w:tc>
-      </w:tr>
-      <w:tr>
-        <w:tc>
-          <w:tcPr>
-            <w:tcW w:type="dxa" w:w="2037"/>
-          </w:tcPr>
-          <w:p>
-            <w:r/>
-            <w:r>
-              <w:rPr>
-                <w:b w:val="0"/>
-                <w:sz w:val="15"/>
-              </w:rPr>
-              <w:t>QWK</w:t>
-            </w:r>
-          </w:p>
-        </w:tc>
-        <w:tc>
-          <w:tcPr>
-            <w:tcW w:type="dxa" w:w="2037"/>
-          </w:tcPr>
-          <w:p>
-            <w:r/>
-            <w:r>
-              <w:rPr>
-                <w:b w:val="0"/>
-                <w:sz w:val="15"/>
-              </w:rPr>
-              <w:t>Content</w:t>
-            </w:r>
-          </w:p>
-        </w:tc>
-        <w:tc>
-          <w:tcPr>
-            <w:tcW w:type="dxa" w:w="2037"/>
-          </w:tcPr>
-          <w:p>
-            <w:r/>
-            <w:r>
-              <w:rPr>
-                <w:b w:val="0"/>
-                <w:sz w:val="15"/>
-              </w:rPr>
-              <w:t>Gemini-2.5-Pro</w:t>
-            </w:r>
-          </w:p>
-        </w:tc>
-        <w:tc>
-          <w:tcPr>
-            <w:tcW w:type="dxa" w:w="2037"/>
-          </w:tcPr>
-          <w:p>
-            <w:r/>
-            <w:r>
-              <w:rPr>
-                <w:b w:val="0"/>
-                <w:sz w:val="15"/>
-              </w:rPr>
-              <w:t>PP + history + CBT/ACT</w:t>
-            </w:r>
-          </w:p>
-        </w:tc>
-        <w:tc>
-          <w:tcPr>
-            <w:tcW w:type="dxa" w:w="2037"/>
-          </w:tcPr>
-          <w:p>
-            <w:r/>
-            <w:r>
-              <w:rPr>
-                <w:b w:val="0"/>
-                <w:sz w:val="15"/>
-              </w:rPr>
-              <w:t>0.338</w:t>
-            </w:r>
-          </w:p>
-        </w:tc>
-        <w:tc>
-          <w:tcPr>
-            <w:tcW w:type="dxa" w:w="2037"/>
-          </w:tcPr>
-          <w:p>
-            <w:r/>
-            <w:r>
-              <w:rPr>
-                <w:b w:val="0"/>
-                <w:sz w:val="15"/>
-              </w:rPr>
-              <w:t>PP + history (no CBT/ACT) (+0.001 [-0.043, +0.040]); History + ratings only (+0.008 [-0.050, +0.067])</w:t>
-            </w:r>
-          </w:p>
-        </w:tc>
-        <w:tc>
-          <w:tcPr>
-            <w:tcW w:type="dxa" w:w="2037"/>
-          </w:tcPr>
-          <w:p>
-            <w:r/>
-            <w:r>
-              <w:rPr>
-                <w:b w:val="0"/>
-                <w:sz w:val="15"/>
-              </w:rPr>
-              <w:t>History text only (+0.308 [+0.217, +0.396])</w:t>
-            </w:r>
-          </w:p>
-        </w:tc>
-      </w:tr>
-      <w:tr>
-        <w:tc>
-          <w:tcPr>
-            <w:tcW w:type="dxa" w:w="2037"/>
-          </w:tcPr>
-          <w:p>
-            <w:r/>
-            <w:r>
-              <w:rPr>
-                <w:b w:val="0"/>
-                <w:sz w:val="15"/>
-              </w:rPr>
-              <w:t>QWK</w:t>
-            </w:r>
-          </w:p>
-        </w:tc>
-        <w:tc>
-          <w:tcPr>
-            <w:tcW w:type="dxa" w:w="2037"/>
-          </w:tcPr>
-          <w:p>
-            <w:r/>
-            <w:r>
-              <w:rPr>
-                <w:b w:val="0"/>
-                <w:sz w:val="15"/>
-              </w:rPr>
-              <w:t>Coping</w:t>
-            </w:r>
-          </w:p>
-        </w:tc>
-        <w:tc>
-          <w:tcPr>
-            <w:tcW w:type="dxa" w:w="2037"/>
-          </w:tcPr>
-          <w:p>
-            <w:r/>
-            <w:r>
-              <w:rPr>
-                <w:b w:val="0"/>
-                <w:sz w:val="15"/>
-              </w:rPr>
-              <w:t>GPT-4o-mini</w:t>
-            </w:r>
-          </w:p>
-        </w:tc>
-        <w:tc>
-          <w:tcPr>
-            <w:tcW w:type="dxa" w:w="2037"/>
-          </w:tcPr>
-          <w:p>
-            <w:r/>
-            <w:r>
-              <w:rPr>
-                <w:b w:val="0"/>
-                <w:sz w:val="15"/>
-              </w:rPr>
-              <w:t>PP + history + CBT/ACT</w:t>
-            </w:r>
-          </w:p>
-        </w:tc>
-        <w:tc>
-          <w:tcPr>
-            <w:tcW w:type="dxa" w:w="2037"/>
-          </w:tcPr>
-          <w:p>
-            <w:r/>
-            <w:r>
-              <w:rPr>
-                <w:b w:val="0"/>
-                <w:sz w:val="15"/>
-              </w:rPr>
-              <w:t>0.164</w:t>
-            </w:r>
-          </w:p>
-        </w:tc>
-        <w:tc>
-          <w:tcPr>
-            <w:tcW w:type="dxa" w:w="2037"/>
-          </w:tcPr>
-          <w:p>
-            <w:r/>
-            <w:r>
-              <w:rPr>
-                <w:b w:val="0"/>
-                <w:sz w:val="15"/>
-              </w:rPr>
-              <w:t>PP + history (no CBT/ACT) (+0.023 [-0.016, +0.060])</w:t>
-            </w:r>
-          </w:p>
-        </w:tc>
-        <w:tc>
-          <w:tcPr>
-            <w:tcW w:type="dxa" w:w="2037"/>
-          </w:tcPr>
-          <w:p>
-            <w:r/>
-            <w:r>
-              <w:rPr>
-                <w:b w:val="0"/>
-                <w:sz w:val="15"/>
-              </w:rPr>
-              <w:t>History + ratings only (+0.113 [+0.066, +0.159]); History text only (+0.133 [+0.083, +0.182])</w:t>
-            </w:r>
-          </w:p>
-        </w:tc>
-      </w:tr>
-      <w:tr>
-        <w:tc>
-          <w:tcPr>
-            <w:tcW w:type="dxa" w:w="2037"/>
-          </w:tcPr>
-          <w:p>
-            <w:r/>
-            <w:r>
-              <w:rPr>
-                <w:b w:val="0"/>
-                <w:sz w:val="15"/>
-              </w:rPr>
-              <w:t>QWK</w:t>
-            </w:r>
-          </w:p>
-        </w:tc>
-        <w:tc>
-          <w:tcPr>
-            <w:tcW w:type="dxa" w:w="2037"/>
-          </w:tcPr>
-          <w:p>
-            <w:r/>
-            <w:r>
-              <w:rPr>
-                <w:b w:val="0"/>
-                <w:sz w:val="15"/>
-              </w:rPr>
-              <w:t>Coping</w:t>
-            </w:r>
-          </w:p>
-        </w:tc>
-        <w:tc>
-          <w:tcPr>
-            <w:tcW w:type="dxa" w:w="2037"/>
-          </w:tcPr>
-          <w:p>
-            <w:r/>
-            <w:r>
-              <w:rPr>
-                <w:b w:val="0"/>
-                <w:sz w:val="15"/>
-              </w:rPr>
-              <w:t>GPT-5</w:t>
-            </w:r>
-          </w:p>
-        </w:tc>
-        <w:tc>
-          <w:tcPr>
-            <w:tcW w:type="dxa" w:w="2037"/>
-          </w:tcPr>
-          <w:p>
-            <w:r/>
-            <w:r>
-              <w:rPr>
-                <w:b w:val="0"/>
-                <w:sz w:val="15"/>
-              </w:rPr>
-              <w:t>PP + history + CBT/ACT</w:t>
-            </w:r>
-          </w:p>
-        </w:tc>
-        <w:tc>
-          <w:tcPr>
-            <w:tcW w:type="dxa" w:w="2037"/>
-          </w:tcPr>
-          <w:p>
-            <w:r/>
-            <w:r>
-              <w:rPr>
-                <w:b w:val="0"/>
-                <w:sz w:val="15"/>
-              </w:rPr>
-              <w:t>0.489</w:t>
-            </w:r>
-          </w:p>
-        </w:tc>
-        <w:tc>
-          <w:tcPr>
-            <w:tcW w:type="dxa" w:w="2037"/>
-          </w:tcPr>
-          <w:p>
-            <w:r/>
-            <w:r>
-              <w:rPr>
-                <w:b w:val="0"/>
-                <w:sz w:val="15"/>
-              </w:rPr>
-              <w:t>History + ratings only (+0.024 [-0.011, +0.059])</w:t>
-            </w:r>
-          </w:p>
-        </w:tc>
-        <w:tc>
-          <w:tcPr>
-            <w:tcW w:type="dxa" w:w="2037"/>
-          </w:tcPr>
-          <w:p>
-            <w:r/>
-            <w:r>
-              <w:rPr>
-                <w:b w:val="0"/>
-                <w:sz w:val="15"/>
-              </w:rPr>
-              <w:t>PP + history (no CBT/ACT) (+0.055 [+0.022, +0.090]); History text only (+0.496 [+0.416, +0.570])</w:t>
-            </w:r>
-          </w:p>
-        </w:tc>
-      </w:tr>
-      <w:tr>
-        <w:tc>
-          <w:tcPr>
-            <w:tcW w:type="dxa" w:w="2037"/>
-          </w:tcPr>
-          <w:p>
-            <w:r/>
-            <w:r>
-              <w:rPr>
-                <w:b w:val="0"/>
-                <w:sz w:val="15"/>
-              </w:rPr>
-              <w:t>QWK</w:t>
-            </w:r>
-          </w:p>
-        </w:tc>
-        <w:tc>
-          <w:tcPr>
-            <w:tcW w:type="dxa" w:w="2037"/>
-          </w:tcPr>
-          <w:p>
-            <w:r/>
-            <w:r>
-              <w:rPr>
-                <w:b w:val="0"/>
-                <w:sz w:val="15"/>
-              </w:rPr>
-              <w:t>Coping</w:t>
-            </w:r>
-          </w:p>
-        </w:tc>
-        <w:tc>
-          <w:tcPr>
-            <w:tcW w:type="dxa" w:w="2037"/>
-          </w:tcPr>
-          <w:p>
-            <w:r/>
-            <w:r>
-              <w:rPr>
-                <w:b w:val="0"/>
-                <w:sz w:val="15"/>
-              </w:rPr>
-              <w:t>DeepSeek-R1</w:t>
-            </w:r>
-          </w:p>
-        </w:tc>
-        <w:tc>
-          <w:tcPr>
-            <w:tcW w:type="dxa" w:w="2037"/>
-          </w:tcPr>
-          <w:p>
-            <w:r/>
-            <w:r>
-              <w:rPr>
-                <w:b w:val="0"/>
-                <w:sz w:val="15"/>
-              </w:rPr>
-              <w:t>PP + history + CBT/ACT</w:t>
-            </w:r>
-          </w:p>
-        </w:tc>
-        <w:tc>
-          <w:tcPr>
-            <w:tcW w:type="dxa" w:w="2037"/>
-          </w:tcPr>
-          <w:p>
-            <w:r/>
-            <w:r>
-              <w:rPr>
-                <w:b w:val="0"/>
-                <w:sz w:val="15"/>
-              </w:rPr>
-              <w:t>0.435</w:t>
-            </w:r>
-          </w:p>
-        </w:tc>
-        <w:tc>
-          <w:tcPr>
-            <w:tcW w:type="dxa" w:w="2037"/>
-          </w:tcPr>
-          <w:p>
-            <w:r/>
-            <w:r>
-              <w:rPr>
-                <w:b w:val="0"/>
-                <w:sz w:val="15"/>
-              </w:rPr>
-              <w:t>History + ratings only (+0.040 [-0.004, +0.090])</w:t>
-            </w:r>
-          </w:p>
-        </w:tc>
-        <w:tc>
-          <w:tcPr>
-            <w:tcW w:type="dxa" w:w="2037"/>
-          </w:tcPr>
-          <w:p>
-            <w:r/>
-            <w:r>
-              <w:rPr>
-                <w:b w:val="0"/>
-                <w:sz w:val="15"/>
-              </w:rPr>
-              <w:t>PP + history (no CBT/ACT) (+0.048 [+0.002, +0.098]); History text only (+0.420 [+0.329, +0.510])</w:t>
-            </w:r>
-          </w:p>
-        </w:tc>
-      </w:tr>
-      <w:tr>
-        <w:tc>
-          <w:tcPr>
-            <w:tcW w:type="dxa" w:w="2037"/>
-          </w:tcPr>
-          <w:p>
-            <w:r/>
-            <w:r>
-              <w:rPr>
-                <w:b w:val="0"/>
-                <w:sz w:val="15"/>
-              </w:rPr>
-              <w:t>QWK</w:t>
-            </w:r>
-          </w:p>
-        </w:tc>
-        <w:tc>
-          <w:tcPr>
-            <w:tcW w:type="dxa" w:w="2037"/>
-          </w:tcPr>
-          <w:p>
-            <w:r/>
-            <w:r>
-              <w:rPr>
-                <w:b w:val="0"/>
-                <w:sz w:val="15"/>
-              </w:rPr>
-              <w:t>Coping</w:t>
-            </w:r>
-          </w:p>
-        </w:tc>
-        <w:tc>
-          <w:tcPr>
-            <w:tcW w:type="dxa" w:w="2037"/>
-          </w:tcPr>
-          <w:p>
-            <w:r/>
-            <w:r>
-              <w:rPr>
-                <w:b w:val="0"/>
-                <w:sz w:val="15"/>
-              </w:rPr>
-              <w:t>Grok-4.3</w:t>
-            </w:r>
-          </w:p>
-        </w:tc>
-        <w:tc>
-          <w:tcPr>
-            <w:tcW w:type="dxa" w:w="2037"/>
-          </w:tcPr>
-          <w:p>
-            <w:r/>
-            <w:r>
-              <w:rPr>
-                <w:b w:val="0"/>
-                <w:sz w:val="15"/>
-              </w:rPr>
-              <w:t>PP + history + CBT/ACT</w:t>
-            </w:r>
-          </w:p>
-        </w:tc>
-        <w:tc>
-          <w:tcPr>
-            <w:tcW w:type="dxa" w:w="2037"/>
-          </w:tcPr>
-          <w:p>
-            <w:r/>
-            <w:r>
-              <w:rPr>
-                <w:b w:val="0"/>
-                <w:sz w:val="15"/>
-              </w:rPr>
-              <w:t>0.510</w:t>
-            </w:r>
-          </w:p>
-        </w:tc>
-        <w:tc>
-          <w:tcPr>
-            <w:tcW w:type="dxa" w:w="2037"/>
-          </w:tcPr>
-          <w:p>
-            <w:r/>
-            <w:r>
-              <w:rPr>
-                <w:b w:val="0"/>
-                <w:sz w:val="15"/>
-              </w:rPr>
-              <w:t>PP + history (no CBT/ACT) (+0.004 [-0.029, +0.039]); History + ratings only (+0.026 [-0.011, +0.062])</w:t>
-            </w:r>
-          </w:p>
-        </w:tc>
-        <w:tc>
-          <w:tcPr>
-            <w:tcW w:type="dxa" w:w="2037"/>
-          </w:tcPr>
-          <w:p>
-            <w:r/>
-            <w:r>
-              <w:rPr>
-                <w:b w:val="0"/>
-                <w:sz w:val="15"/>
-              </w:rPr>
-              <w:t>History text only (+0.526 [+0.438, +0.608])</w:t>
-            </w:r>
-          </w:p>
-        </w:tc>
-      </w:tr>
-      <w:tr>
-        <w:tc>
-          <w:tcPr>
-            <w:tcW w:type="dxa" w:w="2037"/>
-          </w:tcPr>
-          <w:p>
-            <w:r/>
-            <w:r>
-              <w:rPr>
-                <w:b w:val="0"/>
-                <w:sz w:val="15"/>
-              </w:rPr>
-              <w:t>QWK</w:t>
-            </w:r>
-          </w:p>
-        </w:tc>
-        <w:tc>
-          <w:tcPr>
-            <w:tcW w:type="dxa" w:w="2037"/>
-          </w:tcPr>
-          <w:p>
-            <w:r/>
-            <w:r>
-              <w:rPr>
-                <w:b w:val="0"/>
-                <w:sz w:val="15"/>
-              </w:rPr>
-              <w:t>Coping</w:t>
-            </w:r>
-          </w:p>
-        </w:tc>
-        <w:tc>
-          <w:tcPr>
-            <w:tcW w:type="dxa" w:w="2037"/>
-          </w:tcPr>
-          <w:p>
-            <w:r/>
-            <w:r>
-              <w:rPr>
-                <w:b w:val="0"/>
-                <w:sz w:val="15"/>
-              </w:rPr>
-              <w:t>Gemini-2.5-Pro</w:t>
-            </w:r>
-          </w:p>
-        </w:tc>
-        <w:tc>
-          <w:tcPr>
-            <w:tcW w:type="dxa" w:w="2037"/>
-          </w:tcPr>
-          <w:p>
-            <w:r/>
-            <w:r>
-              <w:rPr>
-                <w:b w:val="0"/>
-                <w:sz w:val="15"/>
-              </w:rPr>
-              <w:t>PP + history + CBT/ACT</w:t>
-            </w:r>
-          </w:p>
-        </w:tc>
-        <w:tc>
-          <w:tcPr>
-            <w:tcW w:type="dxa" w:w="2037"/>
-          </w:tcPr>
-          <w:p>
-            <w:r/>
-            <w:r>
-              <w:rPr>
-                <w:b w:val="0"/>
-                <w:sz w:val="15"/>
-              </w:rPr>
-              <w:t>0.429</w:t>
-            </w:r>
-          </w:p>
-        </w:tc>
-        <w:tc>
-          <w:tcPr>
-            <w:tcW w:type="dxa" w:w="2037"/>
-          </w:tcPr>
-          <w:p>
-            <w:r/>
-            <w:r>
-              <w:rPr>
-                <w:b w:val="0"/>
-                <w:sz w:val="15"/>
-              </w:rPr>
-              <w:t>PP + history (no CBT/ACT) (+0.008 [-0.033, +0.049]); History + ratings only (+0.020 [-0.031, +0.069])</w:t>
-            </w:r>
-          </w:p>
-        </w:tc>
-        <w:tc>
-          <w:tcPr>
-            <w:tcW w:type="dxa" w:w="2037"/>
-          </w:tcPr>
-          <w:p>
-            <w:r/>
-            <w:r>
-              <w:rPr>
-                <w:b w:val="0"/>
-                <w:sz w:val="15"/>
-              </w:rPr>
-              <w:t>History text only (+0.436 [+0.347, +0.521])</w:t>
-            </w:r>
-          </w:p>
-        </w:tc>
-      </w:tr>
-      <w:tr>
-        <w:tc>
-          <w:tcPr>
-            <w:tcW w:type="dxa" w:w="2037"/>
-          </w:tcPr>
-          <w:p>
-            <w:r/>
-            <w:r>
-              <w:rPr>
-                <w:b w:val="0"/>
-                <w:sz w:val="15"/>
-              </w:rPr>
-              <w:t>QWK</w:t>
-            </w:r>
-          </w:p>
-        </w:tc>
-        <w:tc>
-          <w:tcPr>
-            <w:tcW w:type="dxa" w:w="2037"/>
-          </w:tcPr>
-          <w:p>
-            <w:r/>
-            <w:r>
-              <w:rPr>
-                <w:b w:val="0"/>
-                <w:sz w:val="15"/>
-              </w:rPr>
-              <w:t>Quitting</w:t>
-            </w:r>
-          </w:p>
-        </w:tc>
-        <w:tc>
-          <w:tcPr>
-            <w:tcW w:type="dxa" w:w="2037"/>
-          </w:tcPr>
-          <w:p>
-            <w:r/>
-            <w:r>
-              <w:rPr>
-                <w:b w:val="0"/>
-                <w:sz w:val="15"/>
-              </w:rPr>
-              <w:t>GPT-4o-mini</w:t>
-            </w:r>
-          </w:p>
-        </w:tc>
-        <w:tc>
-          <w:tcPr>
-            <w:tcW w:type="dxa" w:w="2037"/>
-          </w:tcPr>
-          <w:p>
-            <w:r/>
-            <w:r>
-              <w:rPr>
-                <w:b w:val="0"/>
-                <w:sz w:val="15"/>
-              </w:rPr>
-              <w:t>PP + history + CBT/ACT</w:t>
-            </w:r>
-          </w:p>
-        </w:tc>
-        <w:tc>
-          <w:tcPr>
-            <w:tcW w:type="dxa" w:w="2037"/>
-          </w:tcPr>
-          <w:p>
-            <w:r/>
-            <w:r>
-              <w:rPr>
-                <w:b w:val="0"/>
-                <w:sz w:val="15"/>
-              </w:rPr>
-              <w:t>0.248</w:t>
-            </w:r>
-          </w:p>
-        </w:tc>
-        <w:tc>
-          <w:tcPr>
-            <w:tcW w:type="dxa" w:w="2037"/>
-          </w:tcPr>
-          <w:p>
-            <w:r/>
-            <w:r>
-              <w:rPr>
-                <w:b w:val="0"/>
-                <w:sz w:val="15"/>
-              </w:rPr>
-              <w:t>PP + history (no CBT/ACT) (+0.013 [-0.030, +0.055])</w:t>
-            </w:r>
-          </w:p>
-        </w:tc>
-        <w:tc>
-          <w:tcPr>
-            <w:tcW w:type="dxa" w:w="2037"/>
-          </w:tcPr>
-          <w:p>
-            <w:r/>
-            <w:r>
-              <w:rPr>
-                <w:b w:val="0"/>
-                <w:sz w:val="15"/>
-              </w:rPr>
-              <w:t>History + ratings only (+0.124 [+0.075, +0.176]); History text only (+0.198 [+0.130, +0.263])</w:t>
-            </w:r>
-          </w:p>
-        </w:tc>
-      </w:tr>
-      <w:tr>
-        <w:tc>
-          <w:tcPr>
-            <w:tcW w:type="dxa" w:w="2037"/>
-          </w:tcPr>
-          <w:p>
-            <w:r/>
-            <w:r>
-              <w:rPr>
-                <w:b w:val="0"/>
-                <w:sz w:val="15"/>
-              </w:rPr>
-              <w:t>QWK</w:t>
-            </w:r>
-          </w:p>
-        </w:tc>
-        <w:tc>
-          <w:tcPr>
-            <w:tcW w:type="dxa" w:w="2037"/>
-          </w:tcPr>
-          <w:p>
-            <w:r/>
-            <w:r>
-              <w:rPr>
-                <w:b w:val="0"/>
-                <w:sz w:val="15"/>
-              </w:rPr>
-              <w:t>Quitting</w:t>
-            </w:r>
-          </w:p>
-        </w:tc>
-        <w:tc>
-          <w:tcPr>
-            <w:tcW w:type="dxa" w:w="2037"/>
-          </w:tcPr>
-          <w:p>
-            <w:r/>
-            <w:r>
-              <w:rPr>
-                <w:b w:val="0"/>
-                <w:sz w:val="15"/>
-              </w:rPr>
-              <w:t>GPT-5</w:t>
-            </w:r>
-          </w:p>
-        </w:tc>
-        <w:tc>
-          <w:tcPr>
-            <w:tcW w:type="dxa" w:w="2037"/>
-          </w:tcPr>
-          <w:p>
-            <w:r/>
-            <w:r>
-              <w:rPr>
-                <w:b w:val="0"/>
-                <w:sz w:val="15"/>
-              </w:rPr>
-              <w:t>PP + history + CBT/ACT</w:t>
-            </w:r>
-          </w:p>
-        </w:tc>
-        <w:tc>
-          <w:tcPr>
-            <w:tcW w:type="dxa" w:w="2037"/>
-          </w:tcPr>
-          <w:p>
-            <w:r/>
-            <w:r>
-              <w:rPr>
-                <w:b w:val="0"/>
-                <w:sz w:val="15"/>
-              </w:rPr>
-              <w:t>0.534</w:t>
-            </w:r>
-          </w:p>
-        </w:tc>
-        <w:tc>
-          <w:tcPr>
-            <w:tcW w:type="dxa" w:w="2037"/>
-          </w:tcPr>
-          <w:p>
-            <w:r/>
-            <w:r>
-              <w:rPr>
-                <w:b w:val="0"/>
-                <w:sz w:val="15"/>
-              </w:rPr>
-              <w:t>none</w:t>
-            </w:r>
-          </w:p>
-        </w:tc>
-        <w:tc>
-          <w:tcPr>
-            <w:tcW w:type="dxa" w:w="2037"/>
-          </w:tcPr>
-          <w:p>
-            <w:r/>
-            <w:r>
-              <w:rPr>
-                <w:b w:val="0"/>
-                <w:sz w:val="15"/>
-              </w:rPr>
-              <w:t>PP + history (no CBT/ACT) (+0.044 [+0.009, +0.077]); History + ratings only (+0.051 [+0.019, +0.082]); History text only (+0.525 [+0.451, +0.593])</w:t>
-            </w:r>
-          </w:p>
-        </w:tc>
-      </w:tr>
-      <w:tr>
-        <w:tc>
-          <w:tcPr>
-            <w:tcW w:type="dxa" w:w="2037"/>
-          </w:tcPr>
-          <w:p>
-            <w:r/>
-            <w:r>
-              <w:rPr>
-                <w:b w:val="0"/>
-                <w:sz w:val="15"/>
-              </w:rPr>
-              <w:t>QWK</w:t>
-            </w:r>
-          </w:p>
-        </w:tc>
-        <w:tc>
-          <w:tcPr>
-            <w:tcW w:type="dxa" w:w="2037"/>
-          </w:tcPr>
-          <w:p>
-            <w:r/>
-            <w:r>
-              <w:rPr>
-                <w:b w:val="0"/>
-                <w:sz w:val="15"/>
-              </w:rPr>
-              <w:t>Quitting</w:t>
-            </w:r>
-          </w:p>
-        </w:tc>
-        <w:tc>
-          <w:tcPr>
-            <w:tcW w:type="dxa" w:w="2037"/>
-          </w:tcPr>
-          <w:p>
-            <w:r/>
-            <w:r>
-              <w:rPr>
-                <w:b w:val="0"/>
-                <w:sz w:val="15"/>
-              </w:rPr>
-              <w:t>DeepSeek-R1</w:t>
-            </w:r>
-          </w:p>
-        </w:tc>
-        <w:tc>
-          <w:tcPr>
-            <w:tcW w:type="dxa" w:w="2037"/>
-          </w:tcPr>
-          <w:p>
-            <w:r/>
-            <w:r>
-              <w:rPr>
-                <w:b w:val="0"/>
-                <w:sz w:val="15"/>
-              </w:rPr>
-              <w:t>PP + history + CBT/ACT</w:t>
-            </w:r>
-          </w:p>
-        </w:tc>
-        <w:tc>
-          <w:tcPr>
-            <w:tcW w:type="dxa" w:w="2037"/>
-          </w:tcPr>
-          <w:p>
-            <w:r/>
-            <w:r>
-              <w:rPr>
-                <w:b w:val="0"/>
-                <w:sz w:val="15"/>
-              </w:rPr>
-              <w:t>0.513</w:t>
-            </w:r>
-          </w:p>
-        </w:tc>
-        <w:tc>
-          <w:tcPr>
-            <w:tcW w:type="dxa" w:w="2037"/>
-          </w:tcPr>
-          <w:p>
-            <w:r/>
-            <w:r>
-              <w:rPr>
-                <w:b w:val="0"/>
-                <w:sz w:val="15"/>
-              </w:rPr>
-              <w:t>none</w:t>
-            </w:r>
-          </w:p>
-        </w:tc>
-        <w:tc>
-          <w:tcPr>
-            <w:tcW w:type="dxa" w:w="2037"/>
-          </w:tcPr>
-          <w:p>
-            <w:r/>
-            <w:r>
-              <w:rPr>
-                <w:b w:val="0"/>
-                <w:sz w:val="15"/>
-              </w:rPr>
-              <w:t>PP + history (no CBT/ACT) (+0.068 [+0.023, +0.116]); History + ratings only (+0.046 [+0.007, +0.091]); History text only (+0.500 [+0.418, +0.579])</w:t>
-            </w:r>
-          </w:p>
-        </w:tc>
-      </w:tr>
-      <w:tr>
-        <w:tc>
-          <w:tcPr>
-            <w:tcW w:type="dxa" w:w="2037"/>
-          </w:tcPr>
-          <w:p>
-            <w:r/>
-            <w:r>
-              <w:rPr>
-                <w:b w:val="0"/>
-                <w:sz w:val="15"/>
-              </w:rPr>
-              <w:t>QWK</w:t>
-            </w:r>
-          </w:p>
-        </w:tc>
-        <w:tc>
-          <w:tcPr>
-            <w:tcW w:type="dxa" w:w="2037"/>
-          </w:tcPr>
-          <w:p>
-            <w:r/>
-            <w:r>
-              <w:rPr>
-                <w:b w:val="0"/>
-                <w:sz w:val="15"/>
-              </w:rPr>
-              <w:t>Quitting</w:t>
-            </w:r>
-          </w:p>
-        </w:tc>
-        <w:tc>
-          <w:tcPr>
-            <w:tcW w:type="dxa" w:w="2037"/>
-          </w:tcPr>
-          <w:p>
-            <w:r/>
-            <w:r>
-              <w:rPr>
-                <w:b w:val="0"/>
-                <w:sz w:val="15"/>
-              </w:rPr>
-              <w:t>Grok-4.3</w:t>
-            </w:r>
-          </w:p>
-        </w:tc>
-        <w:tc>
-          <w:tcPr>
-            <w:tcW w:type="dxa" w:w="2037"/>
-          </w:tcPr>
-          <w:p>
-            <w:r/>
-            <w:r>
-              <w:rPr>
-                <w:b w:val="0"/>
-                <w:sz w:val="15"/>
-              </w:rPr>
-              <w:t>PP + history + CBT/ACT</w:t>
-            </w:r>
-          </w:p>
-        </w:tc>
-        <w:tc>
-          <w:tcPr>
-            <w:tcW w:type="dxa" w:w="2037"/>
-          </w:tcPr>
-          <w:p>
-            <w:r/>
-            <w:r>
-              <w:rPr>
-                <w:b w:val="0"/>
-                <w:sz w:val="15"/>
-              </w:rPr>
-              <w:t>0.548</w:t>
-            </w:r>
-          </w:p>
-        </w:tc>
-        <w:tc>
-          <w:tcPr>
-            <w:tcW w:type="dxa" w:w="2037"/>
-          </w:tcPr>
-          <w:p>
-            <w:r/>
-            <w:r>
-              <w:rPr>
-                <w:b w:val="0"/>
-                <w:sz w:val="15"/>
-              </w:rPr>
-              <w:t>PP + history (no CBT/ACT) (+0.010 [-0.025, +0.045]); History + ratings only (+0.016 [-0.017, +0.048])</w:t>
-            </w:r>
-          </w:p>
-        </w:tc>
-        <w:tc>
-          <w:tcPr>
-            <w:tcW w:type="dxa" w:w="2037"/>
-          </w:tcPr>
-          <w:p>
-            <w:r/>
-            <w:r>
-              <w:rPr>
-                <w:b w:val="0"/>
-                <w:sz w:val="15"/>
-              </w:rPr>
-              <w:t>History text only (+0.531 [+0.451, +0.609])</w:t>
-            </w:r>
-          </w:p>
-        </w:tc>
-      </w:tr>
-      <w:tr>
-        <w:tc>
-          <w:tcPr>
-            <w:tcW w:type="dxa" w:w="2037"/>
-          </w:tcPr>
-          <w:p>
-            <w:r/>
-            <w:r>
-              <w:rPr>
-                <w:b w:val="0"/>
-                <w:sz w:val="15"/>
-              </w:rPr>
-              <w:t>QWK</w:t>
-            </w:r>
-          </w:p>
-        </w:tc>
-        <w:tc>
-          <w:tcPr>
-            <w:tcW w:type="dxa" w:w="2037"/>
-          </w:tcPr>
-          <w:p>
-            <w:r/>
-            <w:r>
-              <w:rPr>
-                <w:b w:val="0"/>
-                <w:sz w:val="15"/>
-              </w:rPr>
-              <w:t>Quitting</w:t>
-            </w:r>
-          </w:p>
-        </w:tc>
-        <w:tc>
-          <w:tcPr>
-            <w:tcW w:type="dxa" w:w="2037"/>
-          </w:tcPr>
-          <w:p>
-            <w:r/>
-            <w:r>
-              <w:rPr>
-                <w:b w:val="0"/>
-                <w:sz w:val="15"/>
-              </w:rPr>
-              <w:t>Gemini-2.5-Pro</w:t>
-            </w:r>
-          </w:p>
-        </w:tc>
-        <w:tc>
-          <w:tcPr>
-            <w:tcW w:type="dxa" w:w="2037"/>
-          </w:tcPr>
-          <w:p>
-            <w:r/>
-            <w:r>
-              <w:rPr>
-                <w:b w:val="0"/>
-                <w:sz w:val="15"/>
-              </w:rPr>
-              <w:t>PP + history + CBT/ACT</w:t>
-            </w:r>
-          </w:p>
-        </w:tc>
-        <w:tc>
-          <w:tcPr>
-            <w:tcW w:type="dxa" w:w="2037"/>
-          </w:tcPr>
-          <w:p>
-            <w:r/>
-            <w:r>
-              <w:rPr>
-                <w:b w:val="0"/>
-                <w:sz w:val="15"/>
-              </w:rPr>
-              <w:t>0.479</w:t>
-            </w:r>
-          </w:p>
-        </w:tc>
-        <w:tc>
-          <w:tcPr>
-            <w:tcW w:type="dxa" w:w="2037"/>
-          </w:tcPr>
-          <w:p>
-            <w:r/>
-            <w:r>
-              <w:rPr>
-                <w:b w:val="0"/>
-                <w:sz w:val="15"/>
-              </w:rPr>
-              <w:t>PP + history (no CBT/ACT) (+0.023 [-0.018, +0.066]); History + ratings only (+0.000 [-0.046, +0.047])</w:t>
-            </w:r>
-          </w:p>
-        </w:tc>
-        <w:tc>
-          <w:tcPr>
-            <w:tcW w:type="dxa" w:w="2037"/>
-          </w:tcPr>
-          <w:p>
-            <w:r/>
-            <w:r>
-              <w:rPr>
-                <w:b w:val="0"/>
-                <w:sz w:val="15"/>
-              </w:rPr>
-              <w:t>History text only (+0.458 [+0.371, +0.543])</w:t>
-            </w:r>
-          </w:p>
-        </w:tc>
-      </w:tr>
-    </w:tbl>
-    <w:p/>
-    <w:p>
-      <w:pPr>
-        <w:pStyle w:val="Heading1"/>
-      </w:pPr>
-      <w:r>
-        <w:t>Table 6. All pairwise configuration differences: Exact accuracy</w:t>
+        <w:t>Table 5. All pairwise configuration differences: Exact accuracy</w:t>
       </w:r>
     </w:p>
     <w:tbl>
@@ -28523,7 +20347,7 @@
         <w:pStyle w:val="Heading1"/>
       </w:pPr>
       <w:r>
-        <w:t>Table 7. All pairwise configuration differences: Macro-F1</w:t>
+        <w:t>Table 6. All pairwise configuration differences: Macro-F1</w:t>
       </w:r>
     </w:p>
     <w:tbl>
@@ -30517,7 +22341,7 @@
         <w:pStyle w:val="Heading1"/>
       </w:pPr>
       <w:r>
-        <w:t>Table 8. All pairwise configuration differences: QWK</w:t>
+        <w:t>Table 7. All pairwise configuration differences: QWK</w:t>
       </w:r>
     </w:p>
     <w:tbl>
@@ -32511,7 +24335,7 @@
         <w:pStyle w:val="Heading1"/>
       </w:pPr>
       <w:r>
-        <w:t>Table 9. All pairwise configuration differences: Directional accuracy</w:t>
+        <w:t>Table 8. All pairwise configuration differences: Directional accuracy</w:t>
       </w:r>
     </w:p>
     <w:tbl>
@@ -34505,7 +26329,7 @@
         <w:pStyle w:val="Heading1"/>
       </w:pPr>
       <w:r>
-        <w:t>Table 10. All pairwise configuration differences: Directional macro-F1</w:t>
+        <w:t>Table 9. All pairwise configuration differences: Directional macro-F1</w:t>
       </w:r>
     </w:p>
     <w:tbl>
@@ -36552,7 +28376,7 @@
         <w:pStyle w:val="Heading1"/>
       </w:pPr>
       <w:r>
-        <w:t>Table 11. Distribution of predicted ratings</w:t>
+        <w:t>Table 10. Distribution of predicted ratings</w:t>
       </w:r>
     </w:p>
     <w:p>
@@ -45007,7 +36831,7 @@
         <w:pStyle w:val="Heading1"/>
       </w:pPr>
       <w:r>
-        <w:t>Table 12. Result-file integrity audit</w:t>
+        <w:t>Table 11. Result-file integrity audit</w:t>
       </w:r>
     </w:p>
     <w:p>
